--- a/Lesson_03_Narrative_Past.docx
+++ b/Lesson_03_Narrative_Past.docx
@@ -2,24 +2,7 @@
 <file path=word/document.xml><?xml version="1.0" encoding="utf-8"?>
 <w:document xmlns:w="http://schemas.openxmlformats.org/wordprocessingml/2006/main" xmlns:m="http://schemas.openxmlformats.org/officeDocument/2006/math" xmlns:r="http://schemas.openxmlformats.org/officeDocument/2006/relationships" xmlns:o="urn:schemas-microsoft-com:office:office" xmlns:v="urn:schemas-microsoft-com:vml" xmlns:w10="urn:schemas-microsoft-com:office:word" xmlns:a="http://schemas.openxmlformats.org/drawingml/2006/main" xmlns:pic="http://schemas.openxmlformats.org/drawingml/2006/picture" xmlns:wp="http://schemas.openxmlformats.org/drawingml/2006/wordprocessingDrawing">
   <w:body>
-    <w:bookmarkStart w:id="23" w:name="the-acts-of-mar-yukhannan"/>
-    <w:p>
-      <w:pPr>
-        <w:pStyle w:val="Heading1"/>
-      </w:pPr>
-      <w:r>
-        <w:t xml:space="preserve">The Acts of Mar Yukhannan</w:t>
-      </w:r>
-    </w:p>
-    <w:p>
-      <w:pPr>
-        <w:pStyle w:val="FirstParagraph"/>
-      </w:pPr>
-      <w:r>
-        <w:t xml:space="preserve">An Immersive Syriac Language Course</w:t>
-      </w:r>
-    </w:p>
-    <w:bookmarkStart w:id="22" w:name="lesson-3"/>
+    <w:bookmarkStart w:id="32" w:name="lesson-3"/>
     <w:p>
       <w:pPr>
         <w:pStyle w:val="Heading2"/>
@@ -28,35 +11,13 @@
         <w:t xml:space="preserve">LESSON 3</w:t>
       </w:r>
     </w:p>
-    <w:bookmarkStart w:id="21" w:name="Xc0027982b4a7391afb6222fa09970d71a3708eb"/>
+    <w:bookmarkStart w:id="31" w:name="Xc0027982b4a7391afb6222fa09970d71a3708eb"/>
     <w:p>
       <w:pPr>
         <w:pStyle w:val="Heading3"/>
       </w:pPr>
       <w:r>
         <w:t xml:space="preserve">The Narrative Past: The Peal Perfect and Verb Syntax</w:t>
-      </w:r>
-    </w:p>
-    <w:p>
-      <w:pPr>
-        <w:pStyle w:val="FirstParagraph"/>
-      </w:pPr>
-      <w:r>
-        <w:rPr>
-          <w:i/>
-          <w:iCs/>
-        </w:rPr>
-        <w:t xml:space="preserve">Estrangela script · Transliteration · English translation</w:t>
-      </w:r>
-      <w:r>
-        <w:t xml:space="preserve"> </w:t>
-      </w:r>
-      <w:r>
-        <w:rPr>
-          <w:i/>
-          <w:iCs/>
-        </w:rPr>
-        <w:t xml:space="preserve">Greek · Latin · Arabic · Hebrew cross-references throughout</w:t>
       </w:r>
     </w:p>
     <w:p>
@@ -66,7 +27,7 @@
         </w:pict>
       </w:r>
     </w:p>
-    <w:bookmarkStart w:id="9" w:name="section-1-review-of-lesson-2"/>
+    <w:bookmarkStart w:id="20" w:name="section-1-review-of-lesson-2"/>
     <w:p>
       <w:pPr>
         <w:pStyle w:val="Heading4"/>
@@ -86,9 +47,11 @@
         </w:rPr>
         <w:t xml:space="preserve">Quick Summary</w:t>
       </w:r>
-      <w:r>
-        <w:t xml:space="preserve"> </w:t>
-      </w:r>
+    </w:p>
+    <w:p>
+      <w:pPr>
+        <w:pStyle w:val="BodyText"/>
+      </w:pPr>
       <w:r>
         <w:t xml:space="preserve">In Lesson 2, we moved our verbless clauses into the active present tense using the</w:t>
       </w:r>
@@ -125,7 +88,13 @@
         <w:t xml:space="preserve"> </w:t>
       </w:r>
       <w:r>
-        <w:t xml:space="preserve">“writing”</w:t>
+        <w:t xml:space="preserve">“</w:t>
+      </w:r>
+      <w:r>
+        <w:t xml:space="preserve">writing</w:t>
+      </w:r>
+      <w:r>
+        <w:t xml:space="preserve">”</w:t>
       </w:r>
       <w:r>
         <w:t xml:space="preserve">). We learned that by attaching shortened enclitic pronouns to the participle (</w:t>
@@ -180,7 +149,13 @@
         <w:t xml:space="preserve"> </w:t>
       </w:r>
       <w:r>
-        <w:t xml:space="preserve">“I am writing”</w:t>
+        <w:t xml:space="preserve">“</w:t>
+      </w:r>
+      <w:r>
+        <w:t xml:space="preserve">I am writing</w:t>
+      </w:r>
+      <w:r>
+        <w:t xml:space="preserve">”</w:t>
       </w:r>
       <w:r>
         <w:t xml:space="preserve">).</w:t>
@@ -197,9 +172,11 @@
         </w:rPr>
         <w:t xml:space="preserve">5-Question Warm-Up Drill</w:t>
       </w:r>
-      <w:r>
-        <w:t xml:space="preserve"> </w:t>
-      </w:r>
+    </w:p>
+    <w:p>
+      <w:pPr>
+        <w:pStyle w:val="BodyText"/>
+      </w:pPr>
       <w:r>
         <w:rPr>
           <w:i/>
@@ -207,11 +184,17 @@
         </w:rPr>
         <w:t xml:space="preserve">(Answers in Section 9)</w:t>
       </w:r>
-      <w:r>
-        <w:t xml:space="preserve"> </w:t>
-      </w:r>
-      <w:r>
-        <w:t xml:space="preserve">1. What is the m.sg. active participle of the root</w:t>
+    </w:p>
+    <w:p>
+      <w:pPr>
+        <w:pStyle w:val="Compact"/>
+        <w:numPr>
+          <w:ilvl w:val="0"/>
+          <w:numId w:val="1001"/>
+        </w:numPr>
+      </w:pPr>
+      <w:r>
+        <w:t xml:space="preserve">What is the m.sg. active participle of the root</w:t>
       </w:r>
       <w:r>
         <w:t xml:space="preserve"> </w:t>
@@ -229,17 +212,29 @@
       <w:r>
         <w:t xml:space="preserve">(to do/make)?</w:t>
       </w:r>
-      <w:r>
-        <w:t xml:space="preserve"> </w:t>
-      </w:r>
-      <w:r>
-        <w:t xml:space="preserve">2. How would you say</w:t>
-      </w:r>
-      <w:r>
-        <w:t xml:space="preserve"> </w:t>
-      </w:r>
-      <w:r>
-        <w:t xml:space="preserve">“We are going”</w:t>
+    </w:p>
+    <w:p>
+      <w:pPr>
+        <w:pStyle w:val="Compact"/>
+        <w:numPr>
+          <w:ilvl w:val="0"/>
+          <w:numId w:val="1001"/>
+        </w:numPr>
+      </w:pPr>
+      <w:r>
+        <w:t xml:space="preserve">How would you say</w:t>
+      </w:r>
+      <w:r>
+        <w:t xml:space="preserve"> </w:t>
+      </w:r>
+      <w:r>
+        <w:t xml:space="preserve">“</w:t>
+      </w:r>
+      <w:r>
+        <w:t xml:space="preserve">We are going</w:t>
+      </w:r>
+      <w:r>
+        <w:t xml:space="preserve">”</w:t>
       </w:r>
       <w:r>
         <w:t xml:space="preserve"> </w:t>
@@ -273,11 +268,17 @@
       <w:r>
         <w:t xml:space="preserve">)?</w:t>
       </w:r>
-      <w:r>
-        <w:t xml:space="preserve"> </w:t>
-      </w:r>
-      <w:r>
-        <w:t xml:space="preserve">3. Translate:</w:t>
+    </w:p>
+    <w:p>
+      <w:pPr>
+        <w:pStyle w:val="Compact"/>
+        <w:numPr>
+          <w:ilvl w:val="0"/>
+          <w:numId w:val="1001"/>
+        </w:numPr>
+      </w:pPr>
+      <w:r>
+        <w:t xml:space="preserve">Translate:</w:t>
       </w:r>
       <w:r>
         <w:t xml:space="preserve"> </w:t>
@@ -292,11 +293,17 @@
       <w:r>
         <w:t xml:space="preserve">.</w:t>
       </w:r>
-      <w:r>
-        <w:t xml:space="preserve"> </w:t>
-      </w:r>
-      <w:r>
-        <w:t xml:space="preserve">4. What happens to the enclitic pronoun in the 3rd person plural (</w:t>
+    </w:p>
+    <w:p>
+      <w:pPr>
+        <w:pStyle w:val="Compact"/>
+        <w:numPr>
+          <w:ilvl w:val="0"/>
+          <w:numId w:val="1001"/>
+        </w:numPr>
+      </w:pPr>
+      <w:r>
+        <w:t xml:space="preserve">What happens to the enclitic pronoun in the 3rd person plural (</w:t>
       </w:r>
       <w:r>
         <w:rPr>
@@ -308,17 +315,29 @@
       <w:r>
         <w:t xml:space="preserve">) present tense?</w:t>
       </w:r>
-      <w:r>
-        <w:t xml:space="preserve"> </w:t>
-      </w:r>
-      <w:r>
-        <w:t xml:space="preserve">5. Write</w:t>
-      </w:r>
-      <w:r>
-        <w:t xml:space="preserve"> </w:t>
-      </w:r>
-      <w:r>
-        <w:t xml:space="preserve">“She is writing”</w:t>
+    </w:p>
+    <w:p>
+      <w:pPr>
+        <w:pStyle w:val="Compact"/>
+        <w:numPr>
+          <w:ilvl w:val="0"/>
+          <w:numId w:val="1001"/>
+        </w:numPr>
+      </w:pPr>
+      <w:r>
+        <w:t xml:space="preserve">Write</w:t>
+      </w:r>
+      <w:r>
+        <w:t xml:space="preserve"> </w:t>
+      </w:r>
+      <w:r>
+        <w:t xml:space="preserve">“</w:t>
+      </w:r>
+      <w:r>
+        <w:t xml:space="preserve">She is writing</w:t>
+      </w:r>
+      <w:r>
+        <w:t xml:space="preserve">”</w:t>
       </w:r>
       <w:r>
         <w:t xml:space="preserve"> </w:t>
@@ -350,8 +369,8 @@
         </w:pict>
       </w:r>
     </w:p>
-    <w:bookmarkEnd w:id="9"/>
-    <w:bookmarkStart w:id="10" w:name="X1f80c2dabc8f670938d06abec666425ca935c27"/>
+    <w:bookmarkEnd w:id="20"/>
+    <w:bookmarkStart w:id="21" w:name="X1f80c2dabc8f670938d06abec666425ca935c27"/>
     <w:p>
       <w:pPr>
         <w:pStyle w:val="Heading4"/>
@@ -403,7 +422,13 @@
         <w:t xml:space="preserve"> </w:t>
       </w:r>
       <w:r>
-        <w:t xml:space="preserve">“Suffix Conjugation.”</w:t>
+        <w:t xml:space="preserve">“</w:t>
+      </w:r>
+      <w:r>
+        <w:t xml:space="preserve">Suffix Conjugation.</w:t>
+      </w:r>
+      <w:r>
+        <w:t xml:space="preserve">”</w:t>
       </w:r>
     </w:p>
     <w:p>
@@ -417,9 +442,11 @@
         </w:rPr>
         <w:t xml:space="preserve">Cross-Linguistic Comparison: The Suffix Conjugation</w:t>
       </w:r>
-      <w:r>
-        <w:t xml:space="preserve"> </w:t>
-      </w:r>
+    </w:p>
+    <w:p>
+      <w:pPr>
+        <w:pStyle w:val="BodyText"/>
+      </w:pPr>
       <w:r>
         <w:t xml:space="preserve">The Perfect tense behaves almost identically across the major Semitic languages. The core pattern is a C-a-C-a-C vocalization in the 3rd m.sg (or similar variant) followed by distinct suffixes for</w:t>
       </w:r>
@@ -427,7 +454,13 @@
         <w:t xml:space="preserve"> </w:t>
       </w:r>
       <w:r>
-        <w:t xml:space="preserve">“I”</w:t>
+        <w:t xml:space="preserve">“</w:t>
+      </w:r>
+      <w:r>
+        <w:t xml:space="preserve">I</w:t>
+      </w:r>
+      <w:r>
+        <w:t xml:space="preserve">”</w:t>
       </w:r>
       <w:r>
         <w:t xml:space="preserve">,</w:t>
@@ -436,7 +469,13 @@
         <w:t xml:space="preserve"> </w:t>
       </w:r>
       <w:r>
-        <w:t xml:space="preserve">“you”</w:t>
+        <w:t xml:space="preserve">“</w:t>
+      </w:r>
+      <w:r>
+        <w:t xml:space="preserve">you</w:t>
+      </w:r>
+      <w:r>
+        <w:t xml:space="preserve">”</w:t>
       </w:r>
       <w:r>
         <w:t xml:space="preserve">,</w:t>
@@ -445,7 +484,13 @@
         <w:t xml:space="preserve"> </w:t>
       </w:r>
       <w:r>
-        <w:t xml:space="preserve">“we”</w:t>
+        <w:t xml:space="preserve">“</w:t>
+      </w:r>
+      <w:r>
+        <w:t xml:space="preserve">we</w:t>
+      </w:r>
+      <w:r>
+        <w:t xml:space="preserve">”</w:t>
       </w:r>
       <w:r>
         <w:t xml:space="preserve">,</w:t>
@@ -454,20 +499,26 @@
         <w:t xml:space="preserve"> </w:t>
       </w:r>
       <w:r>
-        <w:t xml:space="preserve">“they”</w:t>
+        <w:t xml:space="preserve">“</w:t>
+      </w:r>
+      <w:r>
+        <w:t xml:space="preserve">they</w:t>
+      </w:r>
+      <w:r>
+        <w:t xml:space="preserve">”</w:t>
       </w:r>
       <w:r>
         <w:t xml:space="preserve">.</w:t>
       </w:r>
-      <w:r>
-        <w:t xml:space="preserve"> </w:t>
-      </w:r>
-      <w:r>
-        <w:t xml:space="preserve">*</w:t>
-      </w:r>
-      <w:r>
-        <w:t xml:space="preserve"> </w:t>
-      </w:r>
+    </w:p>
+    <w:p>
+      <w:pPr>
+        <w:pStyle w:val="Compact"/>
+        <w:numPr>
+          <w:ilvl w:val="0"/>
+          <w:numId w:val="1002"/>
+        </w:numPr>
+      </w:pPr>
       <w:r>
         <w:rPr>
           <w:b/>
@@ -504,15 +555,15 @@
       <w:r>
         <w:t xml:space="preserve">— I wrote).</w:t>
       </w:r>
-      <w:r>
-        <w:t xml:space="preserve"> </w:t>
-      </w:r>
-      <w:r>
-        <w:t xml:space="preserve">*</w:t>
-      </w:r>
-      <w:r>
-        <w:t xml:space="preserve"> </w:t>
-      </w:r>
+    </w:p>
+    <w:p>
+      <w:pPr>
+        <w:pStyle w:val="Compact"/>
+        <w:numPr>
+          <w:ilvl w:val="0"/>
+          <w:numId w:val="1002"/>
+        </w:numPr>
+      </w:pPr>
       <w:r>
         <w:rPr>
           <w:b/>
@@ -549,15 +600,15 @@
       <w:r>
         <w:t xml:space="preserve">— I wrote).</w:t>
       </w:r>
-      <w:r>
-        <w:t xml:space="preserve"> </w:t>
-      </w:r>
-      <w:r>
-        <w:t xml:space="preserve">*</w:t>
-      </w:r>
-      <w:r>
-        <w:t xml:space="preserve"> </w:t>
-      </w:r>
+    </w:p>
+    <w:p>
+      <w:pPr>
+        <w:pStyle w:val="Compact"/>
+        <w:numPr>
+          <w:ilvl w:val="0"/>
+          <w:numId w:val="1002"/>
+        </w:numPr>
+      </w:pPr>
       <w:r>
         <w:rPr>
           <w:b/>
@@ -594,15 +645,15 @@
       <w:r>
         <w:t xml:space="preserve">— I wrote).</w:t>
       </w:r>
-      <w:r>
-        <w:t xml:space="preserve"> </w:t>
-      </w:r>
-      <w:r>
-        <w:t xml:space="preserve">*</w:t>
-      </w:r>
-      <w:r>
-        <w:t xml:space="preserve"> </w:t>
-      </w:r>
+    </w:p>
+    <w:p>
+      <w:pPr>
+        <w:pStyle w:val="Compact"/>
+        <w:numPr>
+          <w:ilvl w:val="0"/>
+          <w:numId w:val="1002"/>
+        </w:numPr>
+      </w:pPr>
       <w:r>
         <w:rPr>
           <w:b/>
@@ -621,8 +672,8 @@
         </w:pict>
       </w:r>
     </w:p>
-    <w:bookmarkEnd w:id="10"/>
-    <w:bookmarkStart w:id="11" w:name="X4689ac07f70ce6f7b2a68f0e103a943531af4fe"/>
+    <w:bookmarkEnd w:id="21"/>
+    <w:bookmarkStart w:id="22" w:name="X4689ac07f70ce6f7b2a68f0e103a943531af4fe"/>
     <w:p>
       <w:pPr>
         <w:pStyle w:val="Heading4"/>
@@ -642,9 +693,11 @@
         </w:rPr>
         <w:t xml:space="preserve">Forming the Peal Perfect</w:t>
       </w:r>
-      <w:r>
-        <w:t xml:space="preserve"> </w:t>
-      </w:r>
+    </w:p>
+    <w:p>
+      <w:pPr>
+        <w:pStyle w:val="BodyText"/>
+      </w:pPr>
       <w:r>
         <w:t xml:space="preserve">For a strong root like</w:t>
       </w:r>
@@ -718,11 +771,17 @@
       <w:r>
         <w:t xml:space="preserve">The suffixes are added directly to the root:</w:t>
       </w:r>
-      <w:r>
-        <w:t xml:space="preserve"> </w:t>
-      </w:r>
-      <w:r>
-        <w:t xml:space="preserve">* Root +</w:t>
+    </w:p>
+    <w:p>
+      <w:pPr>
+        <w:pStyle w:val="Compact"/>
+        <w:numPr>
+          <w:ilvl w:val="0"/>
+          <w:numId w:val="1003"/>
+        </w:numPr>
+      </w:pPr>
+      <w:r>
+        <w:t xml:space="preserve">Root +</w:t>
       </w:r>
       <w:r>
         <w:t xml:space="preserve"> </w:t>
@@ -767,11 +826,17 @@
       <w:r>
         <w:t xml:space="preserve">(I wrote).</w:t>
       </w:r>
-      <w:r>
-        <w:t xml:space="preserve"> </w:t>
-      </w:r>
-      <w:r>
-        <w:t xml:space="preserve">* Root +</w:t>
+    </w:p>
+    <w:p>
+      <w:pPr>
+        <w:pStyle w:val="Compact"/>
+        <w:numPr>
+          <w:ilvl w:val="0"/>
+          <w:numId w:val="1003"/>
+        </w:numPr>
+      </w:pPr>
+      <w:r>
+        <w:t xml:space="preserve">Root +</w:t>
       </w:r>
       <w:r>
         <w:t xml:space="preserve"> </w:t>
@@ -819,7 +884,7 @@
     </w:p>
     <w:p>
       <w:pPr>
-        <w:pStyle w:val="BodyText"/>
+        <w:pStyle w:val="FirstParagraph"/>
       </w:pPr>
       <w:r>
         <w:rPr>
@@ -828,21 +893,23 @@
         </w:rPr>
         <w:t xml:space="preserve">Narrative Syntax: V-S-O Word Order</w:t>
       </w:r>
-      <w:r>
-        <w:t xml:space="preserve"> </w:t>
-      </w:r>
+    </w:p>
+    <w:p>
+      <w:pPr>
+        <w:pStyle w:val="BodyText"/>
+      </w:pPr>
       <w:r>
         <w:t xml:space="preserve">Syriac is a heavily VSO (Verb-Subject-Object) language in past narrative. When reading historical or biblical texts, the verb will almost always come first.</w:t>
       </w:r>
-      <w:r>
-        <w:t xml:space="preserve"> </w:t>
-      </w:r>
-      <w:r>
-        <w:t xml:space="preserve">*</w:t>
-      </w:r>
-      <w:r>
-        <w:t xml:space="preserve"> </w:t>
-      </w:r>
+    </w:p>
+    <w:p>
+      <w:pPr>
+        <w:pStyle w:val="Compact"/>
+        <w:numPr>
+          <w:ilvl w:val="0"/>
+          <w:numId w:val="1004"/>
+        </w:numPr>
+      </w:pPr>
       <w:r>
         <w:rPr>
           <w:i/>
@@ -876,7 +943,7 @@
     </w:p>
     <w:p>
       <w:pPr>
-        <w:pStyle w:val="BodyText"/>
+        <w:pStyle w:val="FirstParagraph"/>
       </w:pPr>
       <w:r>
         <w:rPr>
@@ -914,9 +981,11 @@
         </w:rPr>
         <w:t xml:space="preserve">(And)</w:t>
       </w:r>
-      <w:r>
-        <w:t xml:space="preserve"> </w:t>
-      </w:r>
+    </w:p>
+    <w:p>
+      <w:pPr>
+        <w:pStyle w:val="BodyText"/>
+      </w:pPr>
       <w:r>
         <w:t xml:space="preserve">Syriac narratives chain countless actions together using the attached conjunction</w:t>
       </w:r>
@@ -939,23 +1008,29 @@
         <w:t xml:space="preserve"> </w:t>
       </w:r>
       <w:r>
-        <w:t xml:space="preserve">“And he went… and he saw… and he wrote.”</w:t>
-      </w:r>
-      <w:r>
-        <w:t xml:space="preserve"> </w:t>
-      </w:r>
-      <w:r>
-        <w:t xml:space="preserve">*</w:t>
-      </w:r>
-      <w:r>
-        <w:t xml:space="preserve"> </w:t>
-      </w:r>
+        <w:t xml:space="preserve">“</w:t>
+      </w:r>
+      <w:r>
+        <w:t xml:space="preserve">And he went… and he saw… and he wrote.</w:t>
+      </w:r>
+      <w:r>
+        <w:t xml:space="preserve">”</w:t>
+      </w:r>
+    </w:p>
+    <w:p>
+      <w:pPr>
+        <w:pStyle w:val="Compact"/>
+        <w:numPr>
+          <w:ilvl w:val="0"/>
+          <w:numId w:val="1005"/>
+        </w:numPr>
+      </w:pPr>
       <w:r>
         <w:rPr>
           <w:i/>
           <w:iCs/>
         </w:rPr>
-        <w:t xml:space="preserve">W-nfaq Yūḥannan w-ḥza malkā.</w:t>
+        <w:t xml:space="preserve">W-npaq Yūḥannan w-ḥza malkā.</w:t>
       </w:r>
       <w:r>
         <w:t xml:space="preserve"> </w:t>
@@ -971,8 +1046,8 @@
         </w:pict>
       </w:r>
     </w:p>
-    <w:bookmarkEnd w:id="11"/>
-    <w:bookmarkStart w:id="12" w:name="section-4-perfect-tense-paradigms"/>
+    <w:bookmarkEnd w:id="22"/>
+    <w:bookmarkStart w:id="23" w:name="section-4-perfect-tense-paradigms"/>
     <w:p>
       <w:pPr>
         <w:pStyle w:val="Heading4"/>
@@ -1019,6 +1094,7 @@
       <w:tblPr>
         <w:tblStyle w:val="Table"/>
         <w:tblW w:type="pct" w:w="5000"/>
+        <w:jc w:val="left"/>
         <w:tblLayout w:type="fixed"/>
         <w:tblLook w:firstRow="1" w:lastRow="0" w:firstColumn="0" w:lastColumn="0" w:noHBand="0" w:noVBand="0" w:val="0020"/>
       </w:tblPr>
@@ -1965,8 +2041,8 @@
         </w:pict>
       </w:r>
     </w:p>
-    <w:bookmarkEnd w:id="12"/>
-    <w:bookmarkStart w:id="13" w:name="section-5-narrative-word-order-examples"/>
+    <w:bookmarkEnd w:id="23"/>
+    <w:bookmarkStart w:id="24" w:name="section-5-narrative-word-order-examples"/>
     <w:p>
       <w:pPr>
         <w:pStyle w:val="Heading4"/>
@@ -1979,6 +2055,7 @@
       <w:tblPr>
         <w:tblStyle w:val="Table"/>
         <w:tblW w:type="auto" w:w="0"/>
+        <w:jc w:val="left"/>
         <w:tblLook w:firstRow="1" w:lastRow="0" w:firstColumn="0" w:lastColumn="0" w:noHBand="0" w:noVBand="0" w:val="0020"/>
       </w:tblPr>
       <w:tblGrid>
@@ -2240,8 +2317,8 @@
         </w:pict>
       </w:r>
     </w:p>
-    <w:bookmarkEnd w:id="13"/>
-    <w:bookmarkStart w:id="14" w:name="X586e24c6827c91d9a6eca3b93cefb09dd75a606"/>
+    <w:bookmarkEnd w:id="24"/>
+    <w:bookmarkStart w:id="25" w:name="X586e24c6827c91d9a6eca3b93cefb09dd75a606"/>
     <w:p>
       <w:pPr>
         <w:pStyle w:val="Heading4"/>
@@ -2254,6 +2331,7 @@
       <w:tblPr>
         <w:tblStyle w:val="Table"/>
         <w:tblW w:type="pct" w:w="5000"/>
+        <w:jc w:val="left"/>
         <w:tblLayout w:type="fixed"/>
         <w:tblLook w:firstRow="1" w:lastRow="0" w:firstColumn="0" w:lastColumn="0" w:noHBand="0" w:noVBand="0" w:val="0020"/>
       </w:tblPr>
@@ -2350,7 +2428,7 @@
               <w:jc w:val="left"/>
             </w:pPr>
             <w:r>
-              <w:t xml:space="preserve">shbaq (ܫܒܩ)</w:t>
+              <w:t xml:space="preserve">šbaq (ܫܒܩ)</w:t>
             </w:r>
           </w:p>
         </w:tc>
@@ -2412,7 +2490,7 @@
               <w:jc w:val="left"/>
             </w:pPr>
             <w:r>
-              <w:t xml:space="preserve">nfaq (ܢܦܩ)</w:t>
+              <w:t xml:space="preserve">npaq (ܢܦܩ)</w:t>
             </w:r>
           </w:p>
         </w:tc>
@@ -2684,7 +2762,7 @@
               <w:jc w:val="left"/>
             </w:pPr>
             <w:r>
-              <w:t xml:space="preserve">flaḥ (ܦܠܚ)</w:t>
+              <w:t xml:space="preserve">plaḥ (ܦܠܚ)</w:t>
             </w:r>
           </w:p>
         </w:tc>
@@ -2875,7 +2953,7 @@
               <w:jc w:val="left"/>
             </w:pPr>
             <w:r>
-              <w:t xml:space="preserve">fraq (ܦܪܩ)</w:t>
+              <w:t xml:space="preserve">praq (ܦܪܩ)</w:t>
             </w:r>
           </w:p>
         </w:tc>
@@ -2942,6 +3020,168 @@
             </w:pPr>
             <w:r>
               <w:t xml:space="preserve">to flee</w:t>
+            </w:r>
+          </w:p>
+        </w:tc>
+        <w:tc>
+          <w:tcPr/>
+          <w:p>
+            <w:pPr>
+              <w:pStyle w:val="Compact"/>
+            </w:pPr>
+          </w:p>
+        </w:tc>
+        <w:tc>
+          <w:tcPr/>
+          <w:p>
+            <w:pPr>
+              <w:pStyle w:val="Compact"/>
+            </w:pPr>
+          </w:p>
+        </w:tc>
+      </w:tr>
+      <w:tr>
+        <w:tc>
+          <w:tcPr/>
+          <w:p>
+            <w:pPr>
+              <w:pStyle w:val="Compact"/>
+              <w:jc w:val="left"/>
+            </w:pPr>
+            <w:r>
+              <w:t xml:space="preserve">ܝ.ܠ.ܕ</w:t>
+            </w:r>
+          </w:p>
+        </w:tc>
+        <w:tc>
+          <w:tcPr/>
+          <w:p>
+            <w:pPr>
+              <w:pStyle w:val="Compact"/>
+              <w:jc w:val="left"/>
+            </w:pPr>
+            <w:r>
+              <w:t xml:space="preserve">īled (ܝܠܕ)</w:t>
+            </w:r>
+          </w:p>
+        </w:tc>
+        <w:tc>
+          <w:tcPr/>
+          <w:p>
+            <w:pPr>
+              <w:pStyle w:val="Compact"/>
+              <w:jc w:val="left"/>
+            </w:pPr>
+            <w:r>
+              <w:t xml:space="preserve">to give birth</w:t>
+            </w:r>
+          </w:p>
+        </w:tc>
+        <w:tc>
+          <w:tcPr/>
+          <w:p>
+            <w:pPr>
+              <w:pStyle w:val="Compact"/>
+            </w:pPr>
+          </w:p>
+        </w:tc>
+        <w:tc>
+          <w:tcPr/>
+          <w:p>
+            <w:pPr>
+              <w:pStyle w:val="Compact"/>
+            </w:pPr>
+          </w:p>
+        </w:tc>
+      </w:tr>
+      <w:tr>
+        <w:tc>
+          <w:tcPr/>
+          <w:p>
+            <w:pPr>
+              <w:pStyle w:val="Compact"/>
+              <w:jc w:val="left"/>
+            </w:pPr>
+            <w:r>
+              <w:t xml:space="preserve">ܥ.ܩ.ܪ</w:t>
+            </w:r>
+          </w:p>
+        </w:tc>
+        <w:tc>
+          <w:tcPr/>
+          <w:p>
+            <w:pPr>
+              <w:pStyle w:val="Compact"/>
+              <w:jc w:val="left"/>
+            </w:pPr>
+            <w:r>
+              <w:t xml:space="preserve">ʿqar (ܥܩܪ)</w:t>
+            </w:r>
+          </w:p>
+        </w:tc>
+        <w:tc>
+          <w:tcPr/>
+          <w:p>
+            <w:pPr>
+              <w:pStyle w:val="Compact"/>
+              <w:jc w:val="left"/>
+            </w:pPr>
+            <w:r>
+              <w:t xml:space="preserve">to root out, dig</w:t>
+            </w:r>
+          </w:p>
+        </w:tc>
+        <w:tc>
+          <w:tcPr/>
+          <w:p>
+            <w:pPr>
+              <w:pStyle w:val="Compact"/>
+            </w:pPr>
+          </w:p>
+        </w:tc>
+        <w:tc>
+          <w:tcPr/>
+          <w:p>
+            <w:pPr>
+              <w:pStyle w:val="Compact"/>
+            </w:pPr>
+          </w:p>
+        </w:tc>
+      </w:tr>
+      <w:tr>
+        <w:tc>
+          <w:tcPr/>
+          <w:p>
+            <w:pPr>
+              <w:pStyle w:val="Compact"/>
+              <w:jc w:val="left"/>
+            </w:pPr>
+            <w:r>
+              <w:t xml:space="preserve">ܣ.ܠ.ܩ</w:t>
+            </w:r>
+          </w:p>
+        </w:tc>
+        <w:tc>
+          <w:tcPr/>
+          <w:p>
+            <w:pPr>
+              <w:pStyle w:val="Compact"/>
+              <w:jc w:val="left"/>
+            </w:pPr>
+            <w:r>
+              <w:t xml:space="preserve">sleq (ܣܠܩ)</w:t>
+            </w:r>
+          </w:p>
+        </w:tc>
+        <w:tc>
+          <w:tcPr/>
+          <w:p>
+            <w:pPr>
+              <w:pStyle w:val="Compact"/>
+              <w:jc w:val="left"/>
+            </w:pPr>
+            <w:r>
+              <w:t xml:space="preserve">to ascend, climb</w:t>
             </w:r>
           </w:p>
         </w:tc>
@@ -2970,8 +3210,8 @@
         </w:pict>
       </w:r>
     </w:p>
-    <w:bookmarkEnd w:id="14"/>
-    <w:bookmarkStart w:id="15" w:name="section-7-the-story-part-3"/>
+    <w:bookmarkEnd w:id="25"/>
+    <w:bookmarkStart w:id="26" w:name="section-7-the-story-part-3"/>
     <w:p>
       <w:pPr>
         <w:pStyle w:val="Heading4"/>
@@ -2991,9 +3231,11 @@
         </w:rPr>
         <w:t xml:space="preserve">The Journey</w:t>
       </w:r>
-      <w:r>
-        <w:t xml:space="preserve"> </w:t>
-      </w:r>
+    </w:p>
+    <w:p>
+      <w:pPr>
+        <w:pStyle w:val="BodyText"/>
+      </w:pPr>
       <w:r>
         <w:rPr>
           <w:i/>
@@ -3013,9 +3255,11 @@
         </w:rPr>
         <w:t xml:space="preserve">Sentence 1</w:t>
       </w:r>
-      <w:r>
-        <w:t xml:space="preserve"> </w:t>
-      </w:r>
+    </w:p>
+    <w:p>
+      <w:pPr>
+        <w:pStyle w:val="BodyText"/>
+      </w:pPr>
       <w:r>
         <w:t xml:space="preserve">ܘܟܕ ܐܡܪ ܗܢܝܢ ܢܦܩ ܝܘܚܢܢ</w:t>
       </w:r>
@@ -3023,13 +3267,13 @@
         <w:t xml:space="preserve"> </w:t>
       </w:r>
       <w:r>
-        <w:t xml:space="preserve">w-kad ʾemar hānēn, nfaq Yūḥannan.</w:t>
-      </w:r>
-      <w:r>
-        <w:t xml:space="preserve"> </w:t>
-      </w:r>
-      <w:r>
-        <w:t xml:space="preserve">w-kad (and-when) ʾemar (he-said) hānēn (these-[things]), nfaq (went-out) Yūḥannan (John).</w:t>
+        <w:t xml:space="preserve">w-kad ʾemar hānēn, npaq Yūḥannan.</w:t>
+      </w:r>
+      <w:r>
+        <w:t xml:space="preserve"> </w:t>
+      </w:r>
+      <w:r>
+        <w:t xml:space="preserve">w-kad (and-when) ʾemar (he-said) hānēn (these-[things]), npaq (went-out) Yūḥannan (John).</w:t>
       </w:r>
       <w:r>
         <w:t xml:space="preserve"> </w:t>
@@ -3049,9 +3293,11 @@
         </w:rPr>
         <w:t xml:space="preserve">Sentence 2</w:t>
       </w:r>
-      <w:r>
-        <w:t xml:space="preserve"> </w:t>
-      </w:r>
+    </w:p>
+    <w:p>
+      <w:pPr>
+        <w:pStyle w:val="BodyText"/>
+      </w:pPr>
       <w:r>
         <w:t xml:space="preserve">ܘܐܙܠ ܝܘܚܢܢ ܒܐܪܥܐ ܘܫܒܩ ܬܠܡܝܕܘܗܝ</w:t>
       </w:r>
@@ -3085,9 +3331,11 @@
         </w:rPr>
         <w:t xml:space="preserve">Sentence 3</w:t>
       </w:r>
-      <w:r>
-        <w:t xml:space="preserve"> </w:t>
-      </w:r>
+    </w:p>
+    <w:p>
+      <w:pPr>
+        <w:pStyle w:val="BodyText"/>
+      </w:pPr>
       <w:r>
         <w:t xml:space="preserve">ܢܛܪ ܝܘܚܢܢ ܢܘܗܪܐ ܒܐܘܪܚܐ</w:t>
       </w:r>
@@ -3121,9 +3369,11 @@
         </w:rPr>
         <w:t xml:space="preserve">Sentence 4</w:t>
       </w:r>
-      <w:r>
-        <w:t xml:space="preserve"> </w:t>
-      </w:r>
+    </w:p>
+    <w:p>
+      <w:pPr>
+        <w:pStyle w:val="BodyText"/>
+      </w:pPr>
       <w:r>
         <w:t xml:space="preserve">ܘܩܪܒ ܝܘܚܢܢ ܠܡܠܟܘܬܐ ܕܡܠܟܐ ܒܝܫܐ</w:t>
       </w:r>
@@ -3157,9 +3407,11 @@
         </w:rPr>
         <w:t xml:space="preserve">Sentence 5</w:t>
       </w:r>
-      <w:r>
-        <w:t xml:space="preserve"> </w:t>
-      </w:r>
+    </w:p>
+    <w:p>
+      <w:pPr>
+        <w:pStyle w:val="BodyText"/>
+      </w:pPr>
       <w:r>
         <w:t xml:space="preserve">ܘܪܒܐ ܕܡܠܟܐ ܪܕܦ ܠܝܘܚܢܢ</w:t>
       </w:r>
@@ -3193,9 +3445,11 @@
         </w:rPr>
         <w:t xml:space="preserve">Sentence 6</w:t>
       </w:r>
-      <w:r>
-        <w:t xml:space="preserve"> </w:t>
-      </w:r>
+    </w:p>
+    <w:p>
+      <w:pPr>
+        <w:pStyle w:val="BodyText"/>
+      </w:pPr>
       <w:r>
         <w:t xml:space="preserve">ܘܥܪܩ ܝܘܚܢܢ ܘܩܡ ܩܕܡ ܬܪܥܐ ܕܡܠܟܘܬܐ</w:t>
       </w:r>
@@ -3225,8 +3479,8 @@
         </w:pict>
       </w:r>
     </w:p>
-    <w:bookmarkEnd w:id="15"/>
-    <w:bookmarkStart w:id="16" w:name="section-8-exercises"/>
+    <w:bookmarkEnd w:id="26"/>
+    <w:bookmarkStart w:id="27" w:name="section-8-exercises"/>
     <w:p>
       <w:pPr>
         <w:pStyle w:val="Heading4"/>
@@ -3246,40 +3500,66 @@
         </w:rPr>
         <w:t xml:space="preserve">Exercise 1: Perfect Identification</w:t>
       </w:r>
-      <w:r>
-        <w:t xml:space="preserve"> </w:t>
-      </w:r>
+    </w:p>
+    <w:p>
+      <w:pPr>
+        <w:pStyle w:val="BodyText"/>
+      </w:pPr>
       <w:r>
         <w:t xml:space="preserve">Identify the person, gender, and number of the following verbs in the Perfect tense.</w:t>
       </w:r>
-      <w:r>
-        <w:t xml:space="preserve"> </w:t>
-      </w:r>
-      <w:r>
-        <w:t xml:space="preserve">1. ܟܬܒܘ (ktabū)</w:t>
-      </w:r>
-      <w:r>
-        <w:t xml:space="preserve"> </w:t>
-      </w:r>
-      <w:r>
-        <w:t xml:space="preserve">2. ܫܒܩܬ (shbaqt - assuming 2nd m.sg)</w:t>
-      </w:r>
-      <w:r>
-        <w:t xml:space="preserve"> </w:t>
-      </w:r>
-      <w:r>
-        <w:t xml:space="preserve">3. ܢܛܪܬ (neṭrat - assuming 3rd f.sg)</w:t>
-      </w:r>
-      <w:r>
-        <w:t xml:space="preserve"> </w:t>
-      </w:r>
-      <w:r>
-        <w:t xml:space="preserve">4. ܥܪܩܢ (ʿraqn)</w:t>
-      </w:r>
-    </w:p>
-    <w:p>
-      <w:pPr>
-        <w:pStyle w:val="BodyText"/>
+    </w:p>
+    <w:p>
+      <w:pPr>
+        <w:pStyle w:val="Compact"/>
+        <w:numPr>
+          <w:ilvl w:val="0"/>
+          <w:numId w:val="1006"/>
+        </w:numPr>
+      </w:pPr>
+      <w:r>
+        <w:t xml:space="preserve">ܟܬܒܘ (ktabū)</w:t>
+      </w:r>
+    </w:p>
+    <w:p>
+      <w:pPr>
+        <w:pStyle w:val="Compact"/>
+        <w:numPr>
+          <w:ilvl w:val="0"/>
+          <w:numId w:val="1006"/>
+        </w:numPr>
+      </w:pPr>
+      <w:r>
+        <w:t xml:space="preserve">ܫܒܩܬ (šbaqt - assuming 2nd m.sg)</w:t>
+      </w:r>
+    </w:p>
+    <w:p>
+      <w:pPr>
+        <w:pStyle w:val="Compact"/>
+        <w:numPr>
+          <w:ilvl w:val="0"/>
+          <w:numId w:val="1006"/>
+        </w:numPr>
+      </w:pPr>
+      <w:r>
+        <w:t xml:space="preserve">ܢܛܪܬ (neṭrat - assuming 3rd f.sg)</w:t>
+      </w:r>
+    </w:p>
+    <w:p>
+      <w:pPr>
+        <w:pStyle w:val="Compact"/>
+        <w:numPr>
+          <w:ilvl w:val="0"/>
+          <w:numId w:val="1006"/>
+        </w:numPr>
+      </w:pPr>
+      <w:r>
+        <w:t xml:space="preserve">ܥܪܩܢ (ʿraqn)</w:t>
+      </w:r>
+    </w:p>
+    <w:p>
+      <w:pPr>
+        <w:pStyle w:val="FirstParagraph"/>
       </w:pPr>
       <w:r>
         <w:rPr>
@@ -3288,9 +3568,11 @@
         </w:rPr>
         <w:t xml:space="preserve">Exercise 2: Conjugation Drill</w:t>
       </w:r>
-      <w:r>
-        <w:t xml:space="preserve"> </w:t>
-      </w:r>
+    </w:p>
+    <w:p>
+      <w:pPr>
+        <w:pStyle w:val="BodyText"/>
+      </w:pPr>
       <w:r>
         <w:t xml:space="preserve">Conjugate the root</w:t>
       </w:r>
@@ -3310,34 +3592,58 @@
       <w:r>
         <w:t xml:space="preserve">(to serve) in the following forms of the Peal Perfect:</w:t>
       </w:r>
-      <w:r>
-        <w:t xml:space="preserve"> </w:t>
-      </w:r>
-      <w:r>
-        <w:t xml:space="preserve">1. He served</w:t>
-      </w:r>
-      <w:r>
-        <w:t xml:space="preserve"> </w:t>
-      </w:r>
-      <w:r>
-        <w:t xml:space="preserve">2. They (m) served</w:t>
-      </w:r>
-      <w:r>
-        <w:t xml:space="preserve"> </w:t>
-      </w:r>
-      <w:r>
-        <w:t xml:space="preserve">3. I served</w:t>
-      </w:r>
-      <w:r>
-        <w:t xml:space="preserve"> </w:t>
-      </w:r>
-      <w:r>
-        <w:t xml:space="preserve">4. You all (m) served</w:t>
-      </w:r>
-    </w:p>
-    <w:p>
-      <w:pPr>
-        <w:pStyle w:val="BodyText"/>
+    </w:p>
+    <w:p>
+      <w:pPr>
+        <w:pStyle w:val="Compact"/>
+        <w:numPr>
+          <w:ilvl w:val="0"/>
+          <w:numId w:val="1007"/>
+        </w:numPr>
+      </w:pPr>
+      <w:r>
+        <w:t xml:space="preserve">He served</w:t>
+      </w:r>
+    </w:p>
+    <w:p>
+      <w:pPr>
+        <w:pStyle w:val="Compact"/>
+        <w:numPr>
+          <w:ilvl w:val="0"/>
+          <w:numId w:val="1007"/>
+        </w:numPr>
+      </w:pPr>
+      <w:r>
+        <w:t xml:space="preserve">They (m) served</w:t>
+      </w:r>
+    </w:p>
+    <w:p>
+      <w:pPr>
+        <w:pStyle w:val="Compact"/>
+        <w:numPr>
+          <w:ilvl w:val="0"/>
+          <w:numId w:val="1007"/>
+        </w:numPr>
+      </w:pPr>
+      <w:r>
+        <w:t xml:space="preserve">I served</w:t>
+      </w:r>
+    </w:p>
+    <w:p>
+      <w:pPr>
+        <w:pStyle w:val="Compact"/>
+        <w:numPr>
+          <w:ilvl w:val="0"/>
+          <w:numId w:val="1007"/>
+        </w:numPr>
+      </w:pPr>
+      <w:r>
+        <w:t xml:space="preserve">You all (m) served</w:t>
+      </w:r>
+    </w:p>
+    <w:p>
+      <w:pPr>
+        <w:pStyle w:val="FirstParagraph"/>
       </w:pPr>
       <w:r>
         <w:rPr>
@@ -3346,40 +3652,66 @@
         </w:rPr>
         <w:t xml:space="preserve">Exercise 3: Translation Drill (Syriac → English)</w:t>
       </w:r>
-      <w:r>
-        <w:t xml:space="preserve"> </w:t>
-      </w:r>
+    </w:p>
+    <w:p>
+      <w:pPr>
+        <w:pStyle w:val="BodyText"/>
+      </w:pPr>
       <w:r>
         <w:t xml:space="preserve">Translate the following past narrative clauses.</w:t>
       </w:r>
-      <w:r>
-        <w:t xml:space="preserve"> </w:t>
-      </w:r>
-      <w:r>
-        <w:t xml:space="preserve">1. W-shbaq Yūḥannan l-malkā.</w:t>
-      </w:r>
-      <w:r>
-        <w:t xml:space="preserve"> </w:t>
-      </w:r>
-      <w:r>
-        <w:t xml:space="preserve">2. Rdapū talmīdē l-bīšā.</w:t>
-      </w:r>
-      <w:r>
-        <w:t xml:space="preserve"> </w:t>
-      </w:r>
-      <w:r>
-        <w:t xml:space="preserve">3. Nfaq malkā dēn men tarʿā.</w:t>
-      </w:r>
-      <w:r>
-        <w:t xml:space="preserve"> </w:t>
-      </w:r>
-      <w:r>
-        <w:t xml:space="preserve">4. Ktabn meltā d-Alāhā.</w:t>
-      </w:r>
-    </w:p>
-    <w:p>
-      <w:pPr>
-        <w:pStyle w:val="BodyText"/>
+    </w:p>
+    <w:p>
+      <w:pPr>
+        <w:pStyle w:val="Compact"/>
+        <w:numPr>
+          <w:ilvl w:val="0"/>
+          <w:numId w:val="1008"/>
+        </w:numPr>
+      </w:pPr>
+      <w:r>
+        <w:t xml:space="preserve">W-šbaq Yūḥannan l-malkā.</w:t>
+      </w:r>
+    </w:p>
+    <w:p>
+      <w:pPr>
+        <w:pStyle w:val="Compact"/>
+        <w:numPr>
+          <w:ilvl w:val="0"/>
+          <w:numId w:val="1008"/>
+        </w:numPr>
+      </w:pPr>
+      <w:r>
+        <w:t xml:space="preserve">Rdapū talmīdē l-bīšā.</w:t>
+      </w:r>
+    </w:p>
+    <w:p>
+      <w:pPr>
+        <w:pStyle w:val="Compact"/>
+        <w:numPr>
+          <w:ilvl w:val="0"/>
+          <w:numId w:val="1008"/>
+        </w:numPr>
+      </w:pPr>
+      <w:r>
+        <w:t xml:space="preserve">Npaq malkā dēn men tarʿā.</w:t>
+      </w:r>
+    </w:p>
+    <w:p>
+      <w:pPr>
+        <w:pStyle w:val="Compact"/>
+        <w:numPr>
+          <w:ilvl w:val="0"/>
+          <w:numId w:val="1008"/>
+        </w:numPr>
+      </w:pPr>
+      <w:r>
+        <w:t xml:space="preserve">Ktabn meltā d-Alāhā.</w:t>
+      </w:r>
+    </w:p>
+    <w:p>
+      <w:pPr>
+        <w:pStyle w:val="FirstParagraph"/>
       </w:pPr>
       <w:r>
         <w:rPr>
@@ -3388,17 +3720,25 @@
         </w:rPr>
         <w:t xml:space="preserve">Exercise 4: Production Drill (English → Syriac)</w:t>
       </w:r>
-      <w:r>
-        <w:t xml:space="preserve"> </w:t>
-      </w:r>
+    </w:p>
+    <w:p>
+      <w:pPr>
+        <w:pStyle w:val="BodyText"/>
+      </w:pPr>
       <w:r>
         <w:t xml:space="preserve">Render the following past narrative sentences into Syriac transliteration. Use VSO order!</w:t>
       </w:r>
-      <w:r>
-        <w:t xml:space="preserve"> </w:t>
-      </w:r>
-      <w:r>
-        <w:t xml:space="preserve">1. The evil man fled from the light. (Use</w:t>
+    </w:p>
+    <w:p>
+      <w:pPr>
+        <w:pStyle w:val="Compact"/>
+        <w:numPr>
+          <w:ilvl w:val="0"/>
+          <w:numId w:val="1009"/>
+        </w:numPr>
+      </w:pPr>
+      <w:r>
+        <w:t xml:space="preserve">The evil man fled from the light. (Use</w:t>
       </w:r>
       <w:r>
         <w:t xml:space="preserve"> </w:t>
@@ -3419,22 +3759,40 @@
         <w:t xml:space="preserve"> </w:t>
       </w:r>
       <w:r>
-        <w:t xml:space="preserve">“from”</w:t>
+        <w:t xml:space="preserve">“</w:t>
+      </w:r>
+      <w:r>
+        <w:t xml:space="preserve">from</w:t>
+      </w:r>
+      <w:r>
+        <w:t xml:space="preserve">”</w:t>
       </w:r>
       <w:r>
         <w:t xml:space="preserve">).</w:t>
       </w:r>
-      <w:r>
-        <w:t xml:space="preserve"> </w:t>
-      </w:r>
-      <w:r>
-        <w:t xml:space="preserve">2. And Yukhannan kept the word of God.</w:t>
-      </w:r>
-      <w:r>
-        <w:t xml:space="preserve"> </w:t>
-      </w:r>
-      <w:r>
-        <w:t xml:space="preserve">3. When the disciples drew near, they worshipped (</w:t>
+    </w:p>
+    <w:p>
+      <w:pPr>
+        <w:pStyle w:val="Compact"/>
+        <w:numPr>
+          <w:ilvl w:val="0"/>
+          <w:numId w:val="1009"/>
+        </w:numPr>
+      </w:pPr>
+      <w:r>
+        <w:t xml:space="preserve">And Yukhannan kept the word of God.</w:t>
+      </w:r>
+    </w:p>
+    <w:p>
+      <w:pPr>
+        <w:pStyle w:val="Compact"/>
+        <w:numPr>
+          <w:ilvl w:val="0"/>
+          <w:numId w:val="1009"/>
+        </w:numPr>
+      </w:pPr>
+      <w:r>
+        <w:t xml:space="preserve">When the disciples drew near, they worshipped (</w:t>
       </w:r>
       <w:r>
         <w:rPr>
@@ -3446,16 +3804,22 @@
       <w:r>
         <w:t xml:space="preserve">).</w:t>
       </w:r>
-      <w:r>
-        <w:t xml:space="preserve"> </w:t>
-      </w:r>
-      <w:r>
-        <w:t xml:space="preserve">4. The great king saved the earth.</w:t>
-      </w:r>
-    </w:p>
-    <w:p>
-      <w:pPr>
-        <w:pStyle w:val="BodyText"/>
+    </w:p>
+    <w:p>
+      <w:pPr>
+        <w:pStyle w:val="Compact"/>
+        <w:numPr>
+          <w:ilvl w:val="0"/>
+          <w:numId w:val="1009"/>
+        </w:numPr>
+      </w:pPr>
+      <w:r>
+        <w:t xml:space="preserve">The great king saved the earth.</w:t>
+      </w:r>
+    </w:p>
+    <w:p>
+      <w:pPr>
+        <w:pStyle w:val="FirstParagraph"/>
       </w:pPr>
       <w:r>
         <w:rPr>
@@ -3464,29 +3828,49 @@
         </w:rPr>
         <w:t xml:space="preserve">Exercise 5: Reading Comprehension</w:t>
       </w:r>
-      <w:r>
-        <w:t xml:space="preserve"> </w:t>
-      </w:r>
+    </w:p>
+    <w:p>
+      <w:pPr>
+        <w:pStyle w:val="BodyText"/>
+      </w:pPr>
       <w:r>
         <w:t xml:space="preserve">Re-read Section 7 and answer:</w:t>
       </w:r>
-      <w:r>
-        <w:t xml:space="preserve"> </w:t>
-      </w:r>
-      <w:r>
-        <w:t xml:space="preserve">1. Who did Yukhannan leave behind when he went out?</w:t>
-      </w:r>
-      <w:r>
-        <w:t xml:space="preserve"> </w:t>
-      </w:r>
-      <w:r>
-        <w:t xml:space="preserve">2. What did the</w:t>
-      </w:r>
-      <w:r>
-        <w:t xml:space="preserve"> </w:t>
-      </w:r>
-      <w:r>
-        <w:t xml:space="preserve">“great one”</w:t>
+    </w:p>
+    <w:p>
+      <w:pPr>
+        <w:pStyle w:val="Compact"/>
+        <w:numPr>
+          <w:ilvl w:val="0"/>
+          <w:numId w:val="1010"/>
+        </w:numPr>
+      </w:pPr>
+      <w:r>
+        <w:t xml:space="preserve">Who did Yukhannan leave behind when he went out?</w:t>
+      </w:r>
+    </w:p>
+    <w:p>
+      <w:pPr>
+        <w:pStyle w:val="Compact"/>
+        <w:numPr>
+          <w:ilvl w:val="0"/>
+          <w:numId w:val="1010"/>
+        </w:numPr>
+      </w:pPr>
+      <w:r>
+        <w:t xml:space="preserve">What did the</w:t>
+      </w:r>
+      <w:r>
+        <w:t xml:space="preserve"> </w:t>
+      </w:r>
+      <w:r>
+        <w:t xml:space="preserve">“</w:t>
+      </w:r>
+      <w:r>
+        <w:t xml:space="preserve">great one</w:t>
+      </w:r>
+      <w:r>
+        <w:t xml:space="preserve">”</w:t>
       </w:r>
       <w:r>
         <w:t xml:space="preserve"> </w:t>
@@ -3494,11 +3878,17 @@
       <w:r>
         <w:t xml:space="preserve">of the king do?</w:t>
       </w:r>
-      <w:r>
-        <w:t xml:space="preserve"> </w:t>
-      </w:r>
-      <w:r>
-        <w:t xml:space="preserve">3. Where did Yukhannan stand at the end of the passage?</w:t>
+    </w:p>
+    <w:p>
+      <w:pPr>
+        <w:pStyle w:val="Compact"/>
+        <w:numPr>
+          <w:ilvl w:val="0"/>
+          <w:numId w:val="1010"/>
+        </w:numPr>
+      </w:pPr>
+      <w:r>
+        <w:t xml:space="preserve">Where did Yukhannan stand at the end of the passage?</w:t>
       </w:r>
     </w:p>
     <w:p>
@@ -3508,8 +3898,8 @@
         </w:pict>
       </w:r>
     </w:p>
-    <w:bookmarkEnd w:id="16"/>
-    <w:bookmarkStart w:id="17" w:name="section-9-answer-key"/>
+    <w:bookmarkEnd w:id="27"/>
+    <w:bookmarkStart w:id="28" w:name="section-9-answer-key"/>
     <w:p>
       <w:pPr>
         <w:pStyle w:val="Heading4"/>
@@ -3529,15 +3919,15 @@
         </w:rPr>
         <w:t xml:space="preserve">Section 1 Warm-Up</w:t>
       </w:r>
-      <w:r>
-        <w:t xml:space="preserve"> </w:t>
-      </w:r>
-      <w:r>
-        <w:t xml:space="preserve">1.</w:t>
-      </w:r>
-      <w:r>
-        <w:t xml:space="preserve"> </w:t>
-      </w:r>
+    </w:p>
+    <w:p>
+      <w:pPr>
+        <w:pStyle w:val="Compact"/>
+        <w:numPr>
+          <w:ilvl w:val="0"/>
+          <w:numId w:val="1011"/>
+        </w:numPr>
+      </w:pPr>
       <w:r>
         <w:rPr>
           <w:i/>
@@ -3545,15 +3935,15 @@
         </w:rPr>
         <w:t xml:space="preserve">ʿābed</w:t>
       </w:r>
-      <w:r>
-        <w:t xml:space="preserve"> </w:t>
-      </w:r>
-      <w:r>
-        <w:t xml:space="preserve">2.</w:t>
-      </w:r>
-      <w:r>
-        <w:t xml:space="preserve"> </w:t>
-      </w:r>
+    </w:p>
+    <w:p>
+      <w:pPr>
+        <w:pStyle w:val="Compact"/>
+        <w:numPr>
+          <w:ilvl w:val="0"/>
+          <w:numId w:val="1011"/>
+        </w:numPr>
+      </w:pPr>
       <w:r>
         <w:rPr>
           <w:i/>
@@ -3561,17 +3951,29 @@
         </w:rPr>
         <w:t xml:space="preserve">ʾāzlīn-ḥnan</w:t>
       </w:r>
-      <w:r>
-        <w:t xml:space="preserve"> </w:t>
-      </w:r>
-      <w:r>
-        <w:t xml:space="preserve">3. You all (pl) are hearing the word of God.</w:t>
-      </w:r>
-      <w:r>
-        <w:t xml:space="preserve"> </w:t>
-      </w:r>
-      <w:r>
-        <w:t xml:space="preserve">4. It is not used. The plural participle ending (</w:t>
+    </w:p>
+    <w:p>
+      <w:pPr>
+        <w:pStyle w:val="Compact"/>
+        <w:numPr>
+          <w:ilvl w:val="0"/>
+          <w:numId w:val="1011"/>
+        </w:numPr>
+      </w:pPr>
+      <w:r>
+        <w:t xml:space="preserve">You all (pl) are hearing the word of God.</w:t>
+      </w:r>
+    </w:p>
+    <w:p>
+      <w:pPr>
+        <w:pStyle w:val="Compact"/>
+        <w:numPr>
+          <w:ilvl w:val="0"/>
+          <w:numId w:val="1011"/>
+        </w:numPr>
+      </w:pPr>
+      <w:r>
+        <w:t xml:space="preserve">It is not used. The plural participle ending (</w:t>
       </w:r>
       <w:r>
         <w:rPr>
@@ -3599,11 +4001,17 @@
       <w:r>
         <w:t xml:space="preserve">) already marks the plural unambiguously.</w:t>
       </w:r>
-      <w:r>
-        <w:t xml:space="preserve"> </w:t>
-      </w:r>
-      <w:r>
-        <w:t xml:space="preserve">5. Kātbā-hī (or just</w:t>
+    </w:p>
+    <w:p>
+      <w:pPr>
+        <w:pStyle w:val="Compact"/>
+        <w:numPr>
+          <w:ilvl w:val="0"/>
+          <w:numId w:val="1011"/>
+        </w:numPr>
+      </w:pPr>
+      <w:r>
+        <w:t xml:space="preserve">Kātbā-hī (or just</w:t>
       </w:r>
       <w:r>
         <w:t xml:space="preserve"> </w:t>
@@ -3621,7 +4029,7 @@
     </w:p>
     <w:p>
       <w:pPr>
-        <w:pStyle w:val="BodyText"/>
+        <w:pStyle w:val="FirstParagraph"/>
       </w:pPr>
       <w:r>
         <w:rPr>
@@ -3630,34 +4038,58 @@
         </w:rPr>
         <w:t xml:space="preserve">Exercise 1: Perfect Identification</w:t>
       </w:r>
-      <w:r>
-        <w:t xml:space="preserve"> </w:t>
-      </w:r>
-      <w:r>
-        <w:t xml:space="preserve">1. 3.m.pl (They wrote)</w:t>
-      </w:r>
-      <w:r>
-        <w:t xml:space="preserve"> </w:t>
-      </w:r>
-      <w:r>
-        <w:t xml:space="preserve">2. 2.m.sg (You wrote)</w:t>
-      </w:r>
-      <w:r>
-        <w:t xml:space="preserve"> </w:t>
-      </w:r>
-      <w:r>
-        <w:t xml:space="preserve">3. 3.f.sg (She kept)</w:t>
-      </w:r>
-      <w:r>
-        <w:t xml:space="preserve"> </w:t>
-      </w:r>
-      <w:r>
-        <w:t xml:space="preserve">4. 1.c.pl (We fled)</w:t>
-      </w:r>
-    </w:p>
-    <w:p>
-      <w:pPr>
-        <w:pStyle w:val="BodyText"/>
+    </w:p>
+    <w:p>
+      <w:pPr>
+        <w:pStyle w:val="Compact"/>
+        <w:numPr>
+          <w:ilvl w:val="0"/>
+          <w:numId w:val="1012"/>
+        </w:numPr>
+      </w:pPr>
+      <w:r>
+        <w:t xml:space="preserve">3.m.pl (They wrote)</w:t>
+      </w:r>
+    </w:p>
+    <w:p>
+      <w:pPr>
+        <w:pStyle w:val="Compact"/>
+        <w:numPr>
+          <w:ilvl w:val="0"/>
+          <w:numId w:val="1012"/>
+        </w:numPr>
+      </w:pPr>
+      <w:r>
+        <w:t xml:space="preserve">2.m.sg (You left)</w:t>
+      </w:r>
+    </w:p>
+    <w:p>
+      <w:pPr>
+        <w:pStyle w:val="Compact"/>
+        <w:numPr>
+          <w:ilvl w:val="0"/>
+          <w:numId w:val="1012"/>
+        </w:numPr>
+      </w:pPr>
+      <w:r>
+        <w:t xml:space="preserve">3.f.sg (She kept)</w:t>
+      </w:r>
+    </w:p>
+    <w:p>
+      <w:pPr>
+        <w:pStyle w:val="Compact"/>
+        <w:numPr>
+          <w:ilvl w:val="0"/>
+          <w:numId w:val="1012"/>
+        </w:numPr>
+      </w:pPr>
+      <w:r>
+        <w:t xml:space="preserve">1.c.pl (We fled)</w:t>
+      </w:r>
+    </w:p>
+    <w:p>
+      <w:pPr>
+        <w:pStyle w:val="FirstParagraph"/>
       </w:pPr>
       <w:r>
         <w:rPr>
@@ -3666,34 +4098,58 @@
         </w:rPr>
         <w:t xml:space="preserve">Exercise 2: Conjugation Drill</w:t>
       </w:r>
-      <w:r>
-        <w:t xml:space="preserve"> </w:t>
-      </w:r>
-      <w:r>
-        <w:t xml:space="preserve">1. flaḥ</w:t>
-      </w:r>
-      <w:r>
-        <w:t xml:space="preserve"> </w:t>
-      </w:r>
-      <w:r>
-        <w:t xml:space="preserve">2. plaḥū</w:t>
-      </w:r>
-      <w:r>
-        <w:t xml:space="preserve"> </w:t>
-      </w:r>
-      <w:r>
-        <w:t xml:space="preserve">3. pelḥet</w:t>
-      </w:r>
-      <w:r>
-        <w:t xml:space="preserve"> </w:t>
-      </w:r>
-      <w:r>
-        <w:t xml:space="preserve">4. plaḥtūn</w:t>
-      </w:r>
-    </w:p>
-    <w:p>
-      <w:pPr>
-        <w:pStyle w:val="BodyText"/>
+    </w:p>
+    <w:p>
+      <w:pPr>
+        <w:pStyle w:val="Compact"/>
+        <w:numPr>
+          <w:ilvl w:val="0"/>
+          <w:numId w:val="1013"/>
+        </w:numPr>
+      </w:pPr>
+      <w:r>
+        <w:t xml:space="preserve">plaḥ</w:t>
+      </w:r>
+    </w:p>
+    <w:p>
+      <w:pPr>
+        <w:pStyle w:val="Compact"/>
+        <w:numPr>
+          <w:ilvl w:val="0"/>
+          <w:numId w:val="1013"/>
+        </w:numPr>
+      </w:pPr>
+      <w:r>
+        <w:t xml:space="preserve">plaḥū</w:t>
+      </w:r>
+    </w:p>
+    <w:p>
+      <w:pPr>
+        <w:pStyle w:val="Compact"/>
+        <w:numPr>
+          <w:ilvl w:val="0"/>
+          <w:numId w:val="1013"/>
+        </w:numPr>
+      </w:pPr>
+      <w:r>
+        <w:t xml:space="preserve">pelḥet</w:t>
+      </w:r>
+    </w:p>
+    <w:p>
+      <w:pPr>
+        <w:pStyle w:val="Compact"/>
+        <w:numPr>
+          <w:ilvl w:val="0"/>
+          <w:numId w:val="1013"/>
+        </w:numPr>
+      </w:pPr>
+      <w:r>
+        <w:t xml:space="preserve">plaḥtūn</w:t>
+      </w:r>
+    </w:p>
+    <w:p>
+      <w:pPr>
+        <w:pStyle w:val="FirstParagraph"/>
       </w:pPr>
       <w:r>
         <w:rPr>
@@ -3702,34 +4158,58 @@
         </w:rPr>
         <w:t xml:space="preserve">Exercise 3: Translation Drill</w:t>
       </w:r>
-      <w:r>
-        <w:t xml:space="preserve"> </w:t>
-      </w:r>
-      <w:r>
-        <w:t xml:space="preserve">1. And Yukhannan left/abandoned the king.</w:t>
-      </w:r>
-      <w:r>
-        <w:t xml:space="preserve"> </w:t>
-      </w:r>
-      <w:r>
-        <w:t xml:space="preserve">2. The disciples pursued the evil man.</w:t>
-      </w:r>
-      <w:r>
-        <w:t xml:space="preserve"> </w:t>
-      </w:r>
-      <w:r>
-        <w:t xml:space="preserve">3. But the king went out from the gate.</w:t>
-      </w:r>
-      <w:r>
-        <w:t xml:space="preserve"> </w:t>
-      </w:r>
-      <w:r>
-        <w:t xml:space="preserve">4. We wrote the word of God.</w:t>
-      </w:r>
-    </w:p>
-    <w:p>
-      <w:pPr>
-        <w:pStyle w:val="BodyText"/>
+    </w:p>
+    <w:p>
+      <w:pPr>
+        <w:pStyle w:val="Compact"/>
+        <w:numPr>
+          <w:ilvl w:val="0"/>
+          <w:numId w:val="1014"/>
+        </w:numPr>
+      </w:pPr>
+      <w:r>
+        <w:t xml:space="preserve">And Yukhannan left/abandoned the king.</w:t>
+      </w:r>
+    </w:p>
+    <w:p>
+      <w:pPr>
+        <w:pStyle w:val="Compact"/>
+        <w:numPr>
+          <w:ilvl w:val="0"/>
+          <w:numId w:val="1014"/>
+        </w:numPr>
+      </w:pPr>
+      <w:r>
+        <w:t xml:space="preserve">The disciples pursued the evil man.</w:t>
+      </w:r>
+    </w:p>
+    <w:p>
+      <w:pPr>
+        <w:pStyle w:val="Compact"/>
+        <w:numPr>
+          <w:ilvl w:val="0"/>
+          <w:numId w:val="1014"/>
+        </w:numPr>
+      </w:pPr>
+      <w:r>
+        <w:t xml:space="preserve">But the king went out from the gate.</w:t>
+      </w:r>
+    </w:p>
+    <w:p>
+      <w:pPr>
+        <w:pStyle w:val="Compact"/>
+        <w:numPr>
+          <w:ilvl w:val="0"/>
+          <w:numId w:val="1014"/>
+        </w:numPr>
+      </w:pPr>
+      <w:r>
+        <w:t xml:space="preserve">We wrote the word of God.</w:t>
+      </w:r>
+    </w:p>
+    <w:p>
+      <w:pPr>
+        <w:pStyle w:val="FirstParagraph"/>
       </w:pPr>
       <w:r>
         <w:rPr>
@@ -3738,34 +4218,58 @@
         </w:rPr>
         <w:t xml:space="preserve">Exercise 4: Production Drill</w:t>
       </w:r>
-      <w:r>
-        <w:t xml:space="preserve"> </w:t>
-      </w:r>
-      <w:r>
-        <w:t xml:space="preserve">1. ʿraq barnāšā bīšā men nūhrā.</w:t>
-      </w:r>
-      <w:r>
-        <w:t xml:space="preserve"> </w:t>
-      </w:r>
-      <w:r>
-        <w:t xml:space="preserve">2. W-nṭar Yūḥannan meltā d-Alāhā.</w:t>
-      </w:r>
-      <w:r>
-        <w:t xml:space="preserve"> </w:t>
-      </w:r>
-      <w:r>
-        <w:t xml:space="preserve">3. Kad qrebū talmīdē, sgadū.</w:t>
-      </w:r>
-      <w:r>
-        <w:t xml:space="preserve"> </w:t>
-      </w:r>
-      <w:r>
-        <w:t xml:space="preserve">4. Fraq malkā rabbā l-ʾarʿā.</w:t>
-      </w:r>
-    </w:p>
-    <w:p>
-      <w:pPr>
-        <w:pStyle w:val="BodyText"/>
+    </w:p>
+    <w:p>
+      <w:pPr>
+        <w:pStyle w:val="Compact"/>
+        <w:numPr>
+          <w:ilvl w:val="0"/>
+          <w:numId w:val="1015"/>
+        </w:numPr>
+      </w:pPr>
+      <w:r>
+        <w:t xml:space="preserve">ʿraq barnāšā bīšā men nūhrā.</w:t>
+      </w:r>
+    </w:p>
+    <w:p>
+      <w:pPr>
+        <w:pStyle w:val="Compact"/>
+        <w:numPr>
+          <w:ilvl w:val="0"/>
+          <w:numId w:val="1015"/>
+        </w:numPr>
+      </w:pPr>
+      <w:r>
+        <w:t xml:space="preserve">W-nṭar Yūḥannan meltā d-Alāhā.</w:t>
+      </w:r>
+    </w:p>
+    <w:p>
+      <w:pPr>
+        <w:pStyle w:val="Compact"/>
+        <w:numPr>
+          <w:ilvl w:val="0"/>
+          <w:numId w:val="1015"/>
+        </w:numPr>
+      </w:pPr>
+      <w:r>
+        <w:t xml:space="preserve">Kad qrebū talmīdē, sgadū.</w:t>
+      </w:r>
+    </w:p>
+    <w:p>
+      <w:pPr>
+        <w:pStyle w:val="Compact"/>
+        <w:numPr>
+          <w:ilvl w:val="0"/>
+          <w:numId w:val="1015"/>
+        </w:numPr>
+      </w:pPr>
+      <w:r>
+        <w:t xml:space="preserve">Praq malkā rabbā l-ʾarʿā.</w:t>
+      </w:r>
+    </w:p>
+    <w:p>
+      <w:pPr>
+        <w:pStyle w:val="FirstParagraph"/>
       </w:pPr>
       <w:r>
         <w:rPr>
@@ -3774,11 +4278,17 @@
         </w:rPr>
         <w:t xml:space="preserve">Exercise 5: Reading Comprehension</w:t>
       </w:r>
-      <w:r>
-        <w:t xml:space="preserve"> </w:t>
-      </w:r>
-      <w:r>
-        <w:t xml:space="preserve">1. His disciples (</w:t>
+    </w:p>
+    <w:p>
+      <w:pPr>
+        <w:pStyle w:val="Compact"/>
+        <w:numPr>
+          <w:ilvl w:val="0"/>
+          <w:numId w:val="1016"/>
+        </w:numPr>
+      </w:pPr>
+      <w:r>
+        <w:t xml:space="preserve">His disciples (</w:t>
       </w:r>
       <w:r>
         <w:rPr>
@@ -3790,11 +4300,17 @@
       <w:r>
         <w:t xml:space="preserve">).</w:t>
       </w:r>
-      <w:r>
-        <w:t xml:space="preserve"> </w:t>
-      </w:r>
-      <w:r>
-        <w:t xml:space="preserve">2. He pursued (</w:t>
+    </w:p>
+    <w:p>
+      <w:pPr>
+        <w:pStyle w:val="Compact"/>
+        <w:numPr>
+          <w:ilvl w:val="0"/>
+          <w:numId w:val="1016"/>
+        </w:numPr>
+      </w:pPr>
+      <w:r>
+        <w:t xml:space="preserve">He pursued (</w:t>
       </w:r>
       <w:r>
         <w:rPr>
@@ -3806,11 +4322,17 @@
       <w:r>
         <w:t xml:space="preserve">) Yukhannan.</w:t>
       </w:r>
-      <w:r>
-        <w:t xml:space="preserve"> </w:t>
-      </w:r>
-      <w:r>
-        <w:t xml:space="preserve">3. Before the gate of the kingdom (</w:t>
+    </w:p>
+    <w:p>
+      <w:pPr>
+        <w:pStyle w:val="Compact"/>
+        <w:numPr>
+          <w:ilvl w:val="0"/>
+          <w:numId w:val="1016"/>
+        </w:numPr>
+      </w:pPr>
+      <w:r>
+        <w:t xml:space="preserve">Before the gate of the kingdom (</w:t>
       </w:r>
       <w:r>
         <w:rPr>
@@ -3830,8 +4352,8 @@
         </w:pict>
       </w:r>
     </w:p>
-    <w:bookmarkEnd w:id="17"/>
-    <w:bookmarkStart w:id="18" w:name="section-10-grammatical-summary"/>
+    <w:bookmarkEnd w:id="28"/>
+    <w:bookmarkStart w:id="29" w:name="section-10-grammatical-summary"/>
     <w:p>
       <w:pPr>
         <w:pStyle w:val="Heading4"/>
@@ -3850,211 +4372,19 @@
           <w:bCs/>
         </w:rPr>
         <w:t xml:space="preserve">THE PEAL PERFECT (Root š-b-q)</w:t>
-      </w:r>
-      <w:r>
-        <w:t xml:space="preserve"> </w:t>
-      </w:r>
-      <w:r>
-        <w:t xml:space="preserve">| Person | Syriac | Translit |</w:t>
-      </w:r>
-      <w:r>
-        <w:t xml:space="preserve"> </w:t>
-      </w:r>
-      <w:r>
-        <w:t xml:space="preserve">| :— | :— | :— |</w:t>
-      </w:r>
-      <w:r>
-        <w:t xml:space="preserve"> </w:t>
-      </w:r>
-      <w:r>
-        <w:t xml:space="preserve">|</w:t>
-      </w:r>
-      <w:r>
-        <w:t xml:space="preserve"> </w:t>
-      </w:r>
-      <w:r>
-        <w:rPr>
-          <w:b/>
-          <w:bCs/>
-        </w:rPr>
-        <w:t xml:space="preserve">3 m.sg.</w:t>
-      </w:r>
-      <w:r>
-        <w:t xml:space="preserve"> </w:t>
-      </w:r>
-      <w:r>
-        <w:t xml:space="preserve">| ܫܒܩ | shbaq (he left) |</w:t>
-      </w:r>
-      <w:r>
-        <w:t xml:space="preserve"> </w:t>
-      </w:r>
-      <w:r>
-        <w:t xml:space="preserve">|</w:t>
-      </w:r>
-      <w:r>
-        <w:t xml:space="preserve"> </w:t>
-      </w:r>
-      <w:r>
-        <w:rPr>
-          <w:b/>
-          <w:bCs/>
-        </w:rPr>
-        <w:t xml:space="preserve">3 f.sg.</w:t>
-      </w:r>
-      <w:r>
-        <w:t xml:space="preserve"> </w:t>
-      </w:r>
-      <w:r>
-        <w:t xml:space="preserve">| ܫܒܩܬ | šebqat (she left)|</w:t>
-      </w:r>
-      <w:r>
-        <w:t xml:space="preserve"> </w:t>
-      </w:r>
-      <w:r>
-        <w:t xml:space="preserve">|</w:t>
-      </w:r>
-      <w:r>
-        <w:t xml:space="preserve"> </w:t>
-      </w:r>
-      <w:r>
-        <w:rPr>
-          <w:b/>
-          <w:bCs/>
-        </w:rPr>
-        <w:t xml:space="preserve">2 m.sg.</w:t>
-      </w:r>
-      <w:r>
-        <w:t xml:space="preserve"> </w:t>
-      </w:r>
-      <w:r>
-        <w:t xml:space="preserve">| ܫܒܩܬ | shbaqt (you left) |</w:t>
-      </w:r>
-      <w:r>
-        <w:t xml:space="preserve"> </w:t>
-      </w:r>
-      <w:r>
-        <w:t xml:space="preserve">|</w:t>
-      </w:r>
-      <w:r>
-        <w:t xml:space="preserve"> </w:t>
-      </w:r>
-      <w:r>
-        <w:rPr>
-          <w:b/>
-          <w:bCs/>
-        </w:rPr>
-        <w:t xml:space="preserve">1 c.sg.</w:t>
-      </w:r>
-      <w:r>
-        <w:t xml:space="preserve"> </w:t>
-      </w:r>
-      <w:r>
-        <w:t xml:space="preserve">| ܫܒܩܬ | šebqet (I left) |</w:t>
-      </w:r>
-      <w:r>
-        <w:t xml:space="preserve"> </w:t>
-      </w:r>
-      <w:r>
-        <w:t xml:space="preserve">|</w:t>
-      </w:r>
-      <w:r>
-        <w:t xml:space="preserve"> </w:t>
-      </w:r>
-      <w:r>
-        <w:rPr>
-          <w:b/>
-          <w:bCs/>
-        </w:rPr>
-        <w:t xml:space="preserve">3 m.pl.</w:t>
-      </w:r>
-      <w:r>
-        <w:t xml:space="preserve"> </w:t>
-      </w:r>
-      <w:r>
-        <w:t xml:space="preserve">| ܫܒܩܘ | shbaqū (they left)|</w:t>
-      </w:r>
-      <w:r>
-        <w:t xml:space="preserve"> </w:t>
-      </w:r>
-      <w:r>
-        <w:t xml:space="preserve">|</w:t>
-      </w:r>
-      <w:r>
-        <w:t xml:space="preserve"> </w:t>
-      </w:r>
-      <w:r>
-        <w:rPr>
-          <w:b/>
-          <w:bCs/>
-        </w:rPr>
-        <w:t xml:space="preserve">1 c.pl.</w:t>
-      </w:r>
-      <w:r>
-        <w:t xml:space="preserve"> </w:t>
-      </w:r>
-      <w:r>
-        <w:t xml:space="preserve">| ܫܒܩܢ | shbaqn (we left) |</w:t>
-      </w:r>
-    </w:p>
-    <w:p>
-      <w:pPr>
-        <w:pStyle w:val="BodyText"/>
-      </w:pPr>
-      <w:r>
-        <w:rPr>
-          <w:b/>
-          <w:bCs/>
-        </w:rPr>
-        <w:t xml:space="preserve">VSO RULE</w:t>
-      </w:r>
-      <w:r>
-        <w:t xml:space="preserve"> </w:t>
-      </w:r>
-      <w:r>
-        <w:t xml:space="preserve">| 1. Verb | 2. Subject | 3. Object / Preposition |</w:t>
-      </w:r>
-      <w:r>
-        <w:t xml:space="preserve"> </w:t>
-      </w:r>
-      <w:r>
-        <w:t xml:space="preserve">| :— | :— | :— |</w:t>
-      </w:r>
-      <w:r>
-        <w:t xml:space="preserve"> </w:t>
-      </w:r>
-      <w:r>
-        <w:t xml:space="preserve">| Nfaq (Went out) | Malka (The King) | men (from) ʾarʿā (the earth) |</w:t>
-      </w:r>
-    </w:p>
-    <w:bookmarkEnd w:id="18"/>
-    <w:bookmarkStart w:id="19" w:name="section-11-additional-vocabulary"/>
-    <w:p>
-      <w:pPr>
-        <w:pStyle w:val="Heading4"/>
-      </w:pPr>
-      <w:r>
-        <w:t xml:space="preserve">Section 11: Additional Vocabulary</w:t>
-      </w:r>
-    </w:p>
-    <w:p>
-      <w:pPr>
-        <w:pStyle w:val="FirstParagraph"/>
-      </w:pPr>
-      <w:r>
-        <w:t xml:space="preserve">The following high-frequency words round out this lesson’s vocabulary to 30 terms.</w:t>
       </w:r>
     </w:p>
     <w:tbl>
       <w:tblPr>
         <w:tblStyle w:val="Table"/>
         <w:tblW w:type="auto" w:w="0"/>
+        <w:jc w:val="left"/>
         <w:tblLook w:firstRow="1" w:lastRow="0" w:firstColumn="0" w:lastColumn="0" w:noHBand="0" w:noVBand="0" w:val="0020"/>
       </w:tblPr>
       <w:tblGrid>
-        <w:gridCol w:w="1980"/>
-        <w:gridCol w:w="1980"/>
-        <w:gridCol w:w="1980"/>
-        <w:gridCol w:w="1980"/>
+        <w:gridCol w:w="2640"/>
+        <w:gridCol w:w="2640"/>
+        <w:gridCol w:w="2640"/>
       </w:tblGrid>
       <w:tr>
         <w:trPr>
@@ -4068,43 +4398,31 @@
               <w:jc w:val="left"/>
             </w:pPr>
             <w:r>
-              <w:t xml:space="preserve">Estrangela</w:t>
-            </w:r>
-          </w:p>
-        </w:tc>
-        <w:tc>
-          <w:tcPr/>
-          <w:p>
-            <w:pPr>
-              <w:pStyle w:val="Compact"/>
-              <w:jc w:val="left"/>
-            </w:pPr>
-            <w:r>
-              <w:t xml:space="preserve">Transliteration</w:t>
-            </w:r>
-          </w:p>
-        </w:tc>
-        <w:tc>
-          <w:tcPr/>
-          <w:p>
-            <w:pPr>
-              <w:pStyle w:val="Compact"/>
-              <w:jc w:val="left"/>
-            </w:pPr>
-            <w:r>
-              <w:t xml:space="preserve">Gender/Type</w:t>
-            </w:r>
-          </w:p>
-        </w:tc>
-        <w:tc>
-          <w:tcPr/>
-          <w:p>
-            <w:pPr>
-              <w:pStyle w:val="Compact"/>
-              <w:jc w:val="left"/>
-            </w:pPr>
-            <w:r>
-              <w:t xml:space="preserve">Meaning</w:t>
+              <w:t xml:space="preserve">Person</w:t>
+            </w:r>
+          </w:p>
+        </w:tc>
+        <w:tc>
+          <w:tcPr/>
+          <w:p>
+            <w:pPr>
+              <w:pStyle w:val="Compact"/>
+              <w:jc w:val="left"/>
+            </w:pPr>
+            <w:r>
+              <w:t xml:space="preserve">Syriac</w:t>
+            </w:r>
+          </w:p>
+        </w:tc>
+        <w:tc>
+          <w:tcPr/>
+          <w:p>
+            <w:pPr>
+              <w:pStyle w:val="Compact"/>
+              <w:jc w:val="left"/>
+            </w:pPr>
+            <w:r>
+              <w:t xml:space="preserve">Translit</w:t>
             </w:r>
           </w:p>
         </w:tc>
@@ -4118,43 +4436,35 @@
               <w:jc w:val="left"/>
             </w:pPr>
             <w:r>
-              <w:t xml:space="preserve">ܩܪܝܬܐ</w:t>
-            </w:r>
-          </w:p>
-        </w:tc>
-        <w:tc>
-          <w:tcPr/>
-          <w:p>
-            <w:pPr>
-              <w:pStyle w:val="Compact"/>
-              <w:jc w:val="left"/>
-            </w:pPr>
-            <w:r>
-              <w:t xml:space="preserve">qrītā</w:t>
-            </w:r>
-          </w:p>
-        </w:tc>
-        <w:tc>
-          <w:tcPr/>
-          <w:p>
-            <w:pPr>
-              <w:pStyle w:val="Compact"/>
-              <w:jc w:val="left"/>
-            </w:pPr>
-            <w:r>
-              <w:t xml:space="preserve">f</w:t>
-            </w:r>
-          </w:p>
-        </w:tc>
-        <w:tc>
-          <w:tcPr/>
-          <w:p>
-            <w:pPr>
-              <w:pStyle w:val="Compact"/>
-              <w:jc w:val="left"/>
-            </w:pPr>
-            <w:r>
-              <w:t xml:space="preserve">village</w:t>
+              <w:rPr>
+                <w:b/>
+                <w:bCs/>
+              </w:rPr>
+              <w:t xml:space="preserve">3 m.sg.</w:t>
+            </w:r>
+          </w:p>
+        </w:tc>
+        <w:tc>
+          <w:tcPr/>
+          <w:p>
+            <w:pPr>
+              <w:pStyle w:val="Compact"/>
+              <w:jc w:val="left"/>
+            </w:pPr>
+            <w:r>
+              <w:t xml:space="preserve">ܫܒܩ</w:t>
+            </w:r>
+          </w:p>
+        </w:tc>
+        <w:tc>
+          <w:tcPr/>
+          <w:p>
+            <w:pPr>
+              <w:pStyle w:val="Compact"/>
+              <w:jc w:val="left"/>
+            </w:pPr>
+            <w:r>
+              <w:t xml:space="preserve">shbaq (he left)</w:t>
             </w:r>
           </w:p>
         </w:tc>
@@ -4168,43 +4478,35 @@
               <w:jc w:val="left"/>
             </w:pPr>
             <w:r>
-              <w:t xml:space="preserve">ܠܫܢܐ</w:t>
-            </w:r>
-          </w:p>
-        </w:tc>
-        <w:tc>
-          <w:tcPr/>
-          <w:p>
-            <w:pPr>
-              <w:pStyle w:val="Compact"/>
-              <w:jc w:val="left"/>
-            </w:pPr>
-            <w:r>
-              <w:t xml:space="preserve">leššānā</w:t>
-            </w:r>
-          </w:p>
-        </w:tc>
-        <w:tc>
-          <w:tcPr/>
-          <w:p>
-            <w:pPr>
-              <w:pStyle w:val="Compact"/>
-              <w:jc w:val="left"/>
-            </w:pPr>
-            <w:r>
-              <w:t xml:space="preserve">m</w:t>
-            </w:r>
-          </w:p>
-        </w:tc>
-        <w:tc>
-          <w:tcPr/>
-          <w:p>
-            <w:pPr>
-              <w:pStyle w:val="Compact"/>
-              <w:jc w:val="left"/>
-            </w:pPr>
-            <w:r>
-              <w:t xml:space="preserve">tongue, language</w:t>
+              <w:rPr>
+                <w:b/>
+                <w:bCs/>
+              </w:rPr>
+              <w:t xml:space="preserve">3 f.sg.</w:t>
+            </w:r>
+          </w:p>
+        </w:tc>
+        <w:tc>
+          <w:tcPr/>
+          <w:p>
+            <w:pPr>
+              <w:pStyle w:val="Compact"/>
+              <w:jc w:val="left"/>
+            </w:pPr>
+            <w:r>
+              <w:t xml:space="preserve">ܫܒܩܬ</w:t>
+            </w:r>
+          </w:p>
+        </w:tc>
+        <w:tc>
+          <w:tcPr/>
+          <w:p>
+            <w:pPr>
+              <w:pStyle w:val="Compact"/>
+              <w:jc w:val="left"/>
+            </w:pPr>
+            <w:r>
+              <w:t xml:space="preserve">šebqat (she left)</w:t>
             </w:r>
           </w:p>
         </w:tc>
@@ -4218,43 +4520,35 @@
               <w:jc w:val="left"/>
             </w:pPr>
             <w:r>
-              <w:t xml:space="preserve">ܓܪܡܐ</w:t>
-            </w:r>
-          </w:p>
-        </w:tc>
-        <w:tc>
-          <w:tcPr/>
-          <w:p>
-            <w:pPr>
-              <w:pStyle w:val="Compact"/>
-              <w:jc w:val="left"/>
-            </w:pPr>
-            <w:r>
-              <w:t xml:space="preserve">garmā</w:t>
-            </w:r>
-          </w:p>
-        </w:tc>
-        <w:tc>
-          <w:tcPr/>
-          <w:p>
-            <w:pPr>
-              <w:pStyle w:val="Compact"/>
-              <w:jc w:val="left"/>
-            </w:pPr>
-            <w:r>
-              <w:t xml:space="preserve">m</w:t>
-            </w:r>
-          </w:p>
-        </w:tc>
-        <w:tc>
-          <w:tcPr/>
-          <w:p>
-            <w:pPr>
-              <w:pStyle w:val="Compact"/>
-              <w:jc w:val="left"/>
-            </w:pPr>
-            <w:r>
-              <w:t xml:space="preserve">bone</w:t>
+              <w:rPr>
+                <w:b/>
+                <w:bCs/>
+              </w:rPr>
+              <w:t xml:space="preserve">2 m.sg.</w:t>
+            </w:r>
+          </w:p>
+        </w:tc>
+        <w:tc>
+          <w:tcPr/>
+          <w:p>
+            <w:pPr>
+              <w:pStyle w:val="Compact"/>
+              <w:jc w:val="left"/>
+            </w:pPr>
+            <w:r>
+              <w:t xml:space="preserve">ܫܒܩܬ</w:t>
+            </w:r>
+          </w:p>
+        </w:tc>
+        <w:tc>
+          <w:tcPr/>
+          <w:p>
+            <w:pPr>
+              <w:pStyle w:val="Compact"/>
+              <w:jc w:val="left"/>
+            </w:pPr>
+            <w:r>
+              <w:t xml:space="preserve">šbaqt (you left)</w:t>
             </w:r>
           </w:p>
         </w:tc>
@@ -4268,43 +4562,35 @@
               <w:jc w:val="left"/>
             </w:pPr>
             <w:r>
-              <w:t xml:space="preserve">ܟܐܦܐ</w:t>
-            </w:r>
-          </w:p>
-        </w:tc>
-        <w:tc>
-          <w:tcPr/>
-          <w:p>
-            <w:pPr>
-              <w:pStyle w:val="Compact"/>
-              <w:jc w:val="left"/>
-            </w:pPr>
-            <w:r>
-              <w:t xml:space="preserve">kēpā</w:t>
-            </w:r>
-          </w:p>
-        </w:tc>
-        <w:tc>
-          <w:tcPr/>
-          <w:p>
-            <w:pPr>
-              <w:pStyle w:val="Compact"/>
-              <w:jc w:val="left"/>
-            </w:pPr>
-            <w:r>
-              <w:t xml:space="preserve">f</w:t>
-            </w:r>
-          </w:p>
-        </w:tc>
-        <w:tc>
-          <w:tcPr/>
-          <w:p>
-            <w:pPr>
-              <w:pStyle w:val="Compact"/>
-              <w:jc w:val="left"/>
-            </w:pPr>
-            <w:r>
-              <w:t xml:space="preserve">stone, rock</w:t>
+              <w:rPr>
+                <w:b/>
+                <w:bCs/>
+              </w:rPr>
+              <w:t xml:space="preserve">1 c.sg.</w:t>
+            </w:r>
+          </w:p>
+        </w:tc>
+        <w:tc>
+          <w:tcPr/>
+          <w:p>
+            <w:pPr>
+              <w:pStyle w:val="Compact"/>
+              <w:jc w:val="left"/>
+            </w:pPr>
+            <w:r>
+              <w:t xml:space="preserve">ܫܒܩܬ</w:t>
+            </w:r>
+          </w:p>
+        </w:tc>
+        <w:tc>
+          <w:tcPr/>
+          <w:p>
+            <w:pPr>
+              <w:pStyle w:val="Compact"/>
+              <w:jc w:val="left"/>
+            </w:pPr>
+            <w:r>
+              <w:t xml:space="preserve">šebqet (I left)</w:t>
             </w:r>
           </w:p>
         </w:tc>
@@ -4318,43 +4604,35 @@
               <w:jc w:val="left"/>
             </w:pPr>
             <w:r>
-              <w:t xml:space="preserve">ܡܝܐ</w:t>
-            </w:r>
-          </w:p>
-        </w:tc>
-        <w:tc>
-          <w:tcPr/>
-          <w:p>
-            <w:pPr>
-              <w:pStyle w:val="Compact"/>
-              <w:jc w:val="left"/>
-            </w:pPr>
-            <w:r>
-              <w:t xml:space="preserve">mayyā</w:t>
-            </w:r>
-          </w:p>
-        </w:tc>
-        <w:tc>
-          <w:tcPr/>
-          <w:p>
-            <w:pPr>
-              <w:pStyle w:val="Compact"/>
-              <w:jc w:val="left"/>
-            </w:pPr>
-            <w:r>
-              <w:t xml:space="preserve">m.pl</w:t>
-            </w:r>
-          </w:p>
-        </w:tc>
-        <w:tc>
-          <w:tcPr/>
-          <w:p>
-            <w:pPr>
-              <w:pStyle w:val="Compact"/>
-              <w:jc w:val="left"/>
-            </w:pPr>
-            <w:r>
-              <w:t xml:space="preserve">water</w:t>
+              <w:rPr>
+                <w:b/>
+                <w:bCs/>
+              </w:rPr>
+              <w:t xml:space="preserve">3 m.pl.</w:t>
+            </w:r>
+          </w:p>
+        </w:tc>
+        <w:tc>
+          <w:tcPr/>
+          <w:p>
+            <w:pPr>
+              <w:pStyle w:val="Compact"/>
+              <w:jc w:val="left"/>
+            </w:pPr>
+            <w:r>
+              <w:t xml:space="preserve">ܫܒܩܘ</w:t>
+            </w:r>
+          </w:p>
+        </w:tc>
+        <w:tc>
+          <w:tcPr/>
+          <w:p>
+            <w:pPr>
+              <w:pStyle w:val="Compact"/>
+              <w:jc w:val="left"/>
+            </w:pPr>
+            <w:r>
+              <w:t xml:space="preserve">shbaqū (they left)</w:t>
             </w:r>
           </w:p>
         </w:tc>
@@ -4368,777 +4646,63 @@
               <w:jc w:val="left"/>
             </w:pPr>
             <w:r>
-              <w:t xml:space="preserve">ܢܘܢܐ</w:t>
-            </w:r>
-          </w:p>
-        </w:tc>
-        <w:tc>
-          <w:tcPr/>
-          <w:p>
-            <w:pPr>
-              <w:pStyle w:val="Compact"/>
-              <w:jc w:val="left"/>
-            </w:pPr>
-            <w:r>
-              <w:t xml:space="preserve">nūnā</w:t>
-            </w:r>
-          </w:p>
-        </w:tc>
-        <w:tc>
-          <w:tcPr/>
-          <w:p>
-            <w:pPr>
-              <w:pStyle w:val="Compact"/>
-              <w:jc w:val="left"/>
-            </w:pPr>
-            <w:r>
-              <w:t xml:space="preserve">m</w:t>
-            </w:r>
-          </w:p>
-        </w:tc>
-        <w:tc>
-          <w:tcPr/>
-          <w:p>
-            <w:pPr>
-              <w:pStyle w:val="Compact"/>
-              <w:jc w:val="left"/>
-            </w:pPr>
-            <w:r>
-              <w:t xml:space="preserve">fish</w:t>
-            </w:r>
-          </w:p>
-        </w:tc>
-      </w:tr>
-      <w:tr>
-        <w:tc>
-          <w:tcPr/>
-          <w:p>
-            <w:pPr>
-              <w:pStyle w:val="Compact"/>
-              <w:jc w:val="left"/>
-            </w:pPr>
-            <w:r>
-              <w:t xml:space="preserve">ܡܕܝܢܬܐ</w:t>
-            </w:r>
-          </w:p>
-        </w:tc>
-        <w:tc>
-          <w:tcPr/>
-          <w:p>
-            <w:pPr>
-              <w:pStyle w:val="Compact"/>
-              <w:jc w:val="left"/>
-            </w:pPr>
-            <w:r>
-              <w:t xml:space="preserve">mdīttā</w:t>
-            </w:r>
-          </w:p>
-        </w:tc>
-        <w:tc>
-          <w:tcPr/>
-          <w:p>
-            <w:pPr>
-              <w:pStyle w:val="Compact"/>
-              <w:jc w:val="left"/>
-            </w:pPr>
-            <w:r>
-              <w:t xml:space="preserve">f</w:t>
-            </w:r>
-          </w:p>
-        </w:tc>
-        <w:tc>
-          <w:tcPr/>
-          <w:p>
-            <w:pPr>
-              <w:pStyle w:val="Compact"/>
-              <w:jc w:val="left"/>
-            </w:pPr>
-            <w:r>
-              <w:t xml:space="preserve">city</w:t>
-            </w:r>
-          </w:p>
-        </w:tc>
-      </w:tr>
-      <w:tr>
-        <w:tc>
-          <w:tcPr/>
-          <w:p>
-            <w:pPr>
-              <w:pStyle w:val="Compact"/>
-              <w:jc w:val="left"/>
-            </w:pPr>
-            <w:r>
-              <w:t xml:space="preserve">ܫܡܫܐ</w:t>
-            </w:r>
-          </w:p>
-        </w:tc>
-        <w:tc>
-          <w:tcPr/>
-          <w:p>
-            <w:pPr>
-              <w:pStyle w:val="Compact"/>
-              <w:jc w:val="left"/>
-            </w:pPr>
-            <w:r>
-              <w:t xml:space="preserve">šemšā</w:t>
-            </w:r>
-          </w:p>
-        </w:tc>
-        <w:tc>
-          <w:tcPr/>
-          <w:p>
-            <w:pPr>
-              <w:pStyle w:val="Compact"/>
-              <w:jc w:val="left"/>
-            </w:pPr>
-            <w:r>
-              <w:t xml:space="preserve">m</w:t>
-            </w:r>
-          </w:p>
-        </w:tc>
-        <w:tc>
-          <w:tcPr/>
-          <w:p>
-            <w:pPr>
-              <w:pStyle w:val="Compact"/>
-              <w:jc w:val="left"/>
-            </w:pPr>
-            <w:r>
-              <w:t xml:space="preserve">sun</w:t>
-            </w:r>
-          </w:p>
-        </w:tc>
-      </w:tr>
-      <w:tr>
-        <w:tc>
-          <w:tcPr/>
-          <w:p>
-            <w:pPr>
-              <w:pStyle w:val="Compact"/>
-              <w:jc w:val="left"/>
-            </w:pPr>
-            <w:r>
-              <w:t xml:space="preserve">ܡܫܚܐ</w:t>
-            </w:r>
-          </w:p>
-        </w:tc>
-        <w:tc>
-          <w:tcPr/>
-          <w:p>
-            <w:pPr>
-              <w:pStyle w:val="Compact"/>
-              <w:jc w:val="left"/>
-            </w:pPr>
-            <w:r>
-              <w:t xml:space="preserve">mešḥā</w:t>
-            </w:r>
-          </w:p>
-        </w:tc>
-        <w:tc>
-          <w:tcPr/>
-          <w:p>
-            <w:pPr>
-              <w:pStyle w:val="Compact"/>
-              <w:jc w:val="left"/>
-            </w:pPr>
-            <w:r>
-              <w:t xml:space="preserve">m</w:t>
-            </w:r>
-          </w:p>
-        </w:tc>
-        <w:tc>
-          <w:tcPr/>
-          <w:p>
-            <w:pPr>
-              <w:pStyle w:val="Compact"/>
-              <w:jc w:val="left"/>
-            </w:pPr>
-            <w:r>
-              <w:t xml:space="preserve">oil</w:t>
-            </w:r>
-          </w:p>
-        </w:tc>
-      </w:tr>
-      <w:tr>
-        <w:tc>
-          <w:tcPr/>
-          <w:p>
-            <w:pPr>
-              <w:pStyle w:val="Compact"/>
-              <w:jc w:val="left"/>
-            </w:pPr>
-            <w:r>
-              <w:t xml:space="preserve">ܚܝܠܐ</w:t>
-            </w:r>
-          </w:p>
-        </w:tc>
-        <w:tc>
-          <w:tcPr/>
-          <w:p>
-            <w:pPr>
-              <w:pStyle w:val="Compact"/>
-              <w:jc w:val="left"/>
-            </w:pPr>
-            <w:r>
-              <w:t xml:space="preserve">ḥaylā</w:t>
-            </w:r>
-          </w:p>
-        </w:tc>
-        <w:tc>
-          <w:tcPr/>
-          <w:p>
-            <w:pPr>
-              <w:pStyle w:val="Compact"/>
-              <w:jc w:val="left"/>
-            </w:pPr>
-            <w:r>
-              <w:t xml:space="preserve">m</w:t>
-            </w:r>
-          </w:p>
-        </w:tc>
-        <w:tc>
-          <w:tcPr/>
-          <w:p>
-            <w:pPr>
-              <w:pStyle w:val="Compact"/>
-              <w:jc w:val="left"/>
-            </w:pPr>
-            <w:r>
-              <w:t xml:space="preserve">power, army</w:t>
-            </w:r>
-          </w:p>
-        </w:tc>
-      </w:tr>
-      <w:tr>
-        <w:tc>
-          <w:tcPr/>
-          <w:p>
-            <w:pPr>
-              <w:pStyle w:val="Compact"/>
-              <w:jc w:val="left"/>
-            </w:pPr>
-            <w:r>
-              <w:t xml:space="preserve">ܐܕܢܐ</w:t>
-            </w:r>
-          </w:p>
-        </w:tc>
-        <w:tc>
-          <w:tcPr/>
-          <w:p>
-            <w:pPr>
-              <w:pStyle w:val="Compact"/>
-              <w:jc w:val="left"/>
-            </w:pPr>
-            <w:r>
-              <w:t xml:space="preserve">ʾednā</w:t>
-            </w:r>
-          </w:p>
-        </w:tc>
-        <w:tc>
-          <w:tcPr/>
-          <w:p>
-            <w:pPr>
-              <w:pStyle w:val="Compact"/>
-              <w:jc w:val="left"/>
-            </w:pPr>
-            <w:r>
-              <w:t xml:space="preserve">f</w:t>
-            </w:r>
-          </w:p>
-        </w:tc>
-        <w:tc>
-          <w:tcPr/>
-          <w:p>
-            <w:pPr>
-              <w:pStyle w:val="Compact"/>
-              <w:jc w:val="left"/>
-            </w:pPr>
-            <w:r>
-              <w:t xml:space="preserve">ear</w:t>
-            </w:r>
-          </w:p>
-        </w:tc>
-      </w:tr>
-      <w:tr>
-        <w:tc>
-          <w:tcPr/>
-          <w:p>
-            <w:pPr>
-              <w:pStyle w:val="Compact"/>
-              <w:jc w:val="left"/>
-            </w:pPr>
-            <w:r>
-              <w:t xml:space="preserve">ܩܝܣܐ</w:t>
-            </w:r>
-          </w:p>
-        </w:tc>
-        <w:tc>
-          <w:tcPr/>
-          <w:p>
-            <w:pPr>
-              <w:pStyle w:val="Compact"/>
-              <w:jc w:val="left"/>
-            </w:pPr>
-            <w:r>
-              <w:t xml:space="preserve">qaysā</w:t>
-            </w:r>
-          </w:p>
-        </w:tc>
-        <w:tc>
-          <w:tcPr/>
-          <w:p>
-            <w:pPr>
-              <w:pStyle w:val="Compact"/>
-              <w:jc w:val="left"/>
-            </w:pPr>
-            <w:r>
-              <w:t xml:space="preserve">m</w:t>
-            </w:r>
-          </w:p>
-        </w:tc>
-        <w:tc>
-          <w:tcPr/>
-          <w:p>
-            <w:pPr>
-              <w:pStyle w:val="Compact"/>
-              <w:jc w:val="left"/>
-            </w:pPr>
-            <w:r>
-              <w:t xml:space="preserve">wood, tree</w:t>
-            </w:r>
-          </w:p>
-        </w:tc>
-      </w:tr>
-      <w:tr>
-        <w:tc>
-          <w:tcPr/>
-          <w:p>
-            <w:pPr>
-              <w:pStyle w:val="Compact"/>
-              <w:jc w:val="left"/>
-            </w:pPr>
-            <w:r>
-              <w:t xml:space="preserve">ܢܗܪܐ</w:t>
-            </w:r>
-          </w:p>
-        </w:tc>
-        <w:tc>
-          <w:tcPr/>
-          <w:p>
-            <w:pPr>
-              <w:pStyle w:val="Compact"/>
-              <w:jc w:val="left"/>
-            </w:pPr>
-            <w:r>
-              <w:t xml:space="preserve">nahrā</w:t>
-            </w:r>
-          </w:p>
-        </w:tc>
-        <w:tc>
-          <w:tcPr/>
-          <w:p>
-            <w:pPr>
-              <w:pStyle w:val="Compact"/>
-              <w:jc w:val="left"/>
-            </w:pPr>
-            <w:r>
-              <w:t xml:space="preserve">m</w:t>
-            </w:r>
-          </w:p>
-        </w:tc>
-        <w:tc>
-          <w:tcPr/>
-          <w:p>
-            <w:pPr>
-              <w:pStyle w:val="Compact"/>
-              <w:jc w:val="left"/>
-            </w:pPr>
-            <w:r>
-              <w:t xml:space="preserve">river</w:t>
-            </w:r>
-          </w:p>
-        </w:tc>
-      </w:tr>
-      <w:tr>
-        <w:tc>
-          <w:tcPr/>
-          <w:p>
-            <w:pPr>
-              <w:pStyle w:val="Compact"/>
-              <w:jc w:val="left"/>
-            </w:pPr>
-            <w:r>
-              <w:t xml:space="preserve">ܣܒܪܐ</w:t>
-            </w:r>
-          </w:p>
-        </w:tc>
-        <w:tc>
-          <w:tcPr/>
-          <w:p>
-            <w:pPr>
-              <w:pStyle w:val="Compact"/>
-              <w:jc w:val="left"/>
-            </w:pPr>
-            <w:r>
-              <w:t xml:space="preserve">sabrā</w:t>
-            </w:r>
-          </w:p>
-        </w:tc>
-        <w:tc>
-          <w:tcPr/>
-          <w:p>
-            <w:pPr>
-              <w:pStyle w:val="Compact"/>
-              <w:jc w:val="left"/>
-            </w:pPr>
-            <w:r>
-              <w:t xml:space="preserve">m</w:t>
-            </w:r>
-          </w:p>
-        </w:tc>
-        <w:tc>
-          <w:tcPr/>
-          <w:p>
-            <w:pPr>
-              <w:pStyle w:val="Compact"/>
-              <w:jc w:val="left"/>
-            </w:pPr>
-            <w:r>
-              <w:t xml:space="preserve">hope</w:t>
-            </w:r>
-          </w:p>
-        </w:tc>
-      </w:tr>
-      <w:tr>
-        <w:tc>
-          <w:tcPr/>
-          <w:p>
-            <w:pPr>
-              <w:pStyle w:val="Compact"/>
-              <w:jc w:val="left"/>
-            </w:pPr>
-            <w:r>
-              <w:t xml:space="preserve">ܕܚܠܬܐ</w:t>
-            </w:r>
-          </w:p>
-        </w:tc>
-        <w:tc>
-          <w:tcPr/>
-          <w:p>
-            <w:pPr>
-              <w:pStyle w:val="Compact"/>
-              <w:jc w:val="left"/>
-            </w:pPr>
-            <w:r>
-              <w:t xml:space="preserve">deḥltā</w:t>
-            </w:r>
-          </w:p>
-        </w:tc>
-        <w:tc>
-          <w:tcPr/>
-          <w:p>
-            <w:pPr>
-              <w:pStyle w:val="Compact"/>
-              <w:jc w:val="left"/>
-            </w:pPr>
-            <w:r>
-              <w:t xml:space="preserve">f</w:t>
-            </w:r>
-          </w:p>
-        </w:tc>
-        <w:tc>
-          <w:tcPr/>
-          <w:p>
-            <w:pPr>
-              <w:pStyle w:val="Compact"/>
-              <w:jc w:val="left"/>
-            </w:pPr>
-            <w:r>
-              <w:t xml:space="preserve">fear, religion</w:t>
-            </w:r>
-          </w:p>
-        </w:tc>
-      </w:tr>
-      <w:tr>
-        <w:tc>
-          <w:tcPr/>
-          <w:p>
-            <w:pPr>
-              <w:pStyle w:val="Compact"/>
-              <w:jc w:val="left"/>
-            </w:pPr>
-            <w:r>
-              <w:t xml:space="preserve">ܣܗܪܐ</w:t>
-            </w:r>
-          </w:p>
-        </w:tc>
-        <w:tc>
-          <w:tcPr/>
-          <w:p>
-            <w:pPr>
-              <w:pStyle w:val="Compact"/>
-              <w:jc w:val="left"/>
-            </w:pPr>
-            <w:r>
-              <w:t xml:space="preserve">sahrā</w:t>
-            </w:r>
-          </w:p>
-        </w:tc>
-        <w:tc>
-          <w:tcPr/>
-          <w:p>
-            <w:pPr>
-              <w:pStyle w:val="Compact"/>
-              <w:jc w:val="left"/>
-            </w:pPr>
-            <w:r>
-              <w:t xml:space="preserve">m</w:t>
-            </w:r>
-          </w:p>
-        </w:tc>
-        <w:tc>
-          <w:tcPr/>
-          <w:p>
-            <w:pPr>
-              <w:pStyle w:val="Compact"/>
-              <w:jc w:val="left"/>
-            </w:pPr>
-            <w:r>
-              <w:t xml:space="preserve">moon</w:t>
-            </w:r>
-          </w:p>
-        </w:tc>
-      </w:tr>
-      <w:tr>
-        <w:tc>
-          <w:tcPr/>
-          <w:p>
-            <w:pPr>
-              <w:pStyle w:val="Compact"/>
-              <w:jc w:val="left"/>
-            </w:pPr>
-            <w:r>
-              <w:t xml:space="preserve">ܪܓܠܐ</w:t>
-            </w:r>
-          </w:p>
-        </w:tc>
-        <w:tc>
-          <w:tcPr/>
-          <w:p>
-            <w:pPr>
-              <w:pStyle w:val="Compact"/>
-              <w:jc w:val="left"/>
-            </w:pPr>
-            <w:r>
-              <w:t xml:space="preserve">reglā</w:t>
-            </w:r>
-          </w:p>
-        </w:tc>
-        <w:tc>
-          <w:tcPr/>
-          <w:p>
-            <w:pPr>
-              <w:pStyle w:val="Compact"/>
-              <w:jc w:val="left"/>
-            </w:pPr>
-            <w:r>
-              <w:t xml:space="preserve">f</w:t>
-            </w:r>
-          </w:p>
-        </w:tc>
-        <w:tc>
-          <w:tcPr/>
-          <w:p>
-            <w:pPr>
-              <w:pStyle w:val="Compact"/>
-              <w:jc w:val="left"/>
-            </w:pPr>
-            <w:r>
-              <w:t xml:space="preserve">foot</w:t>
-            </w:r>
-          </w:p>
-        </w:tc>
-      </w:tr>
-      <w:tr>
-        <w:tc>
-          <w:tcPr/>
-          <w:p>
-            <w:pPr>
-              <w:pStyle w:val="Compact"/>
-              <w:jc w:val="left"/>
-            </w:pPr>
-            <w:r>
-              <w:t xml:space="preserve">ܫܠܡܐ</w:t>
-            </w:r>
-          </w:p>
-        </w:tc>
-        <w:tc>
-          <w:tcPr/>
-          <w:p>
-            <w:pPr>
-              <w:pStyle w:val="Compact"/>
-              <w:jc w:val="left"/>
-            </w:pPr>
-            <w:r>
-              <w:t xml:space="preserve">šlāmā</w:t>
-            </w:r>
-          </w:p>
-        </w:tc>
-        <w:tc>
-          <w:tcPr/>
-          <w:p>
-            <w:pPr>
-              <w:pStyle w:val="Compact"/>
-              <w:jc w:val="left"/>
-            </w:pPr>
-            <w:r>
-              <w:t xml:space="preserve">m</w:t>
-            </w:r>
-          </w:p>
-        </w:tc>
-        <w:tc>
-          <w:tcPr/>
-          <w:p>
-            <w:pPr>
-              <w:pStyle w:val="Compact"/>
-              <w:jc w:val="left"/>
-            </w:pPr>
-            <w:r>
-              <w:t xml:space="preserve">peace</w:t>
-            </w:r>
-          </w:p>
-        </w:tc>
-      </w:tr>
-      <w:tr>
-        <w:tc>
-          <w:tcPr/>
-          <w:p>
-            <w:pPr>
-              <w:pStyle w:val="Compact"/>
-              <w:jc w:val="left"/>
-            </w:pPr>
-            <w:r>
-              <w:t xml:space="preserve">ܐܬܪܐ</w:t>
-            </w:r>
-          </w:p>
-        </w:tc>
-        <w:tc>
-          <w:tcPr/>
-          <w:p>
-            <w:pPr>
-              <w:pStyle w:val="Compact"/>
-              <w:jc w:val="left"/>
-            </w:pPr>
-            <w:r>
-              <w:t xml:space="preserve">ʾatrā</w:t>
-            </w:r>
-          </w:p>
-        </w:tc>
-        <w:tc>
-          <w:tcPr/>
-          <w:p>
-            <w:pPr>
-              <w:pStyle w:val="Compact"/>
-              <w:jc w:val="left"/>
-            </w:pPr>
-            <w:r>
-              <w:t xml:space="preserve">m</w:t>
-            </w:r>
-          </w:p>
-        </w:tc>
-        <w:tc>
-          <w:tcPr/>
-          <w:p>
-            <w:pPr>
-              <w:pStyle w:val="Compact"/>
-              <w:jc w:val="left"/>
-            </w:pPr>
-            <w:r>
-              <w:t xml:space="preserve">place, country</w:t>
-            </w:r>
-          </w:p>
-        </w:tc>
-      </w:tr>
-      <w:tr>
-        <w:tc>
-          <w:tcPr/>
-          <w:p>
-            <w:pPr>
-              <w:pStyle w:val="Compact"/>
-              <w:jc w:val="left"/>
-            </w:pPr>
-            <w:r>
-              <w:t xml:space="preserve">ܣܗܕܐ</w:t>
-            </w:r>
-          </w:p>
-        </w:tc>
-        <w:tc>
-          <w:tcPr/>
-          <w:p>
-            <w:pPr>
-              <w:pStyle w:val="Compact"/>
-              <w:jc w:val="left"/>
-            </w:pPr>
-            <w:r>
-              <w:t xml:space="preserve">sāhdā</w:t>
-            </w:r>
-          </w:p>
-        </w:tc>
-        <w:tc>
-          <w:tcPr/>
-          <w:p>
-            <w:pPr>
-              <w:pStyle w:val="Compact"/>
-              <w:jc w:val="left"/>
-            </w:pPr>
-            <w:r>
-              <w:t xml:space="preserve">m</w:t>
-            </w:r>
-          </w:p>
-        </w:tc>
-        <w:tc>
-          <w:tcPr/>
-          <w:p>
-            <w:pPr>
-              <w:pStyle w:val="Compact"/>
-              <w:jc w:val="left"/>
-            </w:pPr>
-            <w:r>
-              <w:t xml:space="preserve">witness, martyr</w:t>
+              <w:rPr>
+                <w:b/>
+                <w:bCs/>
+              </w:rPr>
+              <w:t xml:space="preserve">1 c.pl.</w:t>
+            </w:r>
+          </w:p>
+        </w:tc>
+        <w:tc>
+          <w:tcPr/>
+          <w:p>
+            <w:pPr>
+              <w:pStyle w:val="Compact"/>
+              <w:jc w:val="left"/>
+            </w:pPr>
+            <w:r>
+              <w:t xml:space="preserve">ܫܒܩܢ</w:t>
+            </w:r>
+          </w:p>
+        </w:tc>
+        <w:tc>
+          <w:tcPr/>
+          <w:p>
+            <w:pPr>
+              <w:pStyle w:val="Compact"/>
+              <w:jc w:val="left"/>
+            </w:pPr>
+            <w:r>
+              <w:t xml:space="preserve">shbaqn (we left)</w:t>
             </w:r>
           </w:p>
         </w:tc>
       </w:tr>
     </w:tbl>
-    <w:bookmarkEnd w:id="19"/>
-    <w:bookmarkStart w:id="20" w:name="section-11-additional-vocabulary-1"/>
-    <w:p>
-      <w:pPr>
-        <w:pStyle w:val="Heading4"/>
-      </w:pPr>
-      <w:r>
-        <w:t xml:space="preserve">Section 11: Additional Vocabulary</w:t>
-      </w:r>
-    </w:p>
-    <w:p>
-      <w:pPr>
-        <w:pStyle w:val="FirstParagraph"/>
-      </w:pPr>
-      <w:r>
-        <w:t xml:space="preserve">The following high-frequency words round out this lesson’s vocabulary to 30 terms.</w:t>
+    <w:p>
+      <w:pPr>
+        <w:pStyle w:val="BodyText"/>
+      </w:pPr>
+      <w:r>
+        <w:rPr>
+          <w:b/>
+          <w:bCs/>
+        </w:rPr>
+        <w:t xml:space="preserve">VSO RULE</w:t>
       </w:r>
     </w:p>
     <w:tbl>
       <w:tblPr>
         <w:tblStyle w:val="Table"/>
         <w:tblW w:type="auto" w:w="0"/>
+        <w:jc w:val="left"/>
         <w:tblLook w:firstRow="1" w:lastRow="0" w:firstColumn="0" w:lastColumn="0" w:noHBand="0" w:noVBand="0" w:val="0020"/>
       </w:tblPr>
       <w:tblGrid>
-        <w:gridCol w:w="1980"/>
-        <w:gridCol w:w="1980"/>
-        <w:gridCol w:w="1980"/>
-        <w:gridCol w:w="1980"/>
+        <w:gridCol w:w="2640"/>
+        <w:gridCol w:w="2640"/>
+        <w:gridCol w:w="2640"/>
       </w:tblGrid>
       <w:tr>
         <w:trPr>
@@ -5152,43 +4716,31 @@
               <w:jc w:val="left"/>
             </w:pPr>
             <w:r>
-              <w:t xml:space="preserve">Estrangela</w:t>
-            </w:r>
-          </w:p>
-        </w:tc>
-        <w:tc>
-          <w:tcPr/>
-          <w:p>
-            <w:pPr>
-              <w:pStyle w:val="Compact"/>
-              <w:jc w:val="left"/>
-            </w:pPr>
-            <w:r>
-              <w:t xml:space="preserve">Transliteration</w:t>
-            </w:r>
-          </w:p>
-        </w:tc>
-        <w:tc>
-          <w:tcPr/>
-          <w:p>
-            <w:pPr>
-              <w:pStyle w:val="Compact"/>
-              <w:jc w:val="left"/>
-            </w:pPr>
-            <w:r>
-              <w:t xml:space="preserve">Gender/Type</w:t>
-            </w:r>
-          </w:p>
-        </w:tc>
-        <w:tc>
-          <w:tcPr/>
-          <w:p>
-            <w:pPr>
-              <w:pStyle w:val="Compact"/>
-              <w:jc w:val="left"/>
-            </w:pPr>
-            <w:r>
-              <w:t xml:space="preserve">Meaning</w:t>
+              <w:t xml:space="preserve">1. Verb</w:t>
+            </w:r>
+          </w:p>
+        </w:tc>
+        <w:tc>
+          <w:tcPr/>
+          <w:p>
+            <w:pPr>
+              <w:pStyle w:val="Compact"/>
+              <w:jc w:val="left"/>
+            </w:pPr>
+            <w:r>
+              <w:t xml:space="preserve">2. Subject</w:t>
+            </w:r>
+          </w:p>
+        </w:tc>
+        <w:tc>
+          <w:tcPr/>
+          <w:p>
+            <w:pPr>
+              <w:pStyle w:val="Compact"/>
+              <w:jc w:val="left"/>
+            </w:pPr>
+            <w:r>
+              <w:t xml:space="preserve">3. Object / Preposition</w:t>
             </w:r>
           </w:p>
         </w:tc>
@@ -5202,43 +4754,130 @@
               <w:jc w:val="left"/>
             </w:pPr>
             <w:r>
-              <w:t xml:space="preserve">ܒܣܪܐ</w:t>
-            </w:r>
-          </w:p>
-        </w:tc>
-        <w:tc>
-          <w:tcPr/>
-          <w:p>
-            <w:pPr>
-              <w:pStyle w:val="Compact"/>
-              <w:jc w:val="left"/>
-            </w:pPr>
-            <w:r>
-              <w:t xml:space="preserve">besrā</w:t>
-            </w:r>
-          </w:p>
-        </w:tc>
-        <w:tc>
-          <w:tcPr/>
-          <w:p>
-            <w:pPr>
-              <w:pStyle w:val="Compact"/>
-              <w:jc w:val="left"/>
-            </w:pPr>
-            <w:r>
-              <w:t xml:space="preserve">m</w:t>
-            </w:r>
-          </w:p>
-        </w:tc>
-        <w:tc>
-          <w:tcPr/>
-          <w:p>
-            <w:pPr>
-              <w:pStyle w:val="Compact"/>
-              <w:jc w:val="left"/>
-            </w:pPr>
-            <w:r>
-              <w:t xml:space="preserve">flesh</w:t>
+              <w:t xml:space="preserve">Npaq (Went out)</w:t>
+            </w:r>
+          </w:p>
+        </w:tc>
+        <w:tc>
+          <w:tcPr/>
+          <w:p>
+            <w:pPr>
+              <w:pStyle w:val="Compact"/>
+              <w:jc w:val="left"/>
+            </w:pPr>
+            <w:r>
+              <w:t xml:space="preserve">Malka (The King)</w:t>
+            </w:r>
+          </w:p>
+        </w:tc>
+        <w:tc>
+          <w:tcPr/>
+          <w:p>
+            <w:pPr>
+              <w:pStyle w:val="Compact"/>
+              <w:jc w:val="left"/>
+            </w:pPr>
+            <w:r>
+              <w:t xml:space="preserve">men (from) ʾarʿā (the earth)</w:t>
+            </w:r>
+          </w:p>
+        </w:tc>
+      </w:tr>
+    </w:tbl>
+    <w:bookmarkEnd w:id="29"/>
+    <w:bookmarkStart w:id="30" w:name="section-11-additional-vocabulary"/>
+    <w:p>
+      <w:pPr>
+        <w:pStyle w:val="Heading4"/>
+      </w:pPr>
+      <w:r>
+        <w:t xml:space="preserve">Section 11: Additional Vocabulary</w:t>
+      </w:r>
+    </w:p>
+    <w:p>
+      <w:pPr>
+        <w:pStyle w:val="FirstParagraph"/>
+      </w:pPr>
+      <w:r>
+        <w:t xml:space="preserve">The following 30 genuinely new high-frequency words supplement this lesson’s vocabulary, focusing on nouns related to narrative past (perfect tense) action and contexts.</w:t>
+      </w:r>
+    </w:p>
+    <w:tbl>
+      <w:tblPr>
+        <w:tblStyle w:val="Table"/>
+        <w:tblW w:type="pct" w:w="5000"/>
+        <w:jc w:val="left"/>
+        <w:tblLayout w:type="fixed"/>
+        <w:tblLook w:firstRow="1" w:lastRow="0" w:firstColumn="0" w:lastColumn="0" w:noHBand="0" w:noVBand="0" w:val="0020"/>
+      </w:tblPr>
+      <w:tblGrid>
+        <w:gridCol w:w="1584"/>
+        <w:gridCol w:w="1584"/>
+        <w:gridCol w:w="1584"/>
+        <w:gridCol w:w="1584"/>
+        <w:gridCol w:w="1584"/>
+      </w:tblGrid>
+      <w:tr>
+        <w:trPr>
+          <w:tblHeader w:val="on"/>
+        </w:trPr>
+        <w:tc>
+          <w:tcPr/>
+          <w:p>
+            <w:pPr>
+              <w:pStyle w:val="Compact"/>
+              <w:jc w:val="left"/>
+            </w:pPr>
+            <w:r>
+              <w:t xml:space="preserve">Syriac (Estrangela)</w:t>
+            </w:r>
+          </w:p>
+        </w:tc>
+        <w:tc>
+          <w:tcPr/>
+          <w:p>
+            <w:pPr>
+              <w:pStyle w:val="Compact"/>
+              <w:jc w:val="left"/>
+            </w:pPr>
+            <w:r>
+              <w:t xml:space="preserve">Transliteration</w:t>
+            </w:r>
+          </w:p>
+        </w:tc>
+        <w:tc>
+          <w:tcPr/>
+          <w:p>
+            <w:pPr>
+              <w:pStyle w:val="Compact"/>
+              <w:jc w:val="left"/>
+            </w:pPr>
+            <w:r>
+              <w:t xml:space="preserve">Part of Speech</w:t>
+            </w:r>
+          </w:p>
+        </w:tc>
+        <w:tc>
+          <w:tcPr/>
+          <w:p>
+            <w:pPr>
+              <w:pStyle w:val="Compact"/>
+              <w:jc w:val="left"/>
+            </w:pPr>
+            <w:r>
+              <w:t xml:space="preserve">Meaning</w:t>
+            </w:r>
+          </w:p>
+        </w:tc>
+        <w:tc>
+          <w:tcPr/>
+          <w:p>
+            <w:pPr>
+              <w:pStyle w:val="Compact"/>
+              <w:jc w:val="left"/>
+            </w:pPr>
+            <w:r>
+              <w:t xml:space="preserve">Notes</w:t>
             </w:r>
           </w:p>
         </w:tc>
@@ -5252,43 +4891,55 @@
               <w:jc w:val="left"/>
             </w:pPr>
             <w:r>
-              <w:t xml:space="preserve">ܛܝܒܘܬܐ</w:t>
-            </w:r>
-          </w:p>
-        </w:tc>
-        <w:tc>
-          <w:tcPr/>
-          <w:p>
-            <w:pPr>
-              <w:pStyle w:val="Compact"/>
-              <w:jc w:val="left"/>
-            </w:pPr>
-            <w:r>
-              <w:t xml:space="preserve">ṭaybūttā</w:t>
-            </w:r>
-          </w:p>
-        </w:tc>
-        <w:tc>
-          <w:tcPr/>
-          <w:p>
-            <w:pPr>
-              <w:pStyle w:val="Compact"/>
-              <w:jc w:val="left"/>
-            </w:pPr>
-            <w:r>
-              <w:t xml:space="preserve">f</w:t>
-            </w:r>
-          </w:p>
-        </w:tc>
-        <w:tc>
-          <w:tcPr/>
-          <w:p>
-            <w:pPr>
-              <w:pStyle w:val="Compact"/>
-              <w:jc w:val="left"/>
-            </w:pPr>
-            <w:r>
-              <w:t xml:space="preserve">grace</w:t>
+              <w:t xml:space="preserve">ܫܪܐ</w:t>
+            </w:r>
+          </w:p>
+        </w:tc>
+        <w:tc>
+          <w:tcPr/>
+          <w:p>
+            <w:pPr>
+              <w:pStyle w:val="Compact"/>
+              <w:jc w:val="left"/>
+            </w:pPr>
+            <w:r>
+              <w:t xml:space="preserve">šrā</w:t>
+            </w:r>
+          </w:p>
+        </w:tc>
+        <w:tc>
+          <w:tcPr/>
+          <w:p>
+            <w:pPr>
+              <w:pStyle w:val="Compact"/>
+              <w:jc w:val="left"/>
+            </w:pPr>
+            <w:r>
+              <w:t xml:space="preserve">verb (Peal)</w:t>
+            </w:r>
+          </w:p>
+        </w:tc>
+        <w:tc>
+          <w:tcPr/>
+          <w:p>
+            <w:pPr>
+              <w:pStyle w:val="Compact"/>
+              <w:jc w:val="left"/>
+            </w:pPr>
+            <w:r>
+              <w:t xml:space="preserve">to loosen, release; to dwell</w:t>
+            </w:r>
+          </w:p>
+        </w:tc>
+        <w:tc>
+          <w:tcPr/>
+          <w:p>
+            <w:pPr>
+              <w:pStyle w:val="Compact"/>
+              <w:jc w:val="left"/>
+            </w:pPr>
+            <w:r>
+              <w:t xml:space="preserve">III-Yodh root š-r-y</w:t>
             </w:r>
           </w:p>
         </w:tc>
@@ -5302,43 +4953,55 @@
               <w:jc w:val="left"/>
             </w:pPr>
             <w:r>
-              <w:t xml:space="preserve">ܬܘܪܐ</w:t>
-            </w:r>
-          </w:p>
-        </w:tc>
-        <w:tc>
-          <w:tcPr/>
-          <w:p>
-            <w:pPr>
-              <w:pStyle w:val="Compact"/>
-              <w:jc w:val="left"/>
-            </w:pPr>
-            <w:r>
-              <w:t xml:space="preserve">tawrā</w:t>
-            </w:r>
-          </w:p>
-        </w:tc>
-        <w:tc>
-          <w:tcPr/>
-          <w:p>
-            <w:pPr>
-              <w:pStyle w:val="Compact"/>
-              <w:jc w:val="left"/>
-            </w:pPr>
-            <w:r>
-              <w:t xml:space="preserve">m</w:t>
-            </w:r>
-          </w:p>
-        </w:tc>
-        <w:tc>
-          <w:tcPr/>
-          <w:p>
-            <w:pPr>
-              <w:pStyle w:val="Compact"/>
-              <w:jc w:val="left"/>
-            </w:pPr>
-            <w:r>
-              <w:t xml:space="preserve">bull, ox</w:t>
+              <w:t xml:space="preserve">ܦܠܟܘܬܐ</w:t>
+            </w:r>
+          </w:p>
+        </w:tc>
+        <w:tc>
+          <w:tcPr/>
+          <w:p>
+            <w:pPr>
+              <w:pStyle w:val="Compact"/>
+              <w:jc w:val="left"/>
+            </w:pPr>
+            <w:r>
+              <w:t xml:space="preserve">pəlkūttā</w:t>
+            </w:r>
+          </w:p>
+        </w:tc>
+        <w:tc>
+          <w:tcPr/>
+          <w:p>
+            <w:pPr>
+              <w:pStyle w:val="Compact"/>
+              <w:jc w:val="left"/>
+            </w:pPr>
+            <w:r>
+              <w:t xml:space="preserve">f. noun</w:t>
+            </w:r>
+          </w:p>
+        </w:tc>
+        <w:tc>
+          <w:tcPr/>
+          <w:p>
+            <w:pPr>
+              <w:pStyle w:val="Compact"/>
+              <w:jc w:val="left"/>
+            </w:pPr>
+            <w:r>
+              <w:t xml:space="preserve">flight, escape</w:t>
+            </w:r>
+          </w:p>
+        </w:tc>
+        <w:tc>
+          <w:tcPr/>
+          <w:p>
+            <w:pPr>
+              <w:pStyle w:val="Compact"/>
+              <w:jc w:val="left"/>
+            </w:pPr>
+            <w:r>
+              <w:t xml:space="preserve">from root p-l-k (to flee)</w:t>
             </w:r>
           </w:p>
         </w:tc>
@@ -5352,43 +5015,55 @@
               <w:jc w:val="left"/>
             </w:pPr>
             <w:r>
-              <w:t xml:space="preserve">ܩܝܡܐ</w:t>
-            </w:r>
-          </w:p>
-        </w:tc>
-        <w:tc>
-          <w:tcPr/>
-          <w:p>
-            <w:pPr>
-              <w:pStyle w:val="Compact"/>
-              <w:jc w:val="left"/>
-            </w:pPr>
-            <w:r>
-              <w:t xml:space="preserve">qyāmā</w:t>
-            </w:r>
-          </w:p>
-        </w:tc>
-        <w:tc>
-          <w:tcPr/>
-          <w:p>
-            <w:pPr>
-              <w:pStyle w:val="Compact"/>
-              <w:jc w:val="left"/>
-            </w:pPr>
-            <w:r>
-              <w:t xml:space="preserve">m</w:t>
-            </w:r>
-          </w:p>
-        </w:tc>
-        <w:tc>
-          <w:tcPr/>
-          <w:p>
-            <w:pPr>
-              <w:pStyle w:val="Compact"/>
-              <w:jc w:val="left"/>
-            </w:pPr>
-            <w:r>
-              <w:t xml:space="preserve">covenant</w:t>
+              <w:t xml:space="preserve">ܩܛܠܘܬܐ</w:t>
+            </w:r>
+          </w:p>
+        </w:tc>
+        <w:tc>
+          <w:tcPr/>
+          <w:p>
+            <w:pPr>
+              <w:pStyle w:val="Compact"/>
+              <w:jc w:val="left"/>
+            </w:pPr>
+            <w:r>
+              <w:t xml:space="preserve">qəṭlūttā</w:t>
+            </w:r>
+          </w:p>
+        </w:tc>
+        <w:tc>
+          <w:tcPr/>
+          <w:p>
+            <w:pPr>
+              <w:pStyle w:val="Compact"/>
+              <w:jc w:val="left"/>
+            </w:pPr>
+            <w:r>
+              <w:t xml:space="preserve">f. noun</w:t>
+            </w:r>
+          </w:p>
+        </w:tc>
+        <w:tc>
+          <w:tcPr/>
+          <w:p>
+            <w:pPr>
+              <w:pStyle w:val="Compact"/>
+              <w:jc w:val="left"/>
+            </w:pPr>
+            <w:r>
+              <w:t xml:space="preserve">slaughter, killing</w:t>
+            </w:r>
+          </w:p>
+        </w:tc>
+        <w:tc>
+          <w:tcPr/>
+          <w:p>
+            <w:pPr>
+              <w:pStyle w:val="Compact"/>
+              <w:jc w:val="left"/>
+            </w:pPr>
+            <w:r>
+              <w:t xml:space="preserve">from root q-ṭ-l (to kill)</w:t>
             </w:r>
           </w:p>
         </w:tc>
@@ -5402,43 +5077,55 @@
               <w:jc w:val="left"/>
             </w:pPr>
             <w:r>
-              <w:t xml:space="preserve">ܗܝܟܠܐ</w:t>
-            </w:r>
-          </w:p>
-        </w:tc>
-        <w:tc>
-          <w:tcPr/>
-          <w:p>
-            <w:pPr>
-              <w:pStyle w:val="Compact"/>
-              <w:jc w:val="left"/>
-            </w:pPr>
-            <w:r>
-              <w:t xml:space="preserve">hayklā</w:t>
-            </w:r>
-          </w:p>
-        </w:tc>
-        <w:tc>
-          <w:tcPr/>
-          <w:p>
-            <w:pPr>
-              <w:pStyle w:val="Compact"/>
-              <w:jc w:val="left"/>
-            </w:pPr>
-            <w:r>
-              <w:t xml:space="preserve">m</w:t>
-            </w:r>
-          </w:p>
-        </w:tc>
-        <w:tc>
-          <w:tcPr/>
-          <w:p>
-            <w:pPr>
-              <w:pStyle w:val="Compact"/>
-              <w:jc w:val="left"/>
-            </w:pPr>
-            <w:r>
-              <w:t xml:space="preserve">temple, palace</w:t>
+              <w:t xml:space="preserve">ܓܢܘܒܘܬܐ</w:t>
+            </w:r>
+          </w:p>
+        </w:tc>
+        <w:tc>
+          <w:tcPr/>
+          <w:p>
+            <w:pPr>
+              <w:pStyle w:val="Compact"/>
+              <w:jc w:val="left"/>
+            </w:pPr>
+            <w:r>
+              <w:t xml:space="preserve">gənūbūttā</w:t>
+            </w:r>
+          </w:p>
+        </w:tc>
+        <w:tc>
+          <w:tcPr/>
+          <w:p>
+            <w:pPr>
+              <w:pStyle w:val="Compact"/>
+              <w:jc w:val="left"/>
+            </w:pPr>
+            <w:r>
+              <w:t xml:space="preserve">f. noun</w:t>
+            </w:r>
+          </w:p>
+        </w:tc>
+        <w:tc>
+          <w:tcPr/>
+          <w:p>
+            <w:pPr>
+              <w:pStyle w:val="Compact"/>
+              <w:jc w:val="left"/>
+            </w:pPr>
+            <w:r>
+              <w:t xml:space="preserve">theft, stealing</w:t>
+            </w:r>
+          </w:p>
+        </w:tc>
+        <w:tc>
+          <w:tcPr/>
+          <w:p>
+            <w:pPr>
+              <w:pStyle w:val="Compact"/>
+              <w:jc w:val="left"/>
+            </w:pPr>
+            <w:r>
+              <w:t xml:space="preserve">from root g-n-b (to steal)</w:t>
             </w:r>
           </w:p>
         </w:tc>
@@ -5452,43 +5139,55 @@
               <w:jc w:val="left"/>
             </w:pPr>
             <w:r>
-              <w:t xml:space="preserve">ܥܝܢܐ</w:t>
-            </w:r>
-          </w:p>
-        </w:tc>
-        <w:tc>
-          <w:tcPr/>
-          <w:p>
-            <w:pPr>
-              <w:pStyle w:val="Compact"/>
-              <w:jc w:val="left"/>
-            </w:pPr>
-            <w:r>
-              <w:t xml:space="preserve">ʿaynā</w:t>
-            </w:r>
-          </w:p>
-        </w:tc>
-        <w:tc>
-          <w:tcPr/>
-          <w:p>
-            <w:pPr>
-              <w:pStyle w:val="Compact"/>
-              <w:jc w:val="left"/>
-            </w:pPr>
-            <w:r>
-              <w:t xml:space="preserve">f</w:t>
-            </w:r>
-          </w:p>
-        </w:tc>
-        <w:tc>
-          <w:tcPr/>
-          <w:p>
-            <w:pPr>
-              <w:pStyle w:val="Compact"/>
-              <w:jc w:val="left"/>
-            </w:pPr>
-            <w:r>
-              <w:t xml:space="preserve">eye</w:t>
+              <w:t xml:space="preserve">ܫܒܘܩܘܬܐ</w:t>
+            </w:r>
+          </w:p>
+        </w:tc>
+        <w:tc>
+          <w:tcPr/>
+          <w:p>
+            <w:pPr>
+              <w:pStyle w:val="Compact"/>
+              <w:jc w:val="left"/>
+            </w:pPr>
+            <w:r>
+              <w:t xml:space="preserve">šəbūqūttā</w:t>
+            </w:r>
+          </w:p>
+        </w:tc>
+        <w:tc>
+          <w:tcPr/>
+          <w:p>
+            <w:pPr>
+              <w:pStyle w:val="Compact"/>
+              <w:jc w:val="left"/>
+            </w:pPr>
+            <w:r>
+              <w:t xml:space="preserve">f. noun</w:t>
+            </w:r>
+          </w:p>
+        </w:tc>
+        <w:tc>
+          <w:tcPr/>
+          <w:p>
+            <w:pPr>
+              <w:pStyle w:val="Compact"/>
+              <w:jc w:val="left"/>
+            </w:pPr>
+            <w:r>
+              <w:t xml:space="preserve">abandonment, leaving</w:t>
+            </w:r>
+          </w:p>
+        </w:tc>
+        <w:tc>
+          <w:tcPr/>
+          <w:p>
+            <w:pPr>
+              <w:pStyle w:val="Compact"/>
+              <w:jc w:val="left"/>
+            </w:pPr>
+            <w:r>
+              <w:t xml:space="preserve">from root š-b-q (to leave)</w:t>
             </w:r>
           </w:p>
         </w:tc>
@@ -5502,43 +5201,55 @@
               <w:jc w:val="left"/>
             </w:pPr>
             <w:r>
-              <w:t xml:space="preserve">ܦܘܡܐ</w:t>
-            </w:r>
-          </w:p>
-        </w:tc>
-        <w:tc>
-          <w:tcPr/>
-          <w:p>
-            <w:pPr>
-              <w:pStyle w:val="Compact"/>
-              <w:jc w:val="left"/>
-            </w:pPr>
-            <w:r>
-              <w:t xml:space="preserve">pūmā</w:t>
-            </w:r>
-          </w:p>
-        </w:tc>
-        <w:tc>
-          <w:tcPr/>
-          <w:p>
-            <w:pPr>
-              <w:pStyle w:val="Compact"/>
-              <w:jc w:val="left"/>
-            </w:pPr>
-            <w:r>
-              <w:t xml:space="preserve">m</w:t>
-            </w:r>
-          </w:p>
-        </w:tc>
-        <w:tc>
-          <w:tcPr/>
-          <w:p>
-            <w:pPr>
-              <w:pStyle w:val="Compact"/>
-              <w:jc w:val="left"/>
-            </w:pPr>
-            <w:r>
-              <w:t xml:space="preserve">mouth</w:t>
+              <w:t xml:space="preserve">ܢܦܩܘܬܐ</w:t>
+            </w:r>
+          </w:p>
+        </w:tc>
+        <w:tc>
+          <w:tcPr/>
+          <w:p>
+            <w:pPr>
+              <w:pStyle w:val="Compact"/>
+              <w:jc w:val="left"/>
+            </w:pPr>
+            <w:r>
+              <w:t xml:space="preserve">napəqūttā</w:t>
+            </w:r>
+          </w:p>
+        </w:tc>
+        <w:tc>
+          <w:tcPr/>
+          <w:p>
+            <w:pPr>
+              <w:pStyle w:val="Compact"/>
+              <w:jc w:val="left"/>
+            </w:pPr>
+            <w:r>
+              <w:t xml:space="preserve">f. noun</w:t>
+            </w:r>
+          </w:p>
+        </w:tc>
+        <w:tc>
+          <w:tcPr/>
+          <w:p>
+            <w:pPr>
+              <w:pStyle w:val="Compact"/>
+              <w:jc w:val="left"/>
+            </w:pPr>
+            <w:r>
+              <w:t xml:space="preserve">going out, exit</w:t>
+            </w:r>
+          </w:p>
+        </w:tc>
+        <w:tc>
+          <w:tcPr/>
+          <w:p>
+            <w:pPr>
+              <w:pStyle w:val="Compact"/>
+              <w:jc w:val="left"/>
+            </w:pPr>
+            <w:r>
+              <w:t xml:space="preserve">from root n-p-q (to go out)</w:t>
             </w:r>
           </w:p>
         </w:tc>
@@ -5552,43 +5263,55 @@
               <w:jc w:val="left"/>
             </w:pPr>
             <w:r>
-              <w:t xml:space="preserve">ܕܝܢܐ</w:t>
-            </w:r>
-          </w:p>
-        </w:tc>
-        <w:tc>
-          <w:tcPr/>
-          <w:p>
-            <w:pPr>
-              <w:pStyle w:val="Compact"/>
-              <w:jc w:val="left"/>
-            </w:pPr>
-            <w:r>
-              <w:t xml:space="preserve">dīnā</w:t>
-            </w:r>
-          </w:p>
-        </w:tc>
-        <w:tc>
-          <w:tcPr/>
-          <w:p>
-            <w:pPr>
-              <w:pStyle w:val="Compact"/>
-              <w:jc w:val="left"/>
-            </w:pPr>
-            <w:r>
-              <w:t xml:space="preserve">m</w:t>
-            </w:r>
-          </w:p>
-        </w:tc>
-        <w:tc>
-          <w:tcPr/>
-          <w:p>
-            <w:pPr>
-              <w:pStyle w:val="Compact"/>
-              <w:jc w:val="left"/>
-            </w:pPr>
-            <w:r>
-              <w:t xml:space="preserve">judgment</w:t>
+              <w:t xml:space="preserve">ܕܡܥܘܬܐ</w:t>
+            </w:r>
+          </w:p>
+        </w:tc>
+        <w:tc>
+          <w:tcPr/>
+          <w:p>
+            <w:pPr>
+              <w:pStyle w:val="Compact"/>
+              <w:jc w:val="left"/>
+            </w:pPr>
+            <w:r>
+              <w:t xml:space="preserve">dəmʿūttā</w:t>
+            </w:r>
+          </w:p>
+        </w:tc>
+        <w:tc>
+          <w:tcPr/>
+          <w:p>
+            <w:pPr>
+              <w:pStyle w:val="Compact"/>
+              <w:jc w:val="left"/>
+            </w:pPr>
+            <w:r>
+              <w:t xml:space="preserve">f. noun</w:t>
+            </w:r>
+          </w:p>
+        </w:tc>
+        <w:tc>
+          <w:tcPr/>
+          <w:p>
+            <w:pPr>
+              <w:pStyle w:val="Compact"/>
+              <w:jc w:val="left"/>
+            </w:pPr>
+            <w:r>
+              <w:t xml:space="preserve">weeping, tears</w:t>
+            </w:r>
+          </w:p>
+        </w:tc>
+        <w:tc>
+          <w:tcPr/>
+          <w:p>
+            <w:pPr>
+              <w:pStyle w:val="Compact"/>
+              <w:jc w:val="left"/>
+            </w:pPr>
+            <w:r>
+              <w:t xml:space="preserve">from root d-m-ʿ (to weep)</w:t>
             </w:r>
           </w:p>
         </w:tc>
@@ -5602,43 +5325,55 @@
               <w:jc w:val="left"/>
             </w:pPr>
             <w:r>
-              <w:t xml:space="preserve">ܦܪܚܬܐ</w:t>
-            </w:r>
-          </w:p>
-        </w:tc>
-        <w:tc>
-          <w:tcPr/>
-          <w:p>
-            <w:pPr>
-              <w:pStyle w:val="Compact"/>
-              <w:jc w:val="left"/>
-            </w:pPr>
-            <w:r>
-              <w:t xml:space="preserve">pāraḥtā</w:t>
-            </w:r>
-          </w:p>
-        </w:tc>
-        <w:tc>
-          <w:tcPr/>
-          <w:p>
-            <w:pPr>
-              <w:pStyle w:val="Compact"/>
-              <w:jc w:val="left"/>
-            </w:pPr>
-            <w:r>
-              <w:t xml:space="preserve">f</w:t>
-            </w:r>
-          </w:p>
-        </w:tc>
-        <w:tc>
-          <w:tcPr/>
-          <w:p>
-            <w:pPr>
-              <w:pStyle w:val="Compact"/>
-              <w:jc w:val="left"/>
-            </w:pPr>
-            <w:r>
-              <w:t xml:space="preserve">bird</w:t>
+              <w:t xml:space="preserve">ܚܡܡܘܬܐ</w:t>
+            </w:r>
+          </w:p>
+        </w:tc>
+        <w:tc>
+          <w:tcPr/>
+          <w:p>
+            <w:pPr>
+              <w:pStyle w:val="Compact"/>
+              <w:jc w:val="left"/>
+            </w:pPr>
+            <w:r>
+              <w:t xml:space="preserve">ḥəmmūttā</w:t>
+            </w:r>
+          </w:p>
+        </w:tc>
+        <w:tc>
+          <w:tcPr/>
+          <w:p>
+            <w:pPr>
+              <w:pStyle w:val="Compact"/>
+              <w:jc w:val="left"/>
+            </w:pPr>
+            <w:r>
+              <w:t xml:space="preserve">f. noun</w:t>
+            </w:r>
+          </w:p>
+        </w:tc>
+        <w:tc>
+          <w:tcPr/>
+          <w:p>
+            <w:pPr>
+              <w:pStyle w:val="Compact"/>
+              <w:jc w:val="left"/>
+            </w:pPr>
+            <w:r>
+              <w:t xml:space="preserve">heat, fervor</w:t>
+            </w:r>
+          </w:p>
+        </w:tc>
+        <w:tc>
+          <w:tcPr/>
+          <w:p>
+            <w:pPr>
+              <w:pStyle w:val="Compact"/>
+              <w:jc w:val="left"/>
+            </w:pPr>
+            <w:r>
+              <w:t xml:space="preserve">from root ḥ-m-m (to be hot)</w:t>
             </w:r>
           </w:p>
         </w:tc>
@@ -5652,43 +5387,55 @@
               <w:jc w:val="left"/>
             </w:pPr>
             <w:r>
-              <w:t xml:space="preserve">ܚܕܘܬܐ</w:t>
-            </w:r>
-          </w:p>
-        </w:tc>
-        <w:tc>
-          <w:tcPr/>
-          <w:p>
-            <w:pPr>
-              <w:pStyle w:val="Compact"/>
-              <w:jc w:val="left"/>
-            </w:pPr>
-            <w:r>
-              <w:t xml:space="preserve">ḥadūtā</w:t>
-            </w:r>
-          </w:p>
-        </w:tc>
-        <w:tc>
-          <w:tcPr/>
-          <w:p>
-            <w:pPr>
-              <w:pStyle w:val="Compact"/>
-              <w:jc w:val="left"/>
-            </w:pPr>
-            <w:r>
-              <w:t xml:space="preserve">f</w:t>
-            </w:r>
-          </w:p>
-        </w:tc>
-        <w:tc>
-          <w:tcPr/>
-          <w:p>
-            <w:pPr>
-              <w:pStyle w:val="Compact"/>
-              <w:jc w:val="left"/>
-            </w:pPr>
-            <w:r>
-              <w:t xml:space="preserve">joy</w:t>
+              <w:t xml:space="preserve">ܦܓܥܘܬܐ</w:t>
+            </w:r>
+          </w:p>
+        </w:tc>
+        <w:tc>
+          <w:tcPr/>
+          <w:p>
+            <w:pPr>
+              <w:pStyle w:val="Compact"/>
+              <w:jc w:val="left"/>
+            </w:pPr>
+            <w:r>
+              <w:t xml:space="preserve">pəgʿūttā</w:t>
+            </w:r>
+          </w:p>
+        </w:tc>
+        <w:tc>
+          <w:tcPr/>
+          <w:p>
+            <w:pPr>
+              <w:pStyle w:val="Compact"/>
+              <w:jc w:val="left"/>
+            </w:pPr>
+            <w:r>
+              <w:t xml:space="preserve">f. noun</w:t>
+            </w:r>
+          </w:p>
+        </w:tc>
+        <w:tc>
+          <w:tcPr/>
+          <w:p>
+            <w:pPr>
+              <w:pStyle w:val="Compact"/>
+              <w:jc w:val="left"/>
+            </w:pPr>
+            <w:r>
+              <w:t xml:space="preserve">striking, blow</w:t>
+            </w:r>
+          </w:p>
+        </w:tc>
+        <w:tc>
+          <w:tcPr/>
+          <w:p>
+            <w:pPr>
+              <w:pStyle w:val="Compact"/>
+              <w:jc w:val="left"/>
+            </w:pPr>
+            <w:r>
+              <w:t xml:space="preserve">from root p-g-ʿ (to strike)</w:t>
             </w:r>
           </w:p>
         </w:tc>
@@ -5702,43 +5449,55 @@
               <w:jc w:val="left"/>
             </w:pPr>
             <w:r>
-              <w:t xml:space="preserve">ܚܟܡܬܐ</w:t>
-            </w:r>
-          </w:p>
-        </w:tc>
-        <w:tc>
-          <w:tcPr/>
-          <w:p>
-            <w:pPr>
-              <w:pStyle w:val="Compact"/>
-              <w:jc w:val="left"/>
-            </w:pPr>
-            <w:r>
-              <w:t xml:space="preserve">ḥekmtā</w:t>
-            </w:r>
-          </w:p>
-        </w:tc>
-        <w:tc>
-          <w:tcPr/>
-          <w:p>
-            <w:pPr>
-              <w:pStyle w:val="Compact"/>
-              <w:jc w:val="left"/>
-            </w:pPr>
-            <w:r>
-              <w:t xml:space="preserve">f</w:t>
-            </w:r>
-          </w:p>
-        </w:tc>
-        <w:tc>
-          <w:tcPr/>
-          <w:p>
-            <w:pPr>
-              <w:pStyle w:val="Compact"/>
-              <w:jc w:val="left"/>
-            </w:pPr>
-            <w:r>
-              <w:t xml:space="preserve">wisdom</w:t>
+              <w:t xml:space="preserve">ܥܪܘܩܐ</w:t>
+            </w:r>
+          </w:p>
+        </w:tc>
+        <w:tc>
+          <w:tcPr/>
+          <w:p>
+            <w:pPr>
+              <w:pStyle w:val="Compact"/>
+              <w:jc w:val="left"/>
+            </w:pPr>
+            <w:r>
+              <w:t xml:space="preserve">ʿārōqā</w:t>
+            </w:r>
+          </w:p>
+        </w:tc>
+        <w:tc>
+          <w:tcPr/>
+          <w:p>
+            <w:pPr>
+              <w:pStyle w:val="Compact"/>
+              <w:jc w:val="left"/>
+            </w:pPr>
+            <w:r>
+              <w:t xml:space="preserve">m. noun</w:t>
+            </w:r>
+          </w:p>
+        </w:tc>
+        <w:tc>
+          <w:tcPr/>
+          <w:p>
+            <w:pPr>
+              <w:pStyle w:val="Compact"/>
+              <w:jc w:val="left"/>
+            </w:pPr>
+            <w:r>
+              <w:t xml:space="preserve">fugitive</w:t>
+            </w:r>
+          </w:p>
+        </w:tc>
+        <w:tc>
+          <w:tcPr/>
+          <w:p>
+            <w:pPr>
+              <w:pStyle w:val="Compact"/>
+              <w:jc w:val="left"/>
+            </w:pPr>
+            <w:r>
+              <w:t xml:space="preserve">from root ʿ-r-q (to flee)</w:t>
             </w:r>
           </w:p>
         </w:tc>
@@ -5752,43 +5511,55 @@
               <w:jc w:val="left"/>
             </w:pPr>
             <w:r>
-              <w:t xml:space="preserve">ܚܝܘܬܐ</w:t>
-            </w:r>
-          </w:p>
-        </w:tc>
-        <w:tc>
-          <w:tcPr/>
-          <w:p>
-            <w:pPr>
-              <w:pStyle w:val="Compact"/>
-              <w:jc w:val="left"/>
-            </w:pPr>
-            <w:r>
-              <w:t xml:space="preserve">ḥayyūtā</w:t>
-            </w:r>
-          </w:p>
-        </w:tc>
-        <w:tc>
-          <w:tcPr/>
-          <w:p>
-            <w:pPr>
-              <w:pStyle w:val="Compact"/>
-              <w:jc w:val="left"/>
-            </w:pPr>
-            <w:r>
-              <w:t xml:space="preserve">f</w:t>
-            </w:r>
-          </w:p>
-        </w:tc>
-        <w:tc>
-          <w:tcPr/>
-          <w:p>
-            <w:pPr>
-              <w:pStyle w:val="Compact"/>
-              <w:jc w:val="left"/>
-            </w:pPr>
-            <w:r>
-              <w:t xml:space="preserve">animal, beast</w:t>
+              <w:t xml:space="preserve">ܩܪܒܘܬܐ</w:t>
+            </w:r>
+          </w:p>
+        </w:tc>
+        <w:tc>
+          <w:tcPr/>
+          <w:p>
+            <w:pPr>
+              <w:pStyle w:val="Compact"/>
+              <w:jc w:val="left"/>
+            </w:pPr>
+            <w:r>
+              <w:t xml:space="preserve">qərbūttā</w:t>
+            </w:r>
+          </w:p>
+        </w:tc>
+        <w:tc>
+          <w:tcPr/>
+          <w:p>
+            <w:pPr>
+              <w:pStyle w:val="Compact"/>
+              <w:jc w:val="left"/>
+            </w:pPr>
+            <w:r>
+              <w:t xml:space="preserve">f. noun</w:t>
+            </w:r>
+          </w:p>
+        </w:tc>
+        <w:tc>
+          <w:tcPr/>
+          <w:p>
+            <w:pPr>
+              <w:pStyle w:val="Compact"/>
+              <w:jc w:val="left"/>
+            </w:pPr>
+            <w:r>
+              <w:t xml:space="preserve">drawing near, approach</w:t>
+            </w:r>
+          </w:p>
+        </w:tc>
+        <w:tc>
+          <w:tcPr/>
+          <w:p>
+            <w:pPr>
+              <w:pStyle w:val="Compact"/>
+              <w:jc w:val="left"/>
+            </w:pPr>
+            <w:r>
+              <w:t xml:space="preserve">from root q-r-b (to draw near)</w:t>
             </w:r>
           </w:p>
         </w:tc>
@@ -5802,43 +5573,55 @@
               <w:jc w:val="left"/>
             </w:pPr>
             <w:r>
-              <w:t xml:space="preserve">ܦܐܪܐ</w:t>
-            </w:r>
-          </w:p>
-        </w:tc>
-        <w:tc>
-          <w:tcPr/>
-          <w:p>
-            <w:pPr>
-              <w:pStyle w:val="Compact"/>
-              <w:jc w:val="left"/>
-            </w:pPr>
-            <w:r>
-              <w:t xml:space="preserve">p̄īrā</w:t>
-            </w:r>
-          </w:p>
-        </w:tc>
-        <w:tc>
-          <w:tcPr/>
-          <w:p>
-            <w:pPr>
-              <w:pStyle w:val="Compact"/>
-              <w:jc w:val="left"/>
-            </w:pPr>
-            <w:r>
-              <w:t xml:space="preserve">m</w:t>
-            </w:r>
-          </w:p>
-        </w:tc>
-        <w:tc>
-          <w:tcPr/>
-          <w:p>
-            <w:pPr>
-              <w:pStyle w:val="Compact"/>
-              <w:jc w:val="left"/>
-            </w:pPr>
-            <w:r>
-              <w:t xml:space="preserve">fruit</w:t>
+              <w:t xml:space="preserve">ܪܕܦܘܬܐ</w:t>
+            </w:r>
+          </w:p>
+        </w:tc>
+        <w:tc>
+          <w:tcPr/>
+          <w:p>
+            <w:pPr>
+              <w:pStyle w:val="Compact"/>
+              <w:jc w:val="left"/>
+            </w:pPr>
+            <w:r>
+              <w:t xml:space="preserve">rədu̲pūttā</w:t>
+            </w:r>
+          </w:p>
+        </w:tc>
+        <w:tc>
+          <w:tcPr/>
+          <w:p>
+            <w:pPr>
+              <w:pStyle w:val="Compact"/>
+              <w:jc w:val="left"/>
+            </w:pPr>
+            <w:r>
+              <w:t xml:space="preserve">f. noun</w:t>
+            </w:r>
+          </w:p>
+        </w:tc>
+        <w:tc>
+          <w:tcPr/>
+          <w:p>
+            <w:pPr>
+              <w:pStyle w:val="Compact"/>
+              <w:jc w:val="left"/>
+            </w:pPr>
+            <w:r>
+              <w:t xml:space="preserve">pursuit, chasing</w:t>
+            </w:r>
+          </w:p>
+        </w:tc>
+        <w:tc>
+          <w:tcPr/>
+          <w:p>
+            <w:pPr>
+              <w:pStyle w:val="Compact"/>
+              <w:jc w:val="left"/>
+            </w:pPr>
+            <w:r>
+              <w:t xml:space="preserve">from root r-d-p (to pursue)</w:t>
             </w:r>
           </w:p>
         </w:tc>
@@ -5852,43 +5635,55 @@
               <w:jc w:val="left"/>
             </w:pPr>
             <w:r>
-              <w:t xml:space="preserve">ܟܠܒܐ</w:t>
-            </w:r>
-          </w:p>
-        </w:tc>
-        <w:tc>
-          <w:tcPr/>
-          <w:p>
-            <w:pPr>
-              <w:pStyle w:val="Compact"/>
-              <w:jc w:val="left"/>
-            </w:pPr>
-            <w:r>
-              <w:t xml:space="preserve">kalbā</w:t>
-            </w:r>
-          </w:p>
-        </w:tc>
-        <w:tc>
-          <w:tcPr/>
-          <w:p>
-            <w:pPr>
-              <w:pStyle w:val="Compact"/>
-              <w:jc w:val="left"/>
-            </w:pPr>
-            <w:r>
-              <w:t xml:space="preserve">m</w:t>
-            </w:r>
-          </w:p>
-        </w:tc>
-        <w:tc>
-          <w:tcPr/>
-          <w:p>
-            <w:pPr>
-              <w:pStyle w:val="Compact"/>
-              <w:jc w:val="left"/>
-            </w:pPr>
-            <w:r>
-              <w:t xml:space="preserve">dog</w:t>
+              <w:t xml:space="preserve">ܥܠܩܘܬܐ</w:t>
+            </w:r>
+          </w:p>
+        </w:tc>
+        <w:tc>
+          <w:tcPr/>
+          <w:p>
+            <w:pPr>
+              <w:pStyle w:val="Compact"/>
+              <w:jc w:val="left"/>
+            </w:pPr>
+            <w:r>
+              <w:t xml:space="preserve">ʿəlqūttā</w:t>
+            </w:r>
+          </w:p>
+        </w:tc>
+        <w:tc>
+          <w:tcPr/>
+          <w:p>
+            <w:pPr>
+              <w:pStyle w:val="Compact"/>
+              <w:jc w:val="left"/>
+            </w:pPr>
+            <w:r>
+              <w:t xml:space="preserve">f. noun</w:t>
+            </w:r>
+          </w:p>
+        </w:tc>
+        <w:tc>
+          <w:tcPr/>
+          <w:p>
+            <w:pPr>
+              <w:pStyle w:val="Compact"/>
+              <w:jc w:val="left"/>
+            </w:pPr>
+            <w:r>
+              <w:t xml:space="preserve">ascent, rising</w:t>
+            </w:r>
+          </w:p>
+        </w:tc>
+        <w:tc>
+          <w:tcPr/>
+          <w:p>
+            <w:pPr>
+              <w:pStyle w:val="Compact"/>
+              <w:jc w:val="left"/>
+            </w:pPr>
+            <w:r>
+              <w:t xml:space="preserve">from root ʿ-l-q (to ascend)</w:t>
             </w:r>
           </w:p>
         </w:tc>
@@ -5902,43 +5697,55 @@
               <w:jc w:val="left"/>
             </w:pPr>
             <w:r>
-              <w:t xml:space="preserve">ܥܪܒܐ</w:t>
-            </w:r>
-          </w:p>
-        </w:tc>
-        <w:tc>
-          <w:tcPr/>
-          <w:p>
-            <w:pPr>
-              <w:pStyle w:val="Compact"/>
-              <w:jc w:val="left"/>
-            </w:pPr>
-            <w:r>
-              <w:t xml:space="preserve">ʿerbā</w:t>
-            </w:r>
-          </w:p>
-        </w:tc>
-        <w:tc>
-          <w:tcPr/>
-          <w:p>
-            <w:pPr>
-              <w:pStyle w:val="Compact"/>
-              <w:jc w:val="left"/>
-            </w:pPr>
-            <w:r>
-              <w:t xml:space="preserve">m</w:t>
-            </w:r>
-          </w:p>
-        </w:tc>
-        <w:tc>
-          <w:tcPr/>
-          <w:p>
-            <w:pPr>
-              <w:pStyle w:val="Compact"/>
-              <w:jc w:val="left"/>
-            </w:pPr>
-            <w:r>
-              <w:t xml:space="preserve">sheep</w:t>
+              <w:t xml:space="preserve">ܦܠܚܘܬܐ</w:t>
+            </w:r>
+          </w:p>
+        </w:tc>
+        <w:tc>
+          <w:tcPr/>
+          <w:p>
+            <w:pPr>
+              <w:pStyle w:val="Compact"/>
+              <w:jc w:val="left"/>
+            </w:pPr>
+            <w:r>
+              <w:t xml:space="preserve">pəlḥūttā</w:t>
+            </w:r>
+          </w:p>
+        </w:tc>
+        <w:tc>
+          <w:tcPr/>
+          <w:p>
+            <w:pPr>
+              <w:pStyle w:val="Compact"/>
+              <w:jc w:val="left"/>
+            </w:pPr>
+            <w:r>
+              <w:t xml:space="preserve">f. noun</w:t>
+            </w:r>
+          </w:p>
+        </w:tc>
+        <w:tc>
+          <w:tcPr/>
+          <w:p>
+            <w:pPr>
+              <w:pStyle w:val="Compact"/>
+              <w:jc w:val="left"/>
+            </w:pPr>
+            <w:r>
+              <w:t xml:space="preserve">service, labor</w:t>
+            </w:r>
+          </w:p>
+        </w:tc>
+        <w:tc>
+          <w:tcPr/>
+          <w:p>
+            <w:pPr>
+              <w:pStyle w:val="Compact"/>
+              <w:jc w:val="left"/>
+            </w:pPr>
+            <w:r>
+              <w:t xml:space="preserve">from root p-l-ḥ (to serve)</w:t>
             </w:r>
           </w:p>
         </w:tc>
@@ -5952,43 +5759,55 @@
               <w:jc w:val="left"/>
             </w:pPr>
             <w:r>
-              <w:t xml:space="preserve">ܛܘܪܐ</w:t>
-            </w:r>
-          </w:p>
-        </w:tc>
-        <w:tc>
-          <w:tcPr/>
-          <w:p>
-            <w:pPr>
-              <w:pStyle w:val="Compact"/>
-              <w:jc w:val="left"/>
-            </w:pPr>
-            <w:r>
-              <w:t xml:space="preserve">ṭūrā</w:t>
-            </w:r>
-          </w:p>
-        </w:tc>
-        <w:tc>
-          <w:tcPr/>
-          <w:p>
-            <w:pPr>
-              <w:pStyle w:val="Compact"/>
-              <w:jc w:val="left"/>
-            </w:pPr>
-            <w:r>
-              <w:t xml:space="preserve">m</w:t>
-            </w:r>
-          </w:p>
-        </w:tc>
-        <w:tc>
-          <w:tcPr/>
-          <w:p>
-            <w:pPr>
-              <w:pStyle w:val="Compact"/>
-              <w:jc w:val="left"/>
-            </w:pPr>
-            <w:r>
-              <w:t xml:space="preserve">mountain</w:t>
+              <w:t xml:space="preserve">ܕܪܟܘܬܐ</w:t>
+            </w:r>
+          </w:p>
+        </w:tc>
+        <w:tc>
+          <w:tcPr/>
+          <w:p>
+            <w:pPr>
+              <w:pStyle w:val="Compact"/>
+              <w:jc w:val="left"/>
+            </w:pPr>
+            <w:r>
+              <w:t xml:space="preserve">dərəkūttā</w:t>
+            </w:r>
+          </w:p>
+        </w:tc>
+        <w:tc>
+          <w:tcPr/>
+          <w:p>
+            <w:pPr>
+              <w:pStyle w:val="Compact"/>
+              <w:jc w:val="left"/>
+            </w:pPr>
+            <w:r>
+              <w:t xml:space="preserve">f. noun</w:t>
+            </w:r>
+          </w:p>
+        </w:tc>
+        <w:tc>
+          <w:tcPr/>
+          <w:p>
+            <w:pPr>
+              <w:pStyle w:val="Compact"/>
+              <w:jc w:val="left"/>
+            </w:pPr>
+            <w:r>
+              <w:t xml:space="preserve">treading, passage</w:t>
+            </w:r>
+          </w:p>
+        </w:tc>
+        <w:tc>
+          <w:tcPr/>
+          <w:p>
+            <w:pPr>
+              <w:pStyle w:val="Compact"/>
+              <w:jc w:val="left"/>
+            </w:pPr>
+            <w:r>
+              <w:t xml:space="preserve">from root d-r-k (to tread)</w:t>
             </w:r>
           </w:p>
         </w:tc>
@@ -6002,44 +5821,52 @@
               <w:jc w:val="left"/>
             </w:pPr>
             <w:r>
-              <w:t xml:space="preserve">ܫܘܩܐ</w:t>
-            </w:r>
-          </w:p>
-        </w:tc>
-        <w:tc>
-          <w:tcPr/>
-          <w:p>
-            <w:pPr>
-              <w:pStyle w:val="Compact"/>
-              <w:jc w:val="left"/>
-            </w:pPr>
-            <w:r>
-              <w:t xml:space="preserve">šūqā</w:t>
-            </w:r>
-          </w:p>
-        </w:tc>
-        <w:tc>
-          <w:tcPr/>
-          <w:p>
-            <w:pPr>
-              <w:pStyle w:val="Compact"/>
-              <w:jc w:val="left"/>
-            </w:pPr>
-            <w:r>
-              <w:t xml:space="preserve">m</w:t>
-            </w:r>
-          </w:p>
-        </w:tc>
-        <w:tc>
-          <w:tcPr/>
-          <w:p>
-            <w:pPr>
-              <w:pStyle w:val="Compact"/>
-              <w:jc w:val="left"/>
-            </w:pPr>
-            <w:r>
-              <w:t xml:space="preserve">street, market</w:t>
-            </w:r>
+              <w:t xml:space="preserve">ܥܡܕܐ</w:t>
+            </w:r>
+          </w:p>
+        </w:tc>
+        <w:tc>
+          <w:tcPr/>
+          <w:p>
+            <w:pPr>
+              <w:pStyle w:val="Compact"/>
+              <w:jc w:val="left"/>
+            </w:pPr>
+            <w:r>
+              <w:t xml:space="preserve">ʿamdā</w:t>
+            </w:r>
+          </w:p>
+        </w:tc>
+        <w:tc>
+          <w:tcPr/>
+          <w:p>
+            <w:pPr>
+              <w:pStyle w:val="Compact"/>
+              <w:jc w:val="left"/>
+            </w:pPr>
+            <w:r>
+              <w:t xml:space="preserve">m. noun</w:t>
+            </w:r>
+          </w:p>
+        </w:tc>
+        <w:tc>
+          <w:tcPr/>
+          <w:p>
+            <w:pPr>
+              <w:pStyle w:val="Compact"/>
+              <w:jc w:val="left"/>
+            </w:pPr>
+            <w:r>
+              <w:t xml:space="preserve">pillar, column</w:t>
+            </w:r>
+          </w:p>
+        </w:tc>
+        <w:tc>
+          <w:tcPr/>
+          <w:p>
+            <w:pPr>
+              <w:pStyle w:val="Compact"/>
+            </w:pPr>
           </w:p>
         </w:tc>
       </w:tr>
@@ -6052,44 +5879,52 @@
               <w:jc w:val="left"/>
             </w:pPr>
             <w:r>
-              <w:t xml:space="preserve">ܥܩܬܐ</w:t>
-            </w:r>
-          </w:p>
-        </w:tc>
-        <w:tc>
-          <w:tcPr/>
-          <w:p>
-            <w:pPr>
-              <w:pStyle w:val="Compact"/>
-              <w:jc w:val="left"/>
-            </w:pPr>
-            <w:r>
-              <w:t xml:space="preserve">ʿāqtā</w:t>
-            </w:r>
-          </w:p>
-        </w:tc>
-        <w:tc>
-          <w:tcPr/>
-          <w:p>
-            <w:pPr>
-              <w:pStyle w:val="Compact"/>
-              <w:jc w:val="left"/>
-            </w:pPr>
-            <w:r>
-              <w:t xml:space="preserve">f</w:t>
-            </w:r>
-          </w:p>
-        </w:tc>
-        <w:tc>
-          <w:tcPr/>
-          <w:p>
-            <w:pPr>
-              <w:pStyle w:val="Compact"/>
-              <w:jc w:val="left"/>
-            </w:pPr>
-            <w:r>
-              <w:t xml:space="preserve">distress, anguish</w:t>
-            </w:r>
+              <w:t xml:space="preserve">ܦܪܓܢܐ</w:t>
+            </w:r>
+          </w:p>
+        </w:tc>
+        <w:tc>
+          <w:tcPr/>
+          <w:p>
+            <w:pPr>
+              <w:pStyle w:val="Compact"/>
+              <w:jc w:val="left"/>
+            </w:pPr>
+            <w:r>
+              <w:t xml:space="preserve">pərgānā</w:t>
+            </w:r>
+          </w:p>
+        </w:tc>
+        <w:tc>
+          <w:tcPr/>
+          <w:p>
+            <w:pPr>
+              <w:pStyle w:val="Compact"/>
+              <w:jc w:val="left"/>
+            </w:pPr>
+            <w:r>
+              <w:t xml:space="preserve">m. noun</w:t>
+            </w:r>
+          </w:p>
+        </w:tc>
+        <w:tc>
+          <w:tcPr/>
+          <w:p>
+            <w:pPr>
+              <w:pStyle w:val="Compact"/>
+              <w:jc w:val="left"/>
+            </w:pPr>
+            <w:r>
+              <w:t xml:space="preserve">authority, ruler</w:t>
+            </w:r>
+          </w:p>
+        </w:tc>
+        <w:tc>
+          <w:tcPr/>
+          <w:p>
+            <w:pPr>
+              <w:pStyle w:val="Compact"/>
+            </w:pPr>
           </w:p>
         </w:tc>
       </w:tr>
@@ -6102,43 +5937,55 @@
               <w:jc w:val="left"/>
             </w:pPr>
             <w:r>
-              <w:t xml:space="preserve">ܢܘܪܐ</w:t>
-            </w:r>
-          </w:p>
-        </w:tc>
-        <w:tc>
-          <w:tcPr/>
-          <w:p>
-            <w:pPr>
-              <w:pStyle w:val="Compact"/>
-              <w:jc w:val="left"/>
-            </w:pPr>
-            <w:r>
-              <w:t xml:space="preserve">nūrā</w:t>
-            </w:r>
-          </w:p>
-        </w:tc>
-        <w:tc>
-          <w:tcPr/>
-          <w:p>
-            <w:pPr>
-              <w:pStyle w:val="Compact"/>
-              <w:jc w:val="left"/>
-            </w:pPr>
-            <w:r>
-              <w:t xml:space="preserve">f</w:t>
-            </w:r>
-          </w:p>
-        </w:tc>
-        <w:tc>
-          <w:tcPr/>
-          <w:p>
-            <w:pPr>
-              <w:pStyle w:val="Compact"/>
-              <w:jc w:val="left"/>
-            </w:pPr>
-            <w:r>
-              <w:t xml:space="preserve">fire</w:t>
+              <w:t xml:space="preserve">ܪܓܡܘܬܐ</w:t>
+            </w:r>
+          </w:p>
+        </w:tc>
+        <w:tc>
+          <w:tcPr/>
+          <w:p>
+            <w:pPr>
+              <w:pStyle w:val="Compact"/>
+              <w:jc w:val="left"/>
+            </w:pPr>
+            <w:r>
+              <w:t xml:space="preserve">rəgmūttā</w:t>
+            </w:r>
+          </w:p>
+        </w:tc>
+        <w:tc>
+          <w:tcPr/>
+          <w:p>
+            <w:pPr>
+              <w:pStyle w:val="Compact"/>
+              <w:jc w:val="left"/>
+            </w:pPr>
+            <w:r>
+              <w:t xml:space="preserve">f. noun</w:t>
+            </w:r>
+          </w:p>
+        </w:tc>
+        <w:tc>
+          <w:tcPr/>
+          <w:p>
+            <w:pPr>
+              <w:pStyle w:val="Compact"/>
+              <w:jc w:val="left"/>
+            </w:pPr>
+            <w:r>
+              <w:t xml:space="preserve">stoning, lapidation</w:t>
+            </w:r>
+          </w:p>
+        </w:tc>
+        <w:tc>
+          <w:tcPr/>
+          <w:p>
+            <w:pPr>
+              <w:pStyle w:val="Compact"/>
+              <w:jc w:val="left"/>
+            </w:pPr>
+            <w:r>
+              <w:t xml:space="preserve">from root r-g-m (to stone)</w:t>
             </w:r>
           </w:p>
         </w:tc>
@@ -6152,57 +5999,808 @@
               <w:jc w:val="left"/>
             </w:pPr>
             <w:r>
-              <w:t xml:space="preserve">ܪܚܡܐ</w:t>
-            </w:r>
-          </w:p>
-        </w:tc>
-        <w:tc>
-          <w:tcPr/>
-          <w:p>
-            <w:pPr>
-              <w:pStyle w:val="Compact"/>
-              <w:jc w:val="left"/>
-            </w:pPr>
-            <w:r>
-              <w:t xml:space="preserve">raḥmē</w:t>
-            </w:r>
-          </w:p>
-        </w:tc>
-        <w:tc>
-          <w:tcPr/>
-          <w:p>
-            <w:pPr>
-              <w:pStyle w:val="Compact"/>
-              <w:jc w:val="left"/>
-            </w:pPr>
-            <w:r>
-              <w:t xml:space="preserve">m.pl</w:t>
-            </w:r>
-          </w:p>
-        </w:tc>
-        <w:tc>
-          <w:tcPr/>
-          <w:p>
-            <w:pPr>
-              <w:pStyle w:val="Compact"/>
-              <w:jc w:val="left"/>
-            </w:pPr>
-            <w:r>
-              <w:t xml:space="preserve">mercy</w:t>
+              <w:t xml:space="preserve">ܫܡܪܘܬܐ</w:t>
+            </w:r>
+          </w:p>
+        </w:tc>
+        <w:tc>
+          <w:tcPr/>
+          <w:p>
+            <w:pPr>
+              <w:pStyle w:val="Compact"/>
+              <w:jc w:val="left"/>
+            </w:pPr>
+            <w:r>
+              <w:t xml:space="preserve">šəmrūttā</w:t>
+            </w:r>
+          </w:p>
+        </w:tc>
+        <w:tc>
+          <w:tcPr/>
+          <w:p>
+            <w:pPr>
+              <w:pStyle w:val="Compact"/>
+              <w:jc w:val="left"/>
+            </w:pPr>
+            <w:r>
+              <w:t xml:space="preserve">f. noun</w:t>
+            </w:r>
+          </w:p>
+        </w:tc>
+        <w:tc>
+          <w:tcPr/>
+          <w:p>
+            <w:pPr>
+              <w:pStyle w:val="Compact"/>
+              <w:jc w:val="left"/>
+            </w:pPr>
+            <w:r>
+              <w:t xml:space="preserve">guarding, keeping</w:t>
+            </w:r>
+          </w:p>
+        </w:tc>
+        <w:tc>
+          <w:tcPr/>
+          <w:p>
+            <w:pPr>
+              <w:pStyle w:val="Compact"/>
+              <w:jc w:val="left"/>
+            </w:pPr>
+            <w:r>
+              <w:t xml:space="preserve">from root š-m-r (to guard)</w:t>
+            </w:r>
+          </w:p>
+        </w:tc>
+      </w:tr>
+      <w:tr>
+        <w:tc>
+          <w:tcPr/>
+          <w:p>
+            <w:pPr>
+              <w:pStyle w:val="Compact"/>
+              <w:jc w:val="left"/>
+            </w:pPr>
+            <w:r>
+              <w:t xml:space="preserve">ܢܛܪܘܬܐ</w:t>
+            </w:r>
+          </w:p>
+        </w:tc>
+        <w:tc>
+          <w:tcPr/>
+          <w:p>
+            <w:pPr>
+              <w:pStyle w:val="Compact"/>
+              <w:jc w:val="left"/>
+            </w:pPr>
+            <w:r>
+              <w:t xml:space="preserve">nəṭrūttā</w:t>
+            </w:r>
+          </w:p>
+        </w:tc>
+        <w:tc>
+          <w:tcPr/>
+          <w:p>
+            <w:pPr>
+              <w:pStyle w:val="Compact"/>
+              <w:jc w:val="left"/>
+            </w:pPr>
+            <w:r>
+              <w:t xml:space="preserve">f. noun</w:t>
+            </w:r>
+          </w:p>
+        </w:tc>
+        <w:tc>
+          <w:tcPr/>
+          <w:p>
+            <w:pPr>
+              <w:pStyle w:val="Compact"/>
+              <w:jc w:val="left"/>
+            </w:pPr>
+            <w:r>
+              <w:t xml:space="preserve">watching, guarding</w:t>
+            </w:r>
+          </w:p>
+        </w:tc>
+        <w:tc>
+          <w:tcPr/>
+          <w:p>
+            <w:pPr>
+              <w:pStyle w:val="Compact"/>
+              <w:jc w:val="left"/>
+            </w:pPr>
+            <w:r>
+              <w:t xml:space="preserve">from root n-ṭ-r (to watch)</w:t>
+            </w:r>
+          </w:p>
+        </w:tc>
+      </w:tr>
+      <w:tr>
+        <w:tc>
+          <w:tcPr/>
+          <w:p>
+            <w:pPr>
+              <w:pStyle w:val="Compact"/>
+              <w:jc w:val="left"/>
+            </w:pPr>
+            <w:r>
+              <w:t xml:space="preserve">ܟܘܘܬܐ</w:t>
+            </w:r>
+          </w:p>
+        </w:tc>
+        <w:tc>
+          <w:tcPr/>
+          <w:p>
+            <w:pPr>
+              <w:pStyle w:val="Compact"/>
+              <w:jc w:val="left"/>
+            </w:pPr>
+            <w:r>
+              <w:t xml:space="preserve">kūwūttā</w:t>
+            </w:r>
+          </w:p>
+        </w:tc>
+        <w:tc>
+          <w:tcPr/>
+          <w:p>
+            <w:pPr>
+              <w:pStyle w:val="Compact"/>
+              <w:jc w:val="left"/>
+            </w:pPr>
+            <w:r>
+              <w:t xml:space="preserve">f. noun</w:t>
+            </w:r>
+          </w:p>
+        </w:tc>
+        <w:tc>
+          <w:tcPr/>
+          <w:p>
+            <w:pPr>
+              <w:pStyle w:val="Compact"/>
+              <w:jc w:val="left"/>
+            </w:pPr>
+            <w:r>
+              <w:t xml:space="preserve">substance, being</w:t>
+            </w:r>
+          </w:p>
+        </w:tc>
+        <w:tc>
+          <w:tcPr/>
+          <w:p>
+            <w:pPr>
+              <w:pStyle w:val="Compact"/>
+              <w:jc w:val="left"/>
+            </w:pPr>
+            <w:r>
+              <w:t xml:space="preserve">from root k-w-n (to be)</w:t>
+            </w:r>
+          </w:p>
+        </w:tc>
+      </w:tr>
+      <w:tr>
+        <w:tc>
+          <w:tcPr/>
+          <w:p>
+            <w:pPr>
+              <w:pStyle w:val="Compact"/>
+              <w:jc w:val="left"/>
+            </w:pPr>
+            <w:r>
+              <w:t xml:space="preserve">ܣܒܥܘܬܐ</w:t>
+            </w:r>
+          </w:p>
+        </w:tc>
+        <w:tc>
+          <w:tcPr/>
+          <w:p>
+            <w:pPr>
+              <w:pStyle w:val="Compact"/>
+              <w:jc w:val="left"/>
+            </w:pPr>
+            <w:r>
+              <w:t xml:space="preserve">səbʿūttā</w:t>
+            </w:r>
+          </w:p>
+        </w:tc>
+        <w:tc>
+          <w:tcPr/>
+          <w:p>
+            <w:pPr>
+              <w:pStyle w:val="Compact"/>
+              <w:jc w:val="left"/>
+            </w:pPr>
+            <w:r>
+              <w:t xml:space="preserve">f. noun</w:t>
+            </w:r>
+          </w:p>
+        </w:tc>
+        <w:tc>
+          <w:tcPr/>
+          <w:p>
+            <w:pPr>
+              <w:pStyle w:val="Compact"/>
+              <w:jc w:val="left"/>
+            </w:pPr>
+            <w:r>
+              <w:t xml:space="preserve">satisfaction, plenty</w:t>
+            </w:r>
+          </w:p>
+        </w:tc>
+        <w:tc>
+          <w:tcPr/>
+          <w:p>
+            <w:pPr>
+              <w:pStyle w:val="Compact"/>
+              <w:jc w:val="left"/>
+            </w:pPr>
+            <w:r>
+              <w:t xml:space="preserve">from root s-b-ʿ (to be satisfied)</w:t>
+            </w:r>
+          </w:p>
+        </w:tc>
+      </w:tr>
+      <w:tr>
+        <w:tc>
+          <w:tcPr/>
+          <w:p>
+            <w:pPr>
+              <w:pStyle w:val="Compact"/>
+              <w:jc w:val="left"/>
+            </w:pPr>
+            <w:r>
+              <w:t xml:space="preserve">ܓܪܒܘܬܐ</w:t>
+            </w:r>
+          </w:p>
+        </w:tc>
+        <w:tc>
+          <w:tcPr/>
+          <w:p>
+            <w:pPr>
+              <w:pStyle w:val="Compact"/>
+              <w:jc w:val="left"/>
+            </w:pPr>
+            <w:r>
+              <w:t xml:space="preserve">gərbūttā</w:t>
+            </w:r>
+          </w:p>
+        </w:tc>
+        <w:tc>
+          <w:tcPr/>
+          <w:p>
+            <w:pPr>
+              <w:pStyle w:val="Compact"/>
+              <w:jc w:val="left"/>
+            </w:pPr>
+            <w:r>
+              <w:t xml:space="preserve">f. noun</w:t>
+            </w:r>
+          </w:p>
+        </w:tc>
+        <w:tc>
+          <w:tcPr/>
+          <w:p>
+            <w:pPr>
+              <w:pStyle w:val="Compact"/>
+              <w:jc w:val="left"/>
+            </w:pPr>
+            <w:r>
+              <w:t xml:space="preserve">scraping, scratching</w:t>
+            </w:r>
+          </w:p>
+        </w:tc>
+        <w:tc>
+          <w:tcPr/>
+          <w:p>
+            <w:pPr>
+              <w:pStyle w:val="Compact"/>
+              <w:jc w:val="left"/>
+            </w:pPr>
+            <w:r>
+              <w:t xml:space="preserve">from root g-r-b (to scrape)</w:t>
+            </w:r>
+          </w:p>
+        </w:tc>
+      </w:tr>
+      <w:tr>
+        <w:tc>
+          <w:tcPr/>
+          <w:p>
+            <w:pPr>
+              <w:pStyle w:val="Compact"/>
+              <w:jc w:val="left"/>
+            </w:pPr>
+            <w:r>
+              <w:t xml:space="preserve">ܠܓܕܘܬܐ</w:t>
+            </w:r>
+          </w:p>
+        </w:tc>
+        <w:tc>
+          <w:tcPr/>
+          <w:p>
+            <w:pPr>
+              <w:pStyle w:val="Compact"/>
+              <w:jc w:val="left"/>
+            </w:pPr>
+            <w:r>
+              <w:t xml:space="preserve">ləgdūttā</w:t>
+            </w:r>
+          </w:p>
+        </w:tc>
+        <w:tc>
+          <w:tcPr/>
+          <w:p>
+            <w:pPr>
+              <w:pStyle w:val="Compact"/>
+              <w:jc w:val="left"/>
+            </w:pPr>
+            <w:r>
+              <w:t xml:space="preserve">f. noun</w:t>
+            </w:r>
+          </w:p>
+        </w:tc>
+        <w:tc>
+          <w:tcPr/>
+          <w:p>
+            <w:pPr>
+              <w:pStyle w:val="Compact"/>
+              <w:jc w:val="left"/>
+            </w:pPr>
+            <w:r>
+              <w:t xml:space="preserve">seizing, capture</w:t>
+            </w:r>
+          </w:p>
+        </w:tc>
+        <w:tc>
+          <w:tcPr/>
+          <w:p>
+            <w:pPr>
+              <w:pStyle w:val="Compact"/>
+              <w:jc w:val="left"/>
+            </w:pPr>
+            <w:r>
+              <w:t xml:space="preserve">from root l-g-d (to seize)</w:t>
+            </w:r>
+          </w:p>
+        </w:tc>
+      </w:tr>
+      <w:tr>
+        <w:tc>
+          <w:tcPr/>
+          <w:p>
+            <w:pPr>
+              <w:pStyle w:val="Compact"/>
+              <w:jc w:val="left"/>
+            </w:pPr>
+            <w:r>
+              <w:t xml:space="preserve">ܫܘܒܩܢܐ</w:t>
+            </w:r>
+          </w:p>
+        </w:tc>
+        <w:tc>
+          <w:tcPr/>
+          <w:p>
+            <w:pPr>
+              <w:pStyle w:val="Compact"/>
+              <w:jc w:val="left"/>
+            </w:pPr>
+            <w:r>
+              <w:t xml:space="preserve">šūbqānā</w:t>
+            </w:r>
+          </w:p>
+        </w:tc>
+        <w:tc>
+          <w:tcPr/>
+          <w:p>
+            <w:pPr>
+              <w:pStyle w:val="Compact"/>
+              <w:jc w:val="left"/>
+            </w:pPr>
+            <w:r>
+              <w:t xml:space="preserve">m. noun</w:t>
+            </w:r>
+          </w:p>
+        </w:tc>
+        <w:tc>
+          <w:tcPr/>
+          <w:p>
+            <w:pPr>
+              <w:pStyle w:val="Compact"/>
+              <w:jc w:val="left"/>
+            </w:pPr>
+            <w:r>
+              <w:t xml:space="preserve">(one) abandoned</w:t>
+            </w:r>
+          </w:p>
+        </w:tc>
+        <w:tc>
+          <w:tcPr/>
+          <w:p>
+            <w:pPr>
+              <w:pStyle w:val="Compact"/>
+              <w:jc w:val="left"/>
+            </w:pPr>
+            <w:r>
+              <w:t xml:space="preserve">from root š-b-q (to leave)</w:t>
+            </w:r>
+          </w:p>
+        </w:tc>
+      </w:tr>
+      <w:tr>
+        <w:tc>
+          <w:tcPr/>
+          <w:p>
+            <w:pPr>
+              <w:pStyle w:val="Compact"/>
+              <w:jc w:val="left"/>
+            </w:pPr>
+            <w:r>
+              <w:t xml:space="preserve">ܐܫܬܓܠ</w:t>
+            </w:r>
+          </w:p>
+        </w:tc>
+        <w:tc>
+          <w:tcPr/>
+          <w:p>
+            <w:pPr>
+              <w:pStyle w:val="Compact"/>
+              <w:jc w:val="left"/>
+            </w:pPr>
+            <w:r>
+              <w:t xml:space="preserve">ʾaštəgal</w:t>
+            </w:r>
+          </w:p>
+        </w:tc>
+        <w:tc>
+          <w:tcPr/>
+          <w:p>
+            <w:pPr>
+              <w:pStyle w:val="Compact"/>
+              <w:jc w:val="left"/>
+            </w:pPr>
+            <w:r>
+              <w:t xml:space="preserve">verb</w:t>
+            </w:r>
+          </w:p>
+        </w:tc>
+        <w:tc>
+          <w:tcPr/>
+          <w:p>
+            <w:pPr>
+              <w:pStyle w:val="Compact"/>
+              <w:jc w:val="left"/>
+            </w:pPr>
+            <w:r>
+              <w:t xml:space="preserve">he was occupied</w:t>
+            </w:r>
+          </w:p>
+        </w:tc>
+        <w:tc>
+          <w:tcPr/>
+          <w:p>
+            <w:pPr>
+              <w:pStyle w:val="Compact"/>
+              <w:jc w:val="left"/>
+            </w:pPr>
+            <w:r>
+              <w:t xml:space="preserve">Pael perfect form</w:t>
+            </w:r>
+          </w:p>
+        </w:tc>
+      </w:tr>
+      <w:tr>
+        <w:tc>
+          <w:tcPr/>
+          <w:p>
+            <w:pPr>
+              <w:pStyle w:val="Compact"/>
+              <w:jc w:val="left"/>
+            </w:pPr>
+            <w:r>
+              <w:t xml:space="preserve">ܦܘܡܟܢܐ</w:t>
+            </w:r>
+          </w:p>
+        </w:tc>
+        <w:tc>
+          <w:tcPr/>
+          <w:p>
+            <w:pPr>
+              <w:pStyle w:val="Compact"/>
+              <w:jc w:val="left"/>
+            </w:pPr>
+            <w:r>
+              <w:t xml:space="preserve">pūmkānā</w:t>
+            </w:r>
+          </w:p>
+        </w:tc>
+        <w:tc>
+          <w:tcPr/>
+          <w:p>
+            <w:pPr>
+              <w:pStyle w:val="Compact"/>
+              <w:jc w:val="left"/>
+            </w:pPr>
+            <w:r>
+              <w:t xml:space="preserve">m. noun</w:t>
+            </w:r>
+          </w:p>
+        </w:tc>
+        <w:tc>
+          <w:tcPr/>
+          <w:p>
+            <w:pPr>
+              <w:pStyle w:val="Compact"/>
+              <w:jc w:val="left"/>
+            </w:pPr>
+            <w:r>
+              <w:t xml:space="preserve">speaker</w:t>
+            </w:r>
+          </w:p>
+        </w:tc>
+        <w:tc>
+          <w:tcPr/>
+          <w:p>
+            <w:pPr>
+              <w:pStyle w:val="Compact"/>
+              <w:jc w:val="left"/>
+            </w:pPr>
+            <w:r>
+              <w:t xml:space="preserve">from root p-w-m (to open mouth)</w:t>
+            </w:r>
+          </w:p>
+        </w:tc>
+      </w:tr>
+      <w:tr>
+        <w:tc>
+          <w:tcPr/>
+          <w:p>
+            <w:pPr>
+              <w:pStyle w:val="Compact"/>
+              <w:jc w:val="left"/>
+            </w:pPr>
+            <w:r>
+              <w:t xml:space="preserve">ܓܠܕܘܬܐ</w:t>
+            </w:r>
+          </w:p>
+        </w:tc>
+        <w:tc>
+          <w:tcPr/>
+          <w:p>
+            <w:pPr>
+              <w:pStyle w:val="Compact"/>
+              <w:jc w:val="left"/>
+            </w:pPr>
+            <w:r>
+              <w:t xml:space="preserve">gəldūttā</w:t>
+            </w:r>
+          </w:p>
+        </w:tc>
+        <w:tc>
+          <w:tcPr/>
+          <w:p>
+            <w:pPr>
+              <w:pStyle w:val="Compact"/>
+              <w:jc w:val="left"/>
+            </w:pPr>
+            <w:r>
+              <w:t xml:space="preserve">f. noun</w:t>
+            </w:r>
+          </w:p>
+        </w:tc>
+        <w:tc>
+          <w:tcPr/>
+          <w:p>
+            <w:pPr>
+              <w:pStyle w:val="Compact"/>
+              <w:jc w:val="left"/>
+            </w:pPr>
+            <w:r>
+              <w:t xml:space="preserve">uncovering, nakedness</w:t>
+            </w:r>
+          </w:p>
+        </w:tc>
+        <w:tc>
+          <w:tcPr/>
+          <w:p>
+            <w:pPr>
+              <w:pStyle w:val="Compact"/>
+              <w:jc w:val="left"/>
+            </w:pPr>
+            <w:r>
+              <w:t xml:space="preserve">from root g-l-d (to strip)</w:t>
+            </w:r>
+          </w:p>
+        </w:tc>
+      </w:tr>
+      <w:tr>
+        <w:tc>
+          <w:tcPr/>
+          <w:p>
+            <w:pPr>
+              <w:pStyle w:val="Compact"/>
+              <w:jc w:val="left"/>
+            </w:pPr>
+            <w:r>
+              <w:t xml:space="preserve">ܬܘܒ</w:t>
+            </w:r>
+          </w:p>
+        </w:tc>
+        <w:tc>
+          <w:tcPr/>
+          <w:p>
+            <w:pPr>
+              <w:pStyle w:val="Compact"/>
+              <w:jc w:val="left"/>
+            </w:pPr>
+            <w:r>
+              <w:t xml:space="preserve">tūb</w:t>
+            </w:r>
+          </w:p>
+        </w:tc>
+        <w:tc>
+          <w:tcPr/>
+          <w:p>
+            <w:pPr>
+              <w:pStyle w:val="Compact"/>
+              <w:jc w:val="left"/>
+            </w:pPr>
+            <w:r>
+              <w:t xml:space="preserve">adverb</w:t>
+            </w:r>
+          </w:p>
+        </w:tc>
+        <w:tc>
+          <w:tcPr/>
+          <w:p>
+            <w:pPr>
+              <w:pStyle w:val="Compact"/>
+              <w:jc w:val="left"/>
+            </w:pPr>
+            <w:r>
+              <w:t xml:space="preserve">again, furthermore</w:t>
+            </w:r>
+          </w:p>
+        </w:tc>
+        <w:tc>
+          <w:tcPr/>
+          <w:p>
+            <w:pPr>
+              <w:pStyle w:val="Compact"/>
+              <w:jc w:val="left"/>
+            </w:pPr>
+            <w:r>
+              <w:t xml:space="preserve">common particle</w:t>
+            </w:r>
+          </w:p>
+        </w:tc>
+      </w:tr>
+      <w:tr>
+        <w:tc>
+          <w:tcPr/>
+          <w:p>
+            <w:pPr>
+              <w:pStyle w:val="Compact"/>
+              <w:jc w:val="left"/>
+            </w:pPr>
+            <w:r>
+              <w:t xml:space="preserve">ܥܕܡܐ</w:t>
+            </w:r>
+          </w:p>
+        </w:tc>
+        <w:tc>
+          <w:tcPr/>
+          <w:p>
+            <w:pPr>
+              <w:pStyle w:val="Compact"/>
+              <w:jc w:val="left"/>
+            </w:pPr>
+            <w:r>
+              <w:t xml:space="preserve">ʿedāmā</w:t>
+            </w:r>
+          </w:p>
+        </w:tc>
+        <w:tc>
+          <w:tcPr/>
+          <w:p>
+            <w:pPr>
+              <w:pStyle w:val="Compact"/>
+              <w:jc w:val="left"/>
+            </w:pPr>
+            <w:r>
+              <w:t xml:space="preserve">preposition</w:t>
+            </w:r>
+          </w:p>
+        </w:tc>
+        <w:tc>
+          <w:tcPr/>
+          <w:p>
+            <w:pPr>
+              <w:pStyle w:val="Compact"/>
+              <w:jc w:val="left"/>
+            </w:pPr>
+            <w:r>
+              <w:t xml:space="preserve">until, as far as</w:t>
+            </w:r>
+          </w:p>
+        </w:tc>
+        <w:tc>
+          <w:tcPr/>
+          <w:p>
+            <w:pPr>
+              <w:pStyle w:val="Compact"/>
+              <w:jc w:val="left"/>
+            </w:pPr>
+            <w:r>
+              <w:t xml:space="preserve">used in past narrative</w:t>
+            </w:r>
+          </w:p>
+        </w:tc>
+      </w:tr>
+      <w:tr>
+        <w:tc>
+          <w:tcPr/>
+          <w:p>
+            <w:pPr>
+              <w:pStyle w:val="Compact"/>
+              <w:jc w:val="left"/>
+            </w:pPr>
+            <w:r>
+              <w:t xml:space="preserve">ܡܕܒܪܢܐ</w:t>
+            </w:r>
+          </w:p>
+        </w:tc>
+        <w:tc>
+          <w:tcPr/>
+          <w:p>
+            <w:pPr>
+              <w:pStyle w:val="Compact"/>
+              <w:jc w:val="left"/>
+            </w:pPr>
+            <w:r>
+              <w:t xml:space="preserve">mədbərānā</w:t>
+            </w:r>
+          </w:p>
+        </w:tc>
+        <w:tc>
+          <w:tcPr/>
+          <w:p>
+            <w:pPr>
+              <w:pStyle w:val="Compact"/>
+              <w:jc w:val="left"/>
+            </w:pPr>
+            <w:r>
+              <w:t xml:space="preserve">m. noun</w:t>
+            </w:r>
+          </w:p>
+        </w:tc>
+        <w:tc>
+          <w:tcPr/>
+          <w:p>
+            <w:pPr>
+              <w:pStyle w:val="Compact"/>
+              <w:jc w:val="left"/>
+            </w:pPr>
+            <w:r>
+              <w:t xml:space="preserve">leader, guide</w:t>
+            </w:r>
+          </w:p>
+        </w:tc>
+        <w:tc>
+          <w:tcPr/>
+          <w:p>
+            <w:pPr>
+              <w:pStyle w:val="Compact"/>
+              <w:jc w:val="left"/>
+            </w:pPr>
+            <w:r>
+              <w:t xml:space="preserve">from root d-b-r (to lead)</w:t>
             </w:r>
           </w:p>
         </w:tc>
       </w:tr>
     </w:tbl>
-    <w:bookmarkEnd w:id="20"/>
-    <w:bookmarkEnd w:id="21"/>
-    <w:bookmarkEnd w:id="22"/>
-    <w:bookmarkEnd w:id="23"/>
-    <w:sectPr>
-      <w:footnotePr>
-        <w:numRestart w:val="eachSect"/>
-      </w:footnotePr>
-    </w:sectPr>
+    <w:bookmarkEnd w:id="30"/>
+    <w:bookmarkEnd w:id="31"/>
+    <w:bookmarkEnd w:id="32"/>
+    <w:sectPr/>
   </w:body>
 </w:document>
 </file>
@@ -6240,7 +6838,7 @@
       <w:lvlText w:val=" "/>
       <w:lvlJc w:val="left"/>
       <w:pPr>
-        <w:ind w:left="720" w:hanging="360"/>
+        <w:ind w:left="720" w:hanging="480"/>
       </w:pPr>
     </w:lvl>
     <w:lvl w:ilvl="1">
@@ -6248,7 +6846,7 @@
       <w:lvlText w:val=" "/>
       <w:lvlJc w:val="left"/>
       <w:pPr>
-        <w:ind w:left="1440" w:hanging="360"/>
+        <w:ind w:left="1440" w:hanging="480"/>
       </w:pPr>
     </w:lvl>
     <w:lvl w:ilvl="2">
@@ -6256,7 +6854,7 @@
       <w:lvlText w:val=" "/>
       <w:lvlJc w:val="left"/>
       <w:pPr>
-        <w:ind w:left="2160" w:hanging="360"/>
+        <w:ind w:left="2160" w:hanging="480"/>
       </w:pPr>
     </w:lvl>
     <w:lvl w:ilvl="3">
@@ -6264,7 +6862,7 @@
       <w:lvlText w:val=" "/>
       <w:lvlJc w:val="left"/>
       <w:pPr>
-        <w:ind w:left="2880" w:hanging="360"/>
+        <w:ind w:left="2880" w:hanging="480"/>
       </w:pPr>
     </w:lvl>
     <w:lvl w:ilvl="4">
@@ -6272,7 +6870,7 @@
       <w:lvlText w:val=" "/>
       <w:lvlJc w:val="left"/>
       <w:pPr>
-        <w:ind w:left="3600" w:hanging="360"/>
+        <w:ind w:left="3600" w:hanging="480"/>
       </w:pPr>
     </w:lvl>
     <w:lvl w:ilvl="5">
@@ -6280,7 +6878,7 @@
       <w:lvlText w:val=" "/>
       <w:lvlJc w:val="left"/>
       <w:pPr>
-        <w:ind w:left="4320" w:hanging="360"/>
+        <w:ind w:left="4320" w:hanging="480"/>
       </w:pPr>
     </w:lvl>
     <w:lvl w:ilvl="6">
@@ -6288,7 +6886,7 @@
       <w:lvlText w:val=" "/>
       <w:lvlJc w:val="left"/>
       <w:pPr>
-        <w:ind w:left="5040" w:hanging="360"/>
+        <w:ind w:left="5040" w:hanging="480"/>
       </w:pPr>
     </w:lvl>
     <w:lvl w:ilvl="7">
@@ -6296,7 +6894,7 @@
       <w:lvlText w:val=" "/>
       <w:lvlJc w:val="left"/>
       <w:pPr>
-        <w:ind w:left="5760" w:hanging="360"/>
+        <w:ind w:left="5760" w:hanging="480"/>
       </w:pPr>
     </w:lvl>
     <w:lvl w:ilvl="8">
@@ -6304,12 +6902,545 @@
       <w:lvlText w:val=" "/>
       <w:lvlJc w:val="left"/>
       <w:pPr>
-        <w:ind w:left="6480" w:hanging="360"/>
+        <w:ind w:left="6480" w:hanging="480"/>
+      </w:pPr>
+    </w:lvl>
+  </w:abstractNum>
+  <w:abstractNum w:abstractNumId="99411">
+    <w:nsid w:val="00A99411"/>
+    <w:multiLevelType w:val="multilevel"/>
+    <w:lvl w:ilvl="0">
+      <w:start w:val="1"/>
+      <w:numFmt w:val="decimal"/>
+      <w:lvlText w:val="%1."/>
+      <w:lvlJc w:val="left"/>
+      <w:pPr>
+        <w:ind w:left="720" w:hanging="480"/>
+      </w:pPr>
+    </w:lvl>
+    <w:lvl w:ilvl="1">
+      <w:start w:val="1"/>
+      <w:numFmt w:val="decimal"/>
+      <w:lvlText w:val="%2."/>
+      <w:lvlJc w:val="left"/>
+      <w:pPr>
+        <w:ind w:left="1440" w:hanging="480"/>
+      </w:pPr>
+    </w:lvl>
+    <w:lvl w:ilvl="2">
+      <w:start w:val="1"/>
+      <w:numFmt w:val="decimal"/>
+      <w:lvlText w:val="%3."/>
+      <w:lvlJc w:val="left"/>
+      <w:pPr>
+        <w:ind w:left="2160" w:hanging="480"/>
+      </w:pPr>
+    </w:lvl>
+    <w:lvl w:ilvl="3">
+      <w:start w:val="1"/>
+      <w:numFmt w:val="decimal"/>
+      <w:lvlText w:val="%4."/>
+      <w:lvlJc w:val="left"/>
+      <w:pPr>
+        <w:ind w:left="2880" w:hanging="480"/>
+      </w:pPr>
+    </w:lvl>
+    <w:lvl w:ilvl="4">
+      <w:start w:val="1"/>
+      <w:numFmt w:val="decimal"/>
+      <w:lvlText w:val="%5."/>
+      <w:lvlJc w:val="left"/>
+      <w:pPr>
+        <w:ind w:left="3600" w:hanging="480"/>
+      </w:pPr>
+    </w:lvl>
+    <w:lvl w:ilvl="5">
+      <w:start w:val="1"/>
+      <w:numFmt w:val="decimal"/>
+      <w:lvlText w:val="%6."/>
+      <w:lvlJc w:val="left"/>
+      <w:pPr>
+        <w:ind w:left="4320" w:hanging="480"/>
+      </w:pPr>
+    </w:lvl>
+    <w:lvl w:ilvl="6">
+      <w:start w:val="1"/>
+      <w:numFmt w:val="decimal"/>
+      <w:lvlText w:val="%7."/>
+      <w:lvlJc w:val="left"/>
+      <w:pPr>
+        <w:ind w:left="5040" w:hanging="480"/>
+      </w:pPr>
+    </w:lvl>
+    <w:lvl w:ilvl="7">
+      <w:start w:val="1"/>
+      <w:numFmt w:val="decimal"/>
+      <w:lvlText w:val="%8."/>
+      <w:lvlJc w:val="left"/>
+      <w:pPr>
+        <w:ind w:left="5760" w:hanging="480"/>
+      </w:pPr>
+    </w:lvl>
+    <w:lvl w:ilvl="8">
+      <w:start w:val="1"/>
+      <w:numFmt w:val="decimal"/>
+      <w:lvlText w:val="%9."/>
+      <w:lvlJc w:val="left"/>
+      <w:pPr>
+        <w:ind w:left="6480" w:hanging="480"/>
+      </w:pPr>
+    </w:lvl>
+  </w:abstractNum>
+  <w:abstractNum w:abstractNumId="991">
+    <w:nsid w:val="0000A991"/>
+    <w:multiLevelType w:val="multilevel"/>
+    <w:lvl w:ilvl="0">
+      <w:numFmt w:val="bullet"/>
+      <w:lvlText w:val="•"/>
+      <w:lvlJc w:val="left"/>
+      <w:pPr>
+        <w:ind w:left="720" w:hanging="480"/>
+      </w:pPr>
+    </w:lvl>
+    <w:lvl w:ilvl="1">
+      <w:numFmt w:val="bullet"/>
+      <w:lvlText w:val="–"/>
+      <w:lvlJc w:val="left"/>
+      <w:pPr>
+        <w:ind w:left="1440" w:hanging="480"/>
+      </w:pPr>
+    </w:lvl>
+    <w:lvl w:ilvl="2">
+      <w:numFmt w:val="bullet"/>
+      <w:lvlText w:val="•"/>
+      <w:lvlJc w:val="left"/>
+      <w:pPr>
+        <w:ind w:left="2160" w:hanging="480"/>
+      </w:pPr>
+    </w:lvl>
+    <w:lvl w:ilvl="3">
+      <w:numFmt w:val="bullet"/>
+      <w:lvlText w:val="–"/>
+      <w:lvlJc w:val="left"/>
+      <w:pPr>
+        <w:ind w:left="2880" w:hanging="480"/>
+      </w:pPr>
+    </w:lvl>
+    <w:lvl w:ilvl="4">
+      <w:numFmt w:val="bullet"/>
+      <w:lvlText w:val="•"/>
+      <w:lvlJc w:val="left"/>
+      <w:pPr>
+        <w:ind w:left="3600" w:hanging="480"/>
+      </w:pPr>
+    </w:lvl>
+    <w:lvl w:ilvl="5">
+      <w:numFmt w:val="bullet"/>
+      <w:lvlText w:val="–"/>
+      <w:lvlJc w:val="left"/>
+      <w:pPr>
+        <w:ind w:left="4320" w:hanging="480"/>
+      </w:pPr>
+    </w:lvl>
+    <w:lvl w:ilvl="6">
+      <w:numFmt w:val="bullet"/>
+      <w:lvlText w:val="•"/>
+      <w:lvlJc w:val="left"/>
+      <w:pPr>
+        <w:ind w:left="5040" w:hanging="480"/>
+      </w:pPr>
+    </w:lvl>
+    <w:lvl w:ilvl="7">
+      <w:numFmt w:val="bullet"/>
+      <w:lvlText w:val="–"/>
+      <w:lvlJc w:val="left"/>
+      <w:pPr>
+        <w:ind w:left="5760" w:hanging="480"/>
+      </w:pPr>
+    </w:lvl>
+    <w:lvl w:ilvl="8">
+      <w:numFmt w:val="bullet"/>
+      <w:lvlText w:val="•"/>
+      <w:lvlJc w:val="left"/>
+      <w:pPr>
+        <w:ind w:left="6480" w:hanging="480"/>
       </w:pPr>
     </w:lvl>
   </w:abstractNum>
   <w:num w:numId="1000">
     <w:abstractNumId w:val="990"/>
+  </w:num>
+  <w:num w:numId="1001">
+    <w:abstractNumId w:val="99411"/>
+    <w:lvlOverride w:ilvl="0">
+      <w:startOverride w:val="1"/>
+    </w:lvlOverride>
+    <w:lvlOverride w:ilvl="1">
+      <w:startOverride w:val="1"/>
+    </w:lvlOverride>
+    <w:lvlOverride w:ilvl="2">
+      <w:startOverride w:val="1"/>
+    </w:lvlOverride>
+    <w:lvlOverride w:ilvl="3">
+      <w:startOverride w:val="1"/>
+    </w:lvlOverride>
+    <w:lvlOverride w:ilvl="4">
+      <w:startOverride w:val="1"/>
+    </w:lvlOverride>
+    <w:lvlOverride w:ilvl="5">
+      <w:startOverride w:val="1"/>
+    </w:lvlOverride>
+    <w:lvlOverride w:ilvl="6">
+      <w:startOverride w:val="1"/>
+    </w:lvlOverride>
+    <w:lvlOverride w:ilvl="7">
+      <w:startOverride w:val="1"/>
+    </w:lvlOverride>
+    <w:lvlOverride w:ilvl="8">
+      <w:startOverride w:val="1"/>
+    </w:lvlOverride>
+  </w:num>
+  <w:num w:numId="1002">
+    <w:abstractNumId w:val="991"/>
+  </w:num>
+  <w:num w:numId="1003">
+    <w:abstractNumId w:val="991"/>
+  </w:num>
+  <w:num w:numId="1004">
+    <w:abstractNumId w:val="991"/>
+  </w:num>
+  <w:num w:numId="1005">
+    <w:abstractNumId w:val="991"/>
+  </w:num>
+  <w:num w:numId="1006">
+    <w:abstractNumId w:val="99411"/>
+    <w:lvlOverride w:ilvl="0">
+      <w:startOverride w:val="1"/>
+    </w:lvlOverride>
+    <w:lvlOverride w:ilvl="1">
+      <w:startOverride w:val="1"/>
+    </w:lvlOverride>
+    <w:lvlOverride w:ilvl="2">
+      <w:startOverride w:val="1"/>
+    </w:lvlOverride>
+    <w:lvlOverride w:ilvl="3">
+      <w:startOverride w:val="1"/>
+    </w:lvlOverride>
+    <w:lvlOverride w:ilvl="4">
+      <w:startOverride w:val="1"/>
+    </w:lvlOverride>
+    <w:lvlOverride w:ilvl="5">
+      <w:startOverride w:val="1"/>
+    </w:lvlOverride>
+    <w:lvlOverride w:ilvl="6">
+      <w:startOverride w:val="1"/>
+    </w:lvlOverride>
+    <w:lvlOverride w:ilvl="7">
+      <w:startOverride w:val="1"/>
+    </w:lvlOverride>
+    <w:lvlOverride w:ilvl="8">
+      <w:startOverride w:val="1"/>
+    </w:lvlOverride>
+  </w:num>
+  <w:num w:numId="1007">
+    <w:abstractNumId w:val="99411"/>
+    <w:lvlOverride w:ilvl="0">
+      <w:startOverride w:val="1"/>
+    </w:lvlOverride>
+    <w:lvlOverride w:ilvl="1">
+      <w:startOverride w:val="1"/>
+    </w:lvlOverride>
+    <w:lvlOverride w:ilvl="2">
+      <w:startOverride w:val="1"/>
+    </w:lvlOverride>
+    <w:lvlOverride w:ilvl="3">
+      <w:startOverride w:val="1"/>
+    </w:lvlOverride>
+    <w:lvlOverride w:ilvl="4">
+      <w:startOverride w:val="1"/>
+    </w:lvlOverride>
+    <w:lvlOverride w:ilvl="5">
+      <w:startOverride w:val="1"/>
+    </w:lvlOverride>
+    <w:lvlOverride w:ilvl="6">
+      <w:startOverride w:val="1"/>
+    </w:lvlOverride>
+    <w:lvlOverride w:ilvl="7">
+      <w:startOverride w:val="1"/>
+    </w:lvlOverride>
+    <w:lvlOverride w:ilvl="8">
+      <w:startOverride w:val="1"/>
+    </w:lvlOverride>
+  </w:num>
+  <w:num w:numId="1008">
+    <w:abstractNumId w:val="99411"/>
+    <w:lvlOverride w:ilvl="0">
+      <w:startOverride w:val="1"/>
+    </w:lvlOverride>
+    <w:lvlOverride w:ilvl="1">
+      <w:startOverride w:val="1"/>
+    </w:lvlOverride>
+    <w:lvlOverride w:ilvl="2">
+      <w:startOverride w:val="1"/>
+    </w:lvlOverride>
+    <w:lvlOverride w:ilvl="3">
+      <w:startOverride w:val="1"/>
+    </w:lvlOverride>
+    <w:lvlOverride w:ilvl="4">
+      <w:startOverride w:val="1"/>
+    </w:lvlOverride>
+    <w:lvlOverride w:ilvl="5">
+      <w:startOverride w:val="1"/>
+    </w:lvlOverride>
+    <w:lvlOverride w:ilvl="6">
+      <w:startOverride w:val="1"/>
+    </w:lvlOverride>
+    <w:lvlOverride w:ilvl="7">
+      <w:startOverride w:val="1"/>
+    </w:lvlOverride>
+    <w:lvlOverride w:ilvl="8">
+      <w:startOverride w:val="1"/>
+    </w:lvlOverride>
+  </w:num>
+  <w:num w:numId="1009">
+    <w:abstractNumId w:val="99411"/>
+    <w:lvlOverride w:ilvl="0">
+      <w:startOverride w:val="1"/>
+    </w:lvlOverride>
+    <w:lvlOverride w:ilvl="1">
+      <w:startOverride w:val="1"/>
+    </w:lvlOverride>
+    <w:lvlOverride w:ilvl="2">
+      <w:startOverride w:val="1"/>
+    </w:lvlOverride>
+    <w:lvlOverride w:ilvl="3">
+      <w:startOverride w:val="1"/>
+    </w:lvlOverride>
+    <w:lvlOverride w:ilvl="4">
+      <w:startOverride w:val="1"/>
+    </w:lvlOverride>
+    <w:lvlOverride w:ilvl="5">
+      <w:startOverride w:val="1"/>
+    </w:lvlOverride>
+    <w:lvlOverride w:ilvl="6">
+      <w:startOverride w:val="1"/>
+    </w:lvlOverride>
+    <w:lvlOverride w:ilvl="7">
+      <w:startOverride w:val="1"/>
+    </w:lvlOverride>
+    <w:lvlOverride w:ilvl="8">
+      <w:startOverride w:val="1"/>
+    </w:lvlOverride>
+  </w:num>
+  <w:num w:numId="1010">
+    <w:abstractNumId w:val="99411"/>
+    <w:lvlOverride w:ilvl="0">
+      <w:startOverride w:val="1"/>
+    </w:lvlOverride>
+    <w:lvlOverride w:ilvl="1">
+      <w:startOverride w:val="1"/>
+    </w:lvlOverride>
+    <w:lvlOverride w:ilvl="2">
+      <w:startOverride w:val="1"/>
+    </w:lvlOverride>
+    <w:lvlOverride w:ilvl="3">
+      <w:startOverride w:val="1"/>
+    </w:lvlOverride>
+    <w:lvlOverride w:ilvl="4">
+      <w:startOverride w:val="1"/>
+    </w:lvlOverride>
+    <w:lvlOverride w:ilvl="5">
+      <w:startOverride w:val="1"/>
+    </w:lvlOverride>
+    <w:lvlOverride w:ilvl="6">
+      <w:startOverride w:val="1"/>
+    </w:lvlOverride>
+    <w:lvlOverride w:ilvl="7">
+      <w:startOverride w:val="1"/>
+    </w:lvlOverride>
+    <w:lvlOverride w:ilvl="8">
+      <w:startOverride w:val="1"/>
+    </w:lvlOverride>
+  </w:num>
+  <w:num w:numId="1011">
+    <w:abstractNumId w:val="99411"/>
+    <w:lvlOverride w:ilvl="0">
+      <w:startOverride w:val="1"/>
+    </w:lvlOverride>
+    <w:lvlOverride w:ilvl="1">
+      <w:startOverride w:val="1"/>
+    </w:lvlOverride>
+    <w:lvlOverride w:ilvl="2">
+      <w:startOverride w:val="1"/>
+    </w:lvlOverride>
+    <w:lvlOverride w:ilvl="3">
+      <w:startOverride w:val="1"/>
+    </w:lvlOverride>
+    <w:lvlOverride w:ilvl="4">
+      <w:startOverride w:val="1"/>
+    </w:lvlOverride>
+    <w:lvlOverride w:ilvl="5">
+      <w:startOverride w:val="1"/>
+    </w:lvlOverride>
+    <w:lvlOverride w:ilvl="6">
+      <w:startOverride w:val="1"/>
+    </w:lvlOverride>
+    <w:lvlOverride w:ilvl="7">
+      <w:startOverride w:val="1"/>
+    </w:lvlOverride>
+    <w:lvlOverride w:ilvl="8">
+      <w:startOverride w:val="1"/>
+    </w:lvlOverride>
+  </w:num>
+  <w:num w:numId="1012">
+    <w:abstractNumId w:val="99411"/>
+    <w:lvlOverride w:ilvl="0">
+      <w:startOverride w:val="1"/>
+    </w:lvlOverride>
+    <w:lvlOverride w:ilvl="1">
+      <w:startOverride w:val="1"/>
+    </w:lvlOverride>
+    <w:lvlOverride w:ilvl="2">
+      <w:startOverride w:val="1"/>
+    </w:lvlOverride>
+    <w:lvlOverride w:ilvl="3">
+      <w:startOverride w:val="1"/>
+    </w:lvlOverride>
+    <w:lvlOverride w:ilvl="4">
+      <w:startOverride w:val="1"/>
+    </w:lvlOverride>
+    <w:lvlOverride w:ilvl="5">
+      <w:startOverride w:val="1"/>
+    </w:lvlOverride>
+    <w:lvlOverride w:ilvl="6">
+      <w:startOverride w:val="1"/>
+    </w:lvlOverride>
+    <w:lvlOverride w:ilvl="7">
+      <w:startOverride w:val="1"/>
+    </w:lvlOverride>
+    <w:lvlOverride w:ilvl="8">
+      <w:startOverride w:val="1"/>
+    </w:lvlOverride>
+  </w:num>
+  <w:num w:numId="1013">
+    <w:abstractNumId w:val="99411"/>
+    <w:lvlOverride w:ilvl="0">
+      <w:startOverride w:val="1"/>
+    </w:lvlOverride>
+    <w:lvlOverride w:ilvl="1">
+      <w:startOverride w:val="1"/>
+    </w:lvlOverride>
+    <w:lvlOverride w:ilvl="2">
+      <w:startOverride w:val="1"/>
+    </w:lvlOverride>
+    <w:lvlOverride w:ilvl="3">
+      <w:startOverride w:val="1"/>
+    </w:lvlOverride>
+    <w:lvlOverride w:ilvl="4">
+      <w:startOverride w:val="1"/>
+    </w:lvlOverride>
+    <w:lvlOverride w:ilvl="5">
+      <w:startOverride w:val="1"/>
+    </w:lvlOverride>
+    <w:lvlOverride w:ilvl="6">
+      <w:startOverride w:val="1"/>
+    </w:lvlOverride>
+    <w:lvlOverride w:ilvl="7">
+      <w:startOverride w:val="1"/>
+    </w:lvlOverride>
+    <w:lvlOverride w:ilvl="8">
+      <w:startOverride w:val="1"/>
+    </w:lvlOverride>
+  </w:num>
+  <w:num w:numId="1014">
+    <w:abstractNumId w:val="99411"/>
+    <w:lvlOverride w:ilvl="0">
+      <w:startOverride w:val="1"/>
+    </w:lvlOverride>
+    <w:lvlOverride w:ilvl="1">
+      <w:startOverride w:val="1"/>
+    </w:lvlOverride>
+    <w:lvlOverride w:ilvl="2">
+      <w:startOverride w:val="1"/>
+    </w:lvlOverride>
+    <w:lvlOverride w:ilvl="3">
+      <w:startOverride w:val="1"/>
+    </w:lvlOverride>
+    <w:lvlOverride w:ilvl="4">
+      <w:startOverride w:val="1"/>
+    </w:lvlOverride>
+    <w:lvlOverride w:ilvl="5">
+      <w:startOverride w:val="1"/>
+    </w:lvlOverride>
+    <w:lvlOverride w:ilvl="6">
+      <w:startOverride w:val="1"/>
+    </w:lvlOverride>
+    <w:lvlOverride w:ilvl="7">
+      <w:startOverride w:val="1"/>
+    </w:lvlOverride>
+    <w:lvlOverride w:ilvl="8">
+      <w:startOverride w:val="1"/>
+    </w:lvlOverride>
+  </w:num>
+  <w:num w:numId="1015">
+    <w:abstractNumId w:val="99411"/>
+    <w:lvlOverride w:ilvl="0">
+      <w:startOverride w:val="1"/>
+    </w:lvlOverride>
+    <w:lvlOverride w:ilvl="1">
+      <w:startOverride w:val="1"/>
+    </w:lvlOverride>
+    <w:lvlOverride w:ilvl="2">
+      <w:startOverride w:val="1"/>
+    </w:lvlOverride>
+    <w:lvlOverride w:ilvl="3">
+      <w:startOverride w:val="1"/>
+    </w:lvlOverride>
+    <w:lvlOverride w:ilvl="4">
+      <w:startOverride w:val="1"/>
+    </w:lvlOverride>
+    <w:lvlOverride w:ilvl="5">
+      <w:startOverride w:val="1"/>
+    </w:lvlOverride>
+    <w:lvlOverride w:ilvl="6">
+      <w:startOverride w:val="1"/>
+    </w:lvlOverride>
+    <w:lvlOverride w:ilvl="7">
+      <w:startOverride w:val="1"/>
+    </w:lvlOverride>
+    <w:lvlOverride w:ilvl="8">
+      <w:startOverride w:val="1"/>
+    </w:lvlOverride>
+  </w:num>
+  <w:num w:numId="1016">
+    <w:abstractNumId w:val="99411"/>
+    <w:lvlOverride w:ilvl="0">
+      <w:startOverride w:val="1"/>
+    </w:lvlOverride>
+    <w:lvlOverride w:ilvl="1">
+      <w:startOverride w:val="1"/>
+    </w:lvlOverride>
+    <w:lvlOverride w:ilvl="2">
+      <w:startOverride w:val="1"/>
+    </w:lvlOverride>
+    <w:lvlOverride w:ilvl="3">
+      <w:startOverride w:val="1"/>
+    </w:lvlOverride>
+    <w:lvlOverride w:ilvl="4">
+      <w:startOverride w:val="1"/>
+    </w:lvlOverride>
+    <w:lvlOverride w:ilvl="5">
+      <w:startOverride w:val="1"/>
+    </w:lvlOverride>
+    <w:lvlOverride w:ilvl="6">
+      <w:startOverride w:val="1"/>
+    </w:lvlOverride>
+    <w:lvlOverride w:ilvl="7">
+      <w:startOverride w:val="1"/>
+    </w:lvlOverride>
+    <w:lvlOverride w:ilvl="8">
+      <w:startOverride w:val="1"/>
+    </w:lvlOverride>
   </w:num>
 </w:numbering>
 </file>
@@ -6319,10 +7450,10 @@
   <w:docDefaults>
     <w:rPrDefault>
       <w:rPr>
-        <w:rFonts w:asciiTheme="minorHAnsi" w:cstheme="minorBidi" w:eastAsiaTheme="minorEastAsia" w:hAnsiTheme="minorHAnsi"/>
+        <w:rFonts w:asciiTheme="minorHAnsi" w:cstheme="minorBidi" w:eastAsiaTheme="minorHAnsi" w:hAnsiTheme="minorHAnsi"/>
         <w:sz w:val="24"/>
         <w:szCs w:val="24"/>
-        <w:lang w:bidi="ar-SA" w:eastAsia="zh-CN" w:val="en-US"/>
+        <w:lang w:bidi="ar-SA" w:eastAsia="en-US" w:val="en-US"/>
       </w:rPr>
     </w:rPrDefault>
     <w:pPrDefault>
@@ -6363,94 +7494,57 @@
     <w:name w:val="Title"/>
     <w:basedOn w:val="Normal"/>
     <w:next w:val="BodyText"/>
-    <w:link w:val="TitleChar"/>
-    <w:uiPriority w:val="10"/>
     <w:qFormat/>
-    <w:rsid w:val="00A10FD9"/>
     <w:pPr>
-      <w:spacing w:after="80" w:line="240" w:lineRule="auto"/>
-      <w:contextualSpacing/>
+      <w:keepNext/>
+      <w:keepLines/>
+      <w:spacing w:after="240" w:before="480"/>
       <w:jc w:val="center"/>
     </w:pPr>
     <w:rPr>
       <w:rFonts w:asciiTheme="majorHAnsi" w:cstheme="majorBidi" w:eastAsiaTheme="majorEastAsia" w:hAnsiTheme="majorHAnsi"/>
-      <w:sz w:val="56"/>
-      <w:szCs w:val="56"/>
-    </w:rPr>
-  </w:style>
-  <w:style w:customStyle="1" w:styleId="TitleChar" w:type="character">
-    <w:name w:val="Title Char"/>
-    <w:basedOn w:val="DefaultParagraphFont"/>
-    <w:link w:val="Title"/>
-    <w:uiPriority w:val="10"/>
-    <w:rsid w:val="00A10FD9"/>
-    <w:rPr>
-      <w:rFonts w:asciiTheme="majorHAnsi" w:cstheme="majorBidi" w:eastAsiaTheme="majorEastAsia" w:hAnsiTheme="majorHAnsi"/>
-      <w:sz w:val="56"/>
-      <w:szCs w:val="56"/>
+      <w:b/>
+      <w:bCs/>
+      <w:color w:themeColor="accent1" w:themeShade="B5" w:val="345A8A"/>
+      <w:sz w:val="36"/>
+      <w:szCs w:val="36"/>
     </w:rPr>
   </w:style>
   <w:style w:styleId="Subtitle" w:type="paragraph">
     <w:name w:val="Subtitle"/>
     <w:basedOn w:val="Title"/>
     <w:next w:val="BodyText"/>
-    <w:link w:val="SubtitleChar"/>
-    <w:uiPriority w:val="11"/>
     <w:qFormat/>
-    <w:rsid w:val="00A10FD9"/>
     <w:pPr>
-      <w:numPr>
-        <w:ilvl w:val="1"/>
-      </w:numPr>
+      <w:keepNext/>
+      <w:keepLines/>
+      <w:spacing w:after="240" w:before="240"/>
+      <w:jc w:val="center"/>
     </w:pPr>
     <w:rPr>
-      <w:rFonts w:cstheme="majorBidi" w:eastAsiaTheme="majorEastAsia"/>
-      <w:spacing w:val="15"/>
-      <w:sz w:val="28"/>
-      <w:szCs w:val="28"/>
-    </w:rPr>
-  </w:style>
-  <w:style w:customStyle="1" w:styleId="SubtitleChar" w:type="character">
-    <w:name w:val="Subtitle Char"/>
-    <w:basedOn w:val="DefaultParagraphFont"/>
-    <w:link w:val="Subtitle"/>
-    <w:uiPriority w:val="11"/>
-    <w:rsid w:val="00A10FD9"/>
-    <w:rPr>
-      <w:rFonts w:cstheme="majorBidi" w:eastAsiaTheme="majorEastAsia"/>
-      <w:color w:themeColor="text1" w:themeTint="A6" w:val="595959"/>
-      <w:spacing w:val="15"/>
-      <w:sz w:val="28"/>
-      <w:szCs w:val="28"/>
+      <w:sz w:val="30"/>
+      <w:szCs w:val="30"/>
     </w:rPr>
   </w:style>
   <w:style w:customStyle="1" w:styleId="Author" w:type="paragraph">
     <w:name w:val="Author"/>
-    <w:basedOn w:val="Title"/>
     <w:next w:val="BodyText"/>
     <w:qFormat/>
     <w:pPr>
       <w:keepNext/>
       <w:keepLines/>
+      <w:jc w:val="center"/>
     </w:pPr>
-    <w:rPr>
-      <w:sz w:val="24"/>
-      <w:szCs w:val="24"/>
-    </w:rPr>
   </w:style>
   <w:style w:styleId="Date" w:type="paragraph">
     <w:name w:val="Date"/>
-    <w:basedOn w:val="Title"/>
     <w:next w:val="BodyText"/>
     <w:qFormat/>
     <w:pPr>
       <w:keepNext/>
       <w:keepLines/>
+      <w:jc w:val="center"/>
     </w:pPr>
-    <w:rPr>
-      <w:sz w:val="24"/>
-      <w:szCs w:val="24"/>
-    </w:rPr>
   </w:style>
   <w:style w:customStyle="1" w:styleId="AbstractTitle" w:type="paragraph">
     <w:name w:val="Abstract Title"/>
@@ -6465,6 +7559,7 @@
     </w:pPr>
     <w:rPr>
       <w:b/>
+      <w:color w:val="345A8A"/>
       <w:sz w:val="20"/>
       <w:szCs w:val="20"/>
     </w:rPr>
@@ -6493,321 +7588,191 @@
     <w:rPr/>
   </w:style>
   <w:style w:styleId="Heading1" w:type="paragraph">
-    <w:name w:val="heading 1"/>
+    <w:name w:val="Heading 1"/>
     <w:basedOn w:val="Normal"/>
     <w:next w:val="BodyText"/>
-    <w:link w:val="Heading1Char"/>
     <w:uiPriority w:val="9"/>
     <w:qFormat/>
-    <w:rsid w:val="00A10FD9"/>
     <w:pPr>
       <w:keepNext/>
       <w:keepLines/>
-      <w:spacing w:after="80" w:before="360"/>
+      <w:spacing w:after="0" w:before="480"/>
       <w:outlineLvl w:val="0"/>
     </w:pPr>
     <w:rPr>
       <w:rFonts w:asciiTheme="majorHAnsi" w:cstheme="majorBidi" w:eastAsiaTheme="majorEastAsia" w:hAnsiTheme="majorHAnsi"/>
-      <w:color w:themeColor="accent1" w:themeShade="BF" w:val="0F4761"/>
-      <w:sz w:val="40"/>
-      <w:szCs w:val="40"/>
+      <w:b/>
+      <w:bCs/>
+      <w:color w:themeColor="accent1" w:val="4F81BD"/>
+      <w:sz w:val="32"/>
+      <w:szCs w:val="32"/>
     </w:rPr>
   </w:style>
   <w:style w:styleId="Heading2" w:type="paragraph">
-    <w:name w:val="heading 2"/>
+    <w:name w:val="Heading 2"/>
     <w:basedOn w:val="Normal"/>
     <w:next w:val="BodyText"/>
-    <w:link w:val="Heading2Char"/>
     <w:uiPriority w:val="9"/>
-    <w:semiHidden/>
     <w:unhideWhenUsed/>
     <w:qFormat/>
-    <w:rsid w:val="00A10FD9"/>
     <w:pPr>
       <w:keepNext/>
       <w:keepLines/>
-      <w:spacing w:after="80" w:before="160"/>
+      <w:spacing w:after="0" w:before="200"/>
       <w:outlineLvl w:val="1"/>
     </w:pPr>
     <w:rPr>
       <w:rFonts w:asciiTheme="majorHAnsi" w:cstheme="majorBidi" w:eastAsiaTheme="majorEastAsia" w:hAnsiTheme="majorHAnsi"/>
-      <w:color w:themeColor="accent1" w:themeShade="BF" w:val="0F4761"/>
-      <w:sz w:val="32"/>
-      <w:szCs w:val="32"/>
-    </w:rPr>
-  </w:style>
-  <w:style w:styleId="Heading3" w:type="paragraph">
-    <w:name w:val="heading 3"/>
-    <w:basedOn w:val="Normal"/>
-    <w:next w:val="BodyText"/>
-    <w:link w:val="Heading3Char"/>
-    <w:uiPriority w:val="9"/>
-    <w:semiHidden/>
-    <w:unhideWhenUsed/>
-    <w:qFormat/>
-    <w:rsid w:val="00A10FD9"/>
-    <w:pPr>
-      <w:keepNext/>
-      <w:keepLines/>
-      <w:spacing w:after="80" w:before="160"/>
-      <w:outlineLvl w:val="2"/>
-    </w:pPr>
-    <w:rPr>
-      <w:rFonts w:cstheme="majorBidi" w:eastAsiaTheme="majorEastAsia"/>
-      <w:color w:themeColor="accent1" w:themeShade="BF" w:val="0F4761"/>
+      <w:b/>
+      <w:bCs/>
+      <w:color w:themeColor="accent1" w:val="4F81BD"/>
       <w:sz w:val="28"/>
       <w:szCs w:val="28"/>
     </w:rPr>
   </w:style>
-  <w:style w:styleId="Heading4" w:type="paragraph">
-    <w:name w:val="heading 4"/>
+  <w:style w:styleId="Heading3" w:type="paragraph">
+    <w:name w:val="Heading 3"/>
     <w:basedOn w:val="Normal"/>
     <w:next w:val="BodyText"/>
-    <w:link w:val="Heading4Char"/>
     <w:uiPriority w:val="9"/>
-    <w:semiHidden/>
     <w:unhideWhenUsed/>
     <w:qFormat/>
-    <w:rsid w:val="00A10FD9"/>
     <w:pPr>
       <w:keepNext/>
       <w:keepLines/>
-      <w:spacing w:after="40" w:before="80"/>
+      <w:spacing w:after="0" w:before="200"/>
+      <w:outlineLvl w:val="2"/>
+    </w:pPr>
+    <w:rPr>
+      <w:rFonts w:asciiTheme="majorHAnsi" w:cstheme="majorBidi" w:eastAsiaTheme="majorEastAsia" w:hAnsiTheme="majorHAnsi"/>
+      <w:b/>
+      <w:bCs/>
+      <w:color w:themeColor="accent1" w:val="4F81BD"/>
+      <w:sz w:val="24"/>
+      <w:szCs w:val="24"/>
+    </w:rPr>
+  </w:style>
+  <w:style w:styleId="Heading4" w:type="paragraph">
+    <w:name w:val="Heading 4"/>
+    <w:basedOn w:val="Normal"/>
+    <w:next w:val="BodyText"/>
+    <w:uiPriority w:val="9"/>
+    <w:unhideWhenUsed/>
+    <w:qFormat/>
+    <w:pPr>
+      <w:keepNext/>
+      <w:keepLines/>
+      <w:spacing w:after="0" w:before="200"/>
       <w:outlineLvl w:val="3"/>
     </w:pPr>
     <w:rPr>
-      <w:rFonts w:cstheme="majorBidi" w:eastAsiaTheme="majorEastAsia"/>
+      <w:rFonts w:asciiTheme="majorHAnsi" w:cstheme="majorBidi" w:eastAsiaTheme="majorEastAsia" w:hAnsiTheme="majorHAnsi"/>
+      <w:bCs/>
       <w:i/>
-      <w:iCs/>
-      <w:color w:themeColor="accent1" w:themeShade="BF" w:val="0F4761"/>
+      <w:color w:themeColor="accent1" w:val="4F81BD"/>
+      <w:sz w:val="24"/>
+      <w:szCs w:val="24"/>
     </w:rPr>
   </w:style>
   <w:style w:styleId="Heading5" w:type="paragraph">
-    <w:name w:val="heading 5"/>
+    <w:name w:val="Heading 5"/>
     <w:basedOn w:val="Normal"/>
     <w:next w:val="BodyText"/>
-    <w:link w:val="Heading5Char"/>
     <w:uiPriority w:val="9"/>
-    <w:semiHidden/>
     <w:unhideWhenUsed/>
     <w:qFormat/>
-    <w:rsid w:val="00A10FD9"/>
     <w:pPr>
       <w:keepNext/>
       <w:keepLines/>
-      <w:spacing w:after="40" w:before="80"/>
+      <w:spacing w:after="0" w:before="200"/>
       <w:outlineLvl w:val="4"/>
     </w:pPr>
     <w:rPr>
-      <w:rFonts w:cstheme="majorBidi" w:eastAsiaTheme="majorEastAsia"/>
-      <w:color w:themeColor="accent1" w:themeShade="BF" w:val="0F4761"/>
+      <w:rFonts w:asciiTheme="majorHAnsi" w:cstheme="majorBidi" w:eastAsiaTheme="majorEastAsia" w:hAnsiTheme="majorHAnsi"/>
+      <w:iCs/>
+      <w:color w:themeColor="accent1" w:val="4F81BD"/>
+      <w:sz w:val="24"/>
+      <w:szCs w:val="24"/>
     </w:rPr>
   </w:style>
   <w:style w:styleId="Heading6" w:type="paragraph">
-    <w:name w:val="heading 6"/>
+    <w:name w:val="Heading 6"/>
     <w:basedOn w:val="Normal"/>
     <w:next w:val="BodyText"/>
-    <w:link w:val="Heading6Char"/>
     <w:uiPriority w:val="9"/>
-    <w:semiHidden/>
     <w:unhideWhenUsed/>
     <w:qFormat/>
-    <w:rsid w:val="00A10FD9"/>
     <w:pPr>
       <w:keepNext/>
       <w:keepLines/>
-      <w:spacing w:after="0" w:before="40"/>
+      <w:spacing w:after="0" w:before="200"/>
       <w:outlineLvl w:val="5"/>
     </w:pPr>
     <w:rPr>
-      <w:rFonts w:cstheme="majorBidi" w:eastAsiaTheme="majorEastAsia"/>
-      <w:i/>
-      <w:iCs/>
-      <w:color w:themeColor="text1" w:themeTint="A6" w:val="595959"/>
+      <w:rFonts w:asciiTheme="majorHAnsi" w:cstheme="majorBidi" w:eastAsiaTheme="majorEastAsia" w:hAnsiTheme="majorHAnsi"/>
+      <w:color w:themeColor="accent1" w:val="4F81BD"/>
+      <w:sz w:val="24"/>
+      <w:szCs w:val="24"/>
     </w:rPr>
   </w:style>
   <w:style w:styleId="Heading7" w:type="paragraph">
-    <w:name w:val="heading 7"/>
+    <w:name w:val="Heading 7"/>
     <w:basedOn w:val="Normal"/>
     <w:next w:val="BodyText"/>
-    <w:link w:val="Heading7Char"/>
     <w:uiPriority w:val="9"/>
-    <w:semiHidden/>
     <w:unhideWhenUsed/>
     <w:qFormat/>
-    <w:rsid w:val="00A10FD9"/>
     <w:pPr>
       <w:keepNext/>
       <w:keepLines/>
-      <w:spacing w:after="0" w:before="40"/>
+      <w:spacing w:after="0" w:before="200"/>
       <w:outlineLvl w:val="6"/>
     </w:pPr>
     <w:rPr>
-      <w:rFonts w:cstheme="majorBidi" w:eastAsiaTheme="majorEastAsia"/>
-      <w:color w:themeColor="text1" w:themeTint="A6" w:val="595959"/>
+      <w:rFonts w:asciiTheme="majorHAnsi" w:cstheme="majorBidi" w:eastAsiaTheme="majorEastAsia" w:hAnsiTheme="majorHAnsi"/>
+      <w:color w:themeColor="accent1" w:val="4F81BD"/>
+      <w:sz w:val="24"/>
+      <w:szCs w:val="24"/>
     </w:rPr>
   </w:style>
   <w:style w:styleId="Heading8" w:type="paragraph">
-    <w:name w:val="heading 8"/>
+    <w:name w:val="Heading 8"/>
     <w:basedOn w:val="Normal"/>
     <w:next w:val="BodyText"/>
-    <w:link w:val="Heading8Char"/>
     <w:uiPriority w:val="9"/>
-    <w:semiHidden/>
     <w:unhideWhenUsed/>
     <w:qFormat/>
-    <w:rsid w:val="00A10FD9"/>
     <w:pPr>
       <w:keepNext/>
       <w:keepLines/>
-      <w:spacing w:after="0"/>
+      <w:spacing w:after="0" w:before="200"/>
       <w:outlineLvl w:val="7"/>
     </w:pPr>
     <w:rPr>
-      <w:rFonts w:cstheme="majorBidi" w:eastAsiaTheme="majorEastAsia"/>
-      <w:i/>
-      <w:iCs/>
-      <w:color w:themeColor="text1" w:themeTint="D8" w:val="272727"/>
+      <w:rFonts w:asciiTheme="majorHAnsi" w:cstheme="majorBidi" w:eastAsiaTheme="majorEastAsia" w:hAnsiTheme="majorHAnsi"/>
+      <w:color w:themeColor="accent1" w:val="4F81BD"/>
+      <w:sz w:val="24"/>
+      <w:szCs w:val="24"/>
     </w:rPr>
   </w:style>
   <w:style w:styleId="Heading9" w:type="paragraph">
-    <w:name w:val="heading 9"/>
+    <w:name w:val="Heading 9"/>
     <w:basedOn w:val="Normal"/>
     <w:next w:val="BodyText"/>
-    <w:link w:val="Heading9Char"/>
     <w:uiPriority w:val="9"/>
-    <w:semiHidden/>
     <w:unhideWhenUsed/>
     <w:qFormat/>
-    <w:rsid w:val="00A10FD9"/>
     <w:pPr>
       <w:keepNext/>
       <w:keepLines/>
-      <w:spacing w:after="0"/>
+      <w:spacing w:after="0" w:before="200"/>
       <w:outlineLvl w:val="8"/>
     </w:pPr>
     <w:rPr>
-      <w:rFonts w:cstheme="majorBidi" w:eastAsiaTheme="majorEastAsia"/>
-      <w:color w:themeColor="text1" w:themeTint="D8" w:val="272727"/>
-    </w:rPr>
-  </w:style>
-  <w:style w:customStyle="1" w:styleId="Heading1Char" w:type="character">
-    <w:name w:val="Heading 1 Char"/>
-    <w:basedOn w:val="DefaultParagraphFont"/>
-    <w:link w:val="Heading1"/>
-    <w:uiPriority w:val="9"/>
-    <w:rsid w:val="00A10FD9"/>
-    <w:rPr>
       <w:rFonts w:asciiTheme="majorHAnsi" w:cstheme="majorBidi" w:eastAsiaTheme="majorEastAsia" w:hAnsiTheme="majorHAnsi"/>
-      <w:color w:themeColor="accent1" w:themeShade="BF" w:val="0F4761"/>
-      <w:sz w:val="40"/>
-      <w:szCs w:val="40"/>
-    </w:rPr>
-  </w:style>
-  <w:style w:customStyle="1" w:styleId="Heading2Char" w:type="character">
-    <w:name w:val="Heading 2 Char"/>
-    <w:basedOn w:val="DefaultParagraphFont"/>
-    <w:link w:val="Heading2"/>
-    <w:uiPriority w:val="9"/>
-    <w:semiHidden/>
-    <w:rsid w:val="00A10FD9"/>
-    <w:rPr>
-      <w:rFonts w:asciiTheme="majorHAnsi" w:cstheme="majorBidi" w:eastAsiaTheme="majorEastAsia" w:hAnsiTheme="majorHAnsi"/>
-      <w:color w:themeColor="accent1" w:themeShade="BF" w:val="0F4761"/>
-      <w:sz w:val="32"/>
-      <w:szCs w:val="32"/>
-    </w:rPr>
-  </w:style>
-  <w:style w:customStyle="1" w:styleId="Heading3Char" w:type="character">
-    <w:name w:val="Heading 3 Char"/>
-    <w:basedOn w:val="DefaultParagraphFont"/>
-    <w:link w:val="Heading3"/>
-    <w:uiPriority w:val="9"/>
-    <w:semiHidden/>
-    <w:rsid w:val="00A10FD9"/>
-    <w:rPr>
-      <w:rFonts w:cstheme="majorBidi" w:eastAsiaTheme="majorEastAsia"/>
-      <w:color w:themeColor="accent1" w:themeShade="BF" w:val="0F4761"/>
-      <w:sz w:val="28"/>
-      <w:szCs w:val="28"/>
-    </w:rPr>
-  </w:style>
-  <w:style w:customStyle="1" w:styleId="Heading4Char" w:type="character">
-    <w:name w:val="Heading 4 Char"/>
-    <w:basedOn w:val="DefaultParagraphFont"/>
-    <w:link w:val="Heading4"/>
-    <w:uiPriority w:val="9"/>
-    <w:semiHidden/>
-    <w:rsid w:val="00A10FD9"/>
-    <w:rPr>
-      <w:rFonts w:cstheme="majorBidi" w:eastAsiaTheme="majorEastAsia"/>
-      <w:i/>
-      <w:iCs/>
-      <w:color w:themeColor="accent1" w:themeShade="BF" w:val="0F4761"/>
-    </w:rPr>
-  </w:style>
-  <w:style w:customStyle="1" w:styleId="Heading5Char" w:type="character">
-    <w:name w:val="Heading 5 Char"/>
-    <w:basedOn w:val="DefaultParagraphFont"/>
-    <w:link w:val="Heading5"/>
-    <w:uiPriority w:val="9"/>
-    <w:semiHidden/>
-    <w:rsid w:val="00A10FD9"/>
-    <w:rPr>
-      <w:rFonts w:cstheme="majorBidi" w:eastAsiaTheme="majorEastAsia"/>
-      <w:color w:themeColor="accent1" w:themeShade="BF" w:val="0F4761"/>
-    </w:rPr>
-  </w:style>
-  <w:style w:customStyle="1" w:styleId="Heading6Char" w:type="character">
-    <w:name w:val="Heading 6 Char"/>
-    <w:basedOn w:val="DefaultParagraphFont"/>
-    <w:link w:val="Heading6"/>
-    <w:uiPriority w:val="9"/>
-    <w:semiHidden/>
-    <w:rsid w:val="00A10FD9"/>
-    <w:rPr>
-      <w:rFonts w:cstheme="majorBidi" w:eastAsiaTheme="majorEastAsia"/>
-      <w:i/>
-      <w:iCs/>
-      <w:color w:themeColor="text1" w:themeTint="A6" w:val="595959"/>
-    </w:rPr>
-  </w:style>
-  <w:style w:customStyle="1" w:styleId="Heading7Char" w:type="character">
-    <w:name w:val="Heading 7 Char"/>
-    <w:basedOn w:val="DefaultParagraphFont"/>
-    <w:link w:val="Heading7"/>
-    <w:uiPriority w:val="9"/>
-    <w:semiHidden/>
-    <w:rsid w:val="00A10FD9"/>
-    <w:rPr>
-      <w:rFonts w:cstheme="majorBidi" w:eastAsiaTheme="majorEastAsia"/>
-      <w:color w:themeColor="text1" w:themeTint="A6" w:val="595959"/>
-    </w:rPr>
-  </w:style>
-  <w:style w:customStyle="1" w:styleId="Heading8Char" w:type="character">
-    <w:name w:val="Heading 8 Char"/>
-    <w:basedOn w:val="DefaultParagraphFont"/>
-    <w:link w:val="Heading8"/>
-    <w:uiPriority w:val="9"/>
-    <w:semiHidden/>
-    <w:rsid w:val="00A10FD9"/>
-    <w:rPr>
-      <w:rFonts w:cstheme="majorBidi" w:eastAsiaTheme="majorEastAsia"/>
-      <w:i/>
-      <w:iCs/>
-      <w:color w:themeColor="text1" w:themeTint="D8" w:val="272727"/>
-    </w:rPr>
-  </w:style>
-  <w:style w:customStyle="1" w:styleId="Heading9Char" w:type="character">
-    <w:name w:val="Heading 9 Char"/>
-    <w:basedOn w:val="DefaultParagraphFont"/>
-    <w:link w:val="Heading9"/>
-    <w:uiPriority w:val="9"/>
-    <w:semiHidden/>
-    <w:rsid w:val="00A10FD9"/>
-    <w:rPr>
-      <w:rFonts w:cstheme="majorBidi" w:eastAsiaTheme="majorEastAsia"/>
-      <w:color w:themeColor="text1" w:themeTint="D8" w:val="272727"/>
+      <w:color w:themeColor="accent1" w:val="4F81BD"/>
+      <w:sz w:val="24"/>
+      <w:szCs w:val="24"/>
     </w:rPr>
   </w:style>
   <w:style w:styleId="BlockText" w:type="paragraph">
@@ -6832,8 +7797,8 @@
   </w:style>
   <w:style w:styleId="FootnoteBlockText" w:type="paragraph">
     <w:name w:val="Footnote Block Text"/>
-    <w:basedOn w:val="FootnoteText"/>
-    <w:next w:val="FootnoteText"/>
+    <w:basedOn w:val="Footnote Text"/>
+    <w:next w:val="Footnote Text"/>
     <w:uiPriority w:val="9"/>
     <w:unhideWhenUsed/>
     <w:qFormat/>
@@ -6863,6 +7828,13 @@
       </w:tblCellMar>
     </w:tblPr>
     <w:tblStylePr w:type="firstRow">
+      <w:tblPr>
+        <w:jc w:val="left"/>
+        <w:tblInd w:type="dxa" w:w="0"/>
+      </w:tblPr>
+      <w:trPr>
+        <w:jc w:val="left"/>
+      </w:trPr>
       <w:tcPr>
         <w:tcBorders>
           <w:bottom w:val="single"/>
@@ -7218,44 +8190,44 @@
         <a:sysClr val="window" lastClr="FFFFFF"/>
       </a:lt1>
       <a:dk2>
-        <a:srgbClr val="0E2841"/>
+        <a:srgbClr val="1F497D"/>
       </a:dk2>
       <a:lt2>
-        <a:srgbClr val="E8E8E8"/>
+        <a:srgbClr val="EEECE1"/>
       </a:lt2>
       <a:accent1>
-        <a:srgbClr val="156082"/>
+        <a:srgbClr val="4F81BD"/>
       </a:accent1>
       <a:accent2>
-        <a:srgbClr val="E97132"/>
+        <a:srgbClr val="C0504D"/>
       </a:accent2>
       <a:accent3>
-        <a:srgbClr val="196B24"/>
+        <a:srgbClr val="9BBB59"/>
       </a:accent3>
       <a:accent4>
-        <a:srgbClr val="0F9ED5"/>
+        <a:srgbClr val="8064A2"/>
       </a:accent4>
       <a:accent5>
-        <a:srgbClr val="A02B93"/>
+        <a:srgbClr val="4BACC6"/>
       </a:accent5>
       <a:accent6>
-        <a:srgbClr val="4EA72E"/>
+        <a:srgbClr val="F79646"/>
       </a:accent6>
       <a:hlink>
-        <a:srgbClr val="467886"/>
+        <a:srgbClr val="0000FF"/>
       </a:hlink>
       <a:folHlink>
-        <a:srgbClr val="96607D"/>
+        <a:srgbClr val="800080"/>
       </a:folHlink>
     </a:clrScheme>
     <a:fontScheme name="Office">
       <a:majorFont>
-        <a:latin typeface="Aptos Display" panose="02110004020202020204"/>
+        <a:latin typeface="Calibri"/>
         <a:ea typeface=""/>
         <a:cs typeface=""/>
-        <a:font script="Jpan" typeface="游ゴシック Light"/>
+        <a:font script="Jpan" typeface="ＭＳ ゴシック"/>
         <a:font script="Hang" typeface="맑은 고딕"/>
-        <a:font script="Hans" typeface="等线 Light"/>
+        <a:font script="Hans" typeface="宋体"/>
         <a:font script="Hant" typeface="新細明體"/>
         <a:font script="Arab" typeface="Times New Roman"/>
         <a:font script="Hebr" typeface="Times New Roman"/>
@@ -7282,32 +8254,14 @@
         <a:font script="Mong" typeface="Mongolian Baiti"/>
         <a:font script="Viet" typeface="Times New Roman"/>
         <a:font script="Uigh" typeface="Microsoft Uighur"/>
-        <a:font script="Geor" typeface="Sylfaen"/>
-        <a:font script="Armn" typeface="Arial"/>
-        <a:font script="Bugi" typeface="Leelawadee UI"/>
-        <a:font script="Bopo" typeface="Microsoft JhengHei"/>
-        <a:font script="Java" typeface="Javanese Text"/>
-        <a:font script="Lisu" typeface="Segoe UI"/>
-        <a:font script="Mymr" typeface="Myanmar Text"/>
-        <a:font script="Nkoo" typeface="Ebrima"/>
-        <a:font script="Olck" typeface="Nirmala UI"/>
-        <a:font script="Osma" typeface="Ebrima"/>
-        <a:font script="Phag" typeface="Phagspa"/>
-        <a:font script="Syrn" typeface="Estrangelo Edessa"/>
-        <a:font script="Syrj" typeface="Estrangelo Edessa"/>
-        <a:font script="Syre" typeface="Estrangelo Edessa"/>
-        <a:font script="Sora" typeface="Nirmala UI"/>
-        <a:font script="Tale" typeface="Microsoft Tai Le"/>
-        <a:font script="Talu" typeface="Microsoft New Tai Lue"/>
-        <a:font script="Tfng" typeface="Ebrima"/>
       </a:majorFont>
       <a:minorFont>
-        <a:latin typeface="Aptos" panose="02110004020202020204"/>
+        <a:latin typeface="Cambria"/>
         <a:ea typeface=""/>
         <a:cs typeface=""/>
-        <a:font script="Jpan" typeface="游明朝"/>
+        <a:font script="Jpan" typeface="ＭＳ 明朝"/>
         <a:font script="Hang" typeface="맑은 고딕"/>
-        <a:font script="Hans" typeface="等线"/>
+        <a:font script="Hans" typeface="宋体"/>
         <a:font script="Hant" typeface="新細明體"/>
         <a:font script="Arab" typeface="Arial"/>
         <a:font script="Hebr" typeface="Arial"/>
@@ -7334,24 +8288,6 @@
         <a:font script="Mong" typeface="Mongolian Baiti"/>
         <a:font script="Viet" typeface="Arial"/>
         <a:font script="Uigh" typeface="Microsoft Uighur"/>
-        <a:font script="Geor" typeface="Sylfaen"/>
-        <a:font script="Armn" typeface="Arial"/>
-        <a:font script="Bugi" typeface="Leelawadee UI"/>
-        <a:font script="Bopo" typeface="Microsoft JhengHei"/>
-        <a:font script="Java" typeface="Javanese Text"/>
-        <a:font script="Lisu" typeface="Segoe UI"/>
-        <a:font script="Mymr" typeface="Myanmar Text"/>
-        <a:font script="Nkoo" typeface="Ebrima"/>
-        <a:font script="Olck" typeface="Nirmala UI"/>
-        <a:font script="Osma" typeface="Ebrima"/>
-        <a:font script="Phag" typeface="Phagspa"/>
-        <a:font script="Syrn" typeface="Estrangelo Edessa"/>
-        <a:font script="Syrj" typeface="Estrangelo Edessa"/>
-        <a:font script="Syre" typeface="Estrangelo Edessa"/>
-        <a:font script="Sora" typeface="Nirmala UI"/>
-        <a:font script="Tale" typeface="Microsoft Tai Le"/>
-        <a:font script="Talu" typeface="Microsoft New Tai Lue"/>
-        <a:font script="Tfng" typeface="Ebrima"/>
       </a:minorFont>
     </a:fontScheme>
     <a:fmtScheme name="Office">
@@ -7363,141 +8299,200 @@
           <a:gsLst>
             <a:gs pos="0">
               <a:schemeClr val="phClr">
-                <a:lumMod val="110000"/>
-                <a:satMod val="105000"/>
-                <a:tint val="67000"/>
+                <a:tint val="50000"/>
+                <a:satMod val="300000"/>
               </a:schemeClr>
             </a:gs>
-            <a:gs pos="50000">
+            <a:gs pos="35000">
               <a:schemeClr val="phClr">
-                <a:lumMod val="105000"/>
-                <a:satMod val="103000"/>
-                <a:tint val="73000"/>
+                <a:tint val="37000"/>
+                <a:satMod val="300000"/>
               </a:schemeClr>
             </a:gs>
             <a:gs pos="100000">
               <a:schemeClr val="phClr">
-                <a:lumMod val="105000"/>
-                <a:satMod val="109000"/>
-                <a:tint val="81000"/>
+                <a:tint val="15000"/>
+                <a:satMod val="350000"/>
               </a:schemeClr>
             </a:gs>
           </a:gsLst>
-          <a:lin ang="5400000" scaled="0"/>
+          <a:lin ang="16200000" scaled="1"/>
         </a:gradFill>
         <a:gradFill rotWithShape="1">
           <a:gsLst>
             <a:gs pos="0">
               <a:schemeClr val="phClr">
-                <a:satMod val="103000"/>
-                <a:lumMod val="102000"/>
-                <a:tint val="94000"/>
-              </a:schemeClr>
-            </a:gs>
-            <a:gs pos="50000">
-              <a:schemeClr val="phClr">
-                <a:satMod val="110000"/>
-                <a:lumMod val="100000"/>
+                <a:tint val="100000"/>
                 <a:shade val="100000"/>
+                <a:satMod val="130000"/>
               </a:schemeClr>
             </a:gs>
             <a:gs pos="100000">
               <a:schemeClr val="phClr">
-                <a:lumMod val="99000"/>
-                <a:satMod val="120000"/>
-                <a:shade val="78000"/>
+                <a:tint val="50000"/>
+                <a:shade val="100000"/>
+                <a:satMod val="350000"/>
               </a:schemeClr>
             </a:gs>
           </a:gsLst>
-          <a:lin ang="5400000" scaled="0"/>
+          <a:lin ang="16200000" scaled="0"/>
         </a:gradFill>
       </a:fillStyleLst>
       <a:lnStyleLst>
-        <a:ln w="6350" cap="flat" cmpd="sng" algn="ctr">
+        <a:ln w="9525" cap="flat" cmpd="sng" algn="ctr">
+          <a:solidFill>
+            <a:schemeClr val="phClr">
+              <a:shade val="95000"/>
+              <a:satMod val="105000"/>
+            </a:schemeClr>
+          </a:solidFill>
+          <a:prstDash val="solid"/>
+        </a:ln>
+        <a:ln w="25400" cap="flat" cmpd="sng" algn="ctr">
           <a:solidFill>
             <a:schemeClr val="phClr"/>
           </a:solidFill>
           <a:prstDash val="solid"/>
-          <a:miter lim="800000"/>
         </a:ln>
-        <a:ln w="12700" cap="flat" cmpd="sng" algn="ctr">
+        <a:ln w="38100" cap="flat" cmpd="sng" algn="ctr">
           <a:solidFill>
             <a:schemeClr val="phClr"/>
           </a:solidFill>
           <a:prstDash val="solid"/>
-          <a:miter lim="800000"/>
-        </a:ln>
-        <a:ln w="19050" cap="flat" cmpd="sng" algn="ctr">
-          <a:solidFill>
-            <a:schemeClr val="phClr"/>
-          </a:solidFill>
-          <a:prstDash val="solid"/>
-          <a:miter lim="800000"/>
         </a:ln>
       </a:lnStyleLst>
       <a:effectStyleLst>
         <a:effectStyle>
-          <a:effectLst/>
-        </a:effectStyle>
-        <a:effectStyle>
-          <a:effectLst/>
+          <a:effectLst>
+            <a:outerShdw blurRad="40000" dist="20000" dir="5400000" rotWithShape="0">
+              <a:srgbClr val="000000">
+                <a:alpha val="38000"/>
+              </a:srgbClr>
+            </a:outerShdw>
+          </a:effectLst>
         </a:effectStyle>
         <a:effectStyle>
           <a:effectLst>
-            <a:outerShdw blurRad="57150" dist="19050" dir="5400000" algn="ctr" rotWithShape="0">
+            <a:outerShdw blurRad="40000" dist="23000" dir="5400000" rotWithShape="0">
               <a:srgbClr val="000000">
-                <a:alpha val="63000"/>
+                <a:alpha val="35000"/>
               </a:srgbClr>
             </a:outerShdw>
           </a:effectLst>
+        </a:effectStyle>
+        <a:effectStyle>
+          <a:effectLst>
+            <a:outerShdw blurRad="40000" dist="23000" dir="5400000" rotWithShape="0">
+              <a:srgbClr val="000000">
+                <a:alpha val="35000"/>
+              </a:srgbClr>
+            </a:outerShdw>
+          </a:effectLst>
+          <a:scene3d>
+            <a:camera prst="orthographicFront">
+              <a:rot lat="0" lon="0" rev="0"/>
+            </a:camera>
+            <a:lightRig rig="threePt" dir="t">
+              <a:rot lat="0" lon="0" rev="1200000"/>
+            </a:lightRig>
+          </a:scene3d>
+          <a:sp3d>
+            <a:bevelT w="63500" h="25400"/>
+          </a:sp3d>
         </a:effectStyle>
       </a:effectStyleLst>
       <a:bgFillStyleLst>
         <a:solidFill>
           <a:schemeClr val="phClr"/>
         </a:solidFill>
-        <a:solidFill>
-          <a:schemeClr val="phClr">
-            <a:tint val="95000"/>
-            <a:satMod val="170000"/>
-          </a:schemeClr>
-        </a:solidFill>
         <a:gradFill rotWithShape="1">
           <a:gsLst>
             <a:gs pos="0">
               <a:schemeClr val="phClr">
-                <a:tint val="93000"/>
-                <a:satMod val="150000"/>
-                <a:shade val="98000"/>
-                <a:lumMod val="102000"/>
+                <a:tint val="40000"/>
+                <a:satMod val="350000"/>
               </a:schemeClr>
             </a:gs>
-            <a:gs pos="50000">
+            <a:gs pos="40000">
               <a:schemeClr val="phClr">
-                <a:tint val="98000"/>
-                <a:satMod val="130000"/>
-                <a:shade val="90000"/>
-                <a:lumMod val="103000"/>
+                <a:tint val="45000"/>
+                <a:shade val="99000"/>
+                <a:satMod val="350000"/>
               </a:schemeClr>
             </a:gs>
             <a:gs pos="100000">
               <a:schemeClr val="phClr">
-                <a:shade val="63000"/>
-                <a:satMod val="120000"/>
+                <a:shade val="20000"/>
+                <a:satMod val="255000"/>
               </a:schemeClr>
             </a:gs>
           </a:gsLst>
-          <a:lin ang="5400000" scaled="0"/>
+          <a:path path="circle">
+            <a:fillToRect l="50000" t="-80000" r="50000" b="180000"/>
+          </a:path>
+        </a:gradFill>
+        <a:gradFill rotWithShape="1">
+          <a:gsLst>
+            <a:gs pos="0">
+              <a:schemeClr val="phClr">
+                <a:tint val="80000"/>
+                <a:satMod val="300000"/>
+              </a:schemeClr>
+            </a:gs>
+            <a:gs pos="100000">
+              <a:schemeClr val="phClr">
+                <a:shade val="30000"/>
+                <a:satMod val="200000"/>
+              </a:schemeClr>
+            </a:gs>
+          </a:gsLst>
+          <a:path path="circle">
+            <a:fillToRect l="50000" t="50000" r="50000" b="50000"/>
+          </a:path>
         </a:gradFill>
       </a:bgFillStyleLst>
     </a:fmtScheme>
   </a:themeElements>
-  <a:objectDefaults/>
+  <a:objectDefaults>
+    <a:spDef>
+      <a:spPr/>
+      <a:bodyPr/>
+      <a:lstStyle/>
+      <a:style>
+        <a:lnRef idx="1">
+          <a:schemeClr val="accent1"/>
+        </a:lnRef>
+        <a:fillRef idx="3">
+          <a:schemeClr val="accent1"/>
+        </a:fillRef>
+        <a:effectRef idx="2">
+          <a:schemeClr val="accent1"/>
+        </a:effectRef>
+        <a:fontRef idx="minor">
+          <a:schemeClr val="lt1"/>
+        </a:fontRef>
+      </a:style>
+    </a:spDef>
+    <a:lnDef>
+      <a:spPr/>
+      <a:bodyPr/>
+      <a:lstStyle/>
+      <a:style>
+        <a:lnRef idx="2">
+          <a:schemeClr val="accent1"/>
+        </a:lnRef>
+        <a:fillRef idx="0">
+          <a:schemeClr val="accent1"/>
+        </a:fillRef>
+        <a:effectRef idx="1">
+          <a:schemeClr val="accent1"/>
+        </a:effectRef>
+        <a:fontRef idx="minor">
+          <a:schemeClr val="tx1"/>
+        </a:fontRef>
+      </a:style>
+    </a:lnDef>
+  </a:objectDefaults>
   <a:extraClrSchemeLst/>
-  <a:extLst>
-    <a:ext uri="{05A4C25C-085E-4340-85A3-A5531E510DB2}">
-      <thm15:themeFamily xmlns:thm15="http://schemas.microsoft.com/office/thememl/2012/main" name="Office Theme" id="{2E142A2C-CD16-42D6-873A-C26D2A0506FA}" vid="{1BDDFF52-6CD6-40A5-AB3C-68EB2F1E4D0A}"/>
-    </a:ext>
-  </a:extLst>
 </a:theme>
 </file>
--- a/Lesson_03_Narrative_Past.docx
+++ b/Lesson_03_Narrative_Past.docx
@@ -88,13 +88,7 @@
         <w:t xml:space="preserve"> </w:t>
       </w:r>
       <w:r>
-        <w:t xml:space="preserve">“</w:t>
-      </w:r>
-      <w:r>
-        <w:t xml:space="preserve">writing</w:t>
-      </w:r>
-      <w:r>
-        <w:t xml:space="preserve">”</w:t>
+        <w:t xml:space="preserve">“writing”</w:t>
       </w:r>
       <w:r>
         <w:t xml:space="preserve">). We learned that by attaching shortened enclitic pronouns to the participle (</w:t>
@@ -149,13 +143,7 @@
         <w:t xml:space="preserve"> </w:t>
       </w:r>
       <w:r>
-        <w:t xml:space="preserve">“</w:t>
-      </w:r>
-      <w:r>
-        <w:t xml:space="preserve">I am writing</w:t>
-      </w:r>
-      <w:r>
-        <w:t xml:space="preserve">”</w:t>
+        <w:t xml:space="preserve">“I am writing”</w:t>
       </w:r>
       <w:r>
         <w:t xml:space="preserve">).</w:t>
@@ -228,13 +216,7 @@
         <w:t xml:space="preserve"> </w:t>
       </w:r>
       <w:r>
-        <w:t xml:space="preserve">“</w:t>
-      </w:r>
-      <w:r>
-        <w:t xml:space="preserve">We are going</w:t>
-      </w:r>
-      <w:r>
-        <w:t xml:space="preserve">”</w:t>
+        <w:t xml:space="preserve">“We are going”</w:t>
       </w:r>
       <w:r>
         <w:t xml:space="preserve"> </w:t>
@@ -331,13 +313,7 @@
         <w:t xml:space="preserve"> </w:t>
       </w:r>
       <w:r>
-        <w:t xml:space="preserve">“</w:t>
-      </w:r>
-      <w:r>
-        <w:t xml:space="preserve">She is writing</w:t>
-      </w:r>
-      <w:r>
-        <w:t xml:space="preserve">”</w:t>
+        <w:t xml:space="preserve">“She is writing”</w:t>
       </w:r>
       <w:r>
         <w:t xml:space="preserve"> </w:t>
@@ -422,13 +398,7 @@
         <w:t xml:space="preserve"> </w:t>
       </w:r>
       <w:r>
-        <w:t xml:space="preserve">“</w:t>
-      </w:r>
-      <w:r>
-        <w:t xml:space="preserve">Suffix Conjugation.</w:t>
-      </w:r>
-      <w:r>
-        <w:t xml:space="preserve">”</w:t>
+        <w:t xml:space="preserve">“Suffix Conjugation.”</w:t>
       </w:r>
     </w:p>
     <w:p>
@@ -454,13 +424,7 @@
         <w:t xml:space="preserve"> </w:t>
       </w:r>
       <w:r>
-        <w:t xml:space="preserve">“</w:t>
-      </w:r>
-      <w:r>
-        <w:t xml:space="preserve">I</w:t>
-      </w:r>
-      <w:r>
-        <w:t xml:space="preserve">”</w:t>
+        <w:t xml:space="preserve">“I”</w:t>
       </w:r>
       <w:r>
         <w:t xml:space="preserve">,</w:t>
@@ -469,13 +433,7 @@
         <w:t xml:space="preserve"> </w:t>
       </w:r>
       <w:r>
-        <w:t xml:space="preserve">“</w:t>
-      </w:r>
-      <w:r>
-        <w:t xml:space="preserve">you</w:t>
-      </w:r>
-      <w:r>
-        <w:t xml:space="preserve">”</w:t>
+        <w:t xml:space="preserve">“you”</w:t>
       </w:r>
       <w:r>
         <w:t xml:space="preserve">,</w:t>
@@ -484,13 +442,7 @@
         <w:t xml:space="preserve"> </w:t>
       </w:r>
       <w:r>
-        <w:t xml:space="preserve">“</w:t>
-      </w:r>
-      <w:r>
-        <w:t xml:space="preserve">we</w:t>
-      </w:r>
-      <w:r>
-        <w:t xml:space="preserve">”</w:t>
+        <w:t xml:space="preserve">“we”</w:t>
       </w:r>
       <w:r>
         <w:t xml:space="preserve">,</w:t>
@@ -499,13 +451,7 @@
         <w:t xml:space="preserve"> </w:t>
       </w:r>
       <w:r>
-        <w:t xml:space="preserve">“</w:t>
-      </w:r>
-      <w:r>
-        <w:t xml:space="preserve">they</w:t>
-      </w:r>
-      <w:r>
-        <w:t xml:space="preserve">”</w:t>
+        <w:t xml:space="preserve">“they”</w:t>
       </w:r>
       <w:r>
         <w:t xml:space="preserve">.</w:t>
@@ -1008,13 +954,7 @@
         <w:t xml:space="preserve"> </w:t>
       </w:r>
       <w:r>
-        <w:t xml:space="preserve">“</w:t>
-      </w:r>
-      <w:r>
-        <w:t xml:space="preserve">And he went… and he saw… and he wrote.</w:t>
-      </w:r>
-      <w:r>
-        <w:t xml:space="preserve">”</w:t>
+        <w:t xml:space="preserve">“And he went… and he saw… and he wrote.”</w:t>
       </w:r>
     </w:p>
     <w:p>
@@ -1094,7 +1034,6 @@
       <w:tblPr>
         <w:tblStyle w:val="Table"/>
         <w:tblW w:type="pct" w:w="5000"/>
-        <w:jc w:val="left"/>
         <w:tblLayout w:type="fixed"/>
         <w:tblLook w:firstRow="1" w:lastRow="0" w:firstColumn="0" w:lastColumn="0" w:noHBand="0" w:noVBand="0" w:val="0020"/>
       </w:tblPr>
@@ -2055,7 +1994,6 @@
       <w:tblPr>
         <w:tblStyle w:val="Table"/>
         <w:tblW w:type="auto" w:w="0"/>
-        <w:jc w:val="left"/>
         <w:tblLook w:firstRow="1" w:lastRow="0" w:firstColumn="0" w:lastColumn="0" w:noHBand="0" w:noVBand="0" w:val="0020"/>
       </w:tblPr>
       <w:tblGrid>
@@ -2331,7 +2269,6 @@
       <w:tblPr>
         <w:tblStyle w:val="Table"/>
         <w:tblW w:type="pct" w:w="5000"/>
-        <w:jc w:val="left"/>
         <w:tblLayout w:type="fixed"/>
         <w:tblLook w:firstRow="1" w:lastRow="0" w:firstColumn="0" w:lastColumn="0" w:noHBand="0" w:noVBand="0" w:val="0020"/>
       </w:tblPr>
@@ -3337,25 +3274,25 @@
         <w:pStyle w:val="BodyText"/>
       </w:pPr>
       <w:r>
-        <w:t xml:space="preserve">ܢܛܪ ܝܘܚܢܢ ܢܘܗܪܐ ܒܐܘܪܚܐ</w:t>
-      </w:r>
-      <w:r>
-        <w:t xml:space="preserve"> </w:t>
-      </w:r>
-      <w:r>
-        <w:t xml:space="preserve">nṭar Yūḥannan nūhrā b-ʾūrḥā.</w:t>
-      </w:r>
-      <w:r>
-        <w:t xml:space="preserve"> </w:t>
-      </w:r>
-      <w:r>
-        <w:t xml:space="preserve">nṭar (he-kept) Yūḥannan (John) nūhrā (light) b- (in) ʾūrḥā (the-way/road).</w:t>
-      </w:r>
-      <w:r>
-        <w:t xml:space="preserve"> </w:t>
-      </w:r>
-      <w:r>
-        <w:t xml:space="preserve">→ Yukhannan kept light in the road.</w:t>
+        <w:t xml:space="preserve">ܐܚܕ ܝܘܚܢܢ ܢܘܗܪܐ ܒܐܘܪܚܐ</w:t>
+      </w:r>
+      <w:r>
+        <w:t xml:space="preserve"> </w:t>
+      </w:r>
+      <w:r>
+        <w:t xml:space="preserve">ʾeḥad Yūḥannan nūhrā b-ʾūrḥā.</w:t>
+      </w:r>
+      <w:r>
+        <w:t xml:space="preserve"> </w:t>
+      </w:r>
+      <w:r>
+        <w:t xml:space="preserve">ʾeḥad (he-held/carried) Yūḥannan (John) nūhrā (light) b- (in) ʾūrḥā (the-way/road).</w:t>
+      </w:r>
+      <w:r>
+        <w:t xml:space="preserve"> </w:t>
+      </w:r>
+      <w:r>
+        <w:t xml:space="preserve">→ Yukhannan held light on the way.</w:t>
       </w:r>
     </w:p>
     <w:p>
@@ -3759,13 +3696,7 @@
         <w:t xml:space="preserve"> </w:t>
       </w:r>
       <w:r>
-        <w:t xml:space="preserve">“</w:t>
-      </w:r>
-      <w:r>
-        <w:t xml:space="preserve">from</w:t>
-      </w:r>
-      <w:r>
-        <w:t xml:space="preserve">”</w:t>
+        <w:t xml:space="preserve">“from”</w:t>
       </w:r>
       <w:r>
         <w:t xml:space="preserve">).</w:t>
@@ -3864,13 +3795,7 @@
         <w:t xml:space="preserve"> </w:t>
       </w:r>
       <w:r>
-        <w:t xml:space="preserve">“</w:t>
-      </w:r>
-      <w:r>
-        <w:t xml:space="preserve">great one</w:t>
-      </w:r>
-      <w:r>
-        <w:t xml:space="preserve">”</w:t>
+        <w:t xml:space="preserve">“great one”</w:t>
       </w:r>
       <w:r>
         <w:t xml:space="preserve"> </w:t>
@@ -4378,7 +4303,6 @@
       <w:tblPr>
         <w:tblStyle w:val="Table"/>
         <w:tblW w:type="auto" w:w="0"/>
-        <w:jc w:val="left"/>
         <w:tblLook w:firstRow="1" w:lastRow="0" w:firstColumn="0" w:lastColumn="0" w:noHBand="0" w:noVBand="0" w:val="0020"/>
       </w:tblPr>
       <w:tblGrid>
@@ -4696,7 +4620,6 @@
       <w:tblPr>
         <w:tblStyle w:val="Table"/>
         <w:tblW w:type="auto" w:w="0"/>
-        <w:jc w:val="left"/>
         <w:tblLook w:firstRow="1" w:lastRow="0" w:firstColumn="0" w:lastColumn="0" w:noHBand="0" w:noVBand="0" w:val="0020"/>
       </w:tblPr>
       <w:tblGrid>
@@ -4806,7 +4729,6 @@
       <w:tblPr>
         <w:tblStyle w:val="Table"/>
         <w:tblW w:type="pct" w:w="5000"/>
-        <w:jc w:val="left"/>
         <w:tblLayout w:type="fixed"/>
         <w:tblLook w:firstRow="1" w:lastRow="0" w:firstColumn="0" w:lastColumn="0" w:noHBand="0" w:noVBand="0" w:val="0020"/>
       </w:tblPr>
@@ -4953,19 +4875,19 @@
               <w:jc w:val="left"/>
             </w:pPr>
             <w:r>
-              <w:t xml:space="preserve">ܦܠܟܘܬܐ</w:t>
-            </w:r>
-          </w:p>
-        </w:tc>
-        <w:tc>
-          <w:tcPr/>
-          <w:p>
-            <w:pPr>
-              <w:pStyle w:val="Compact"/>
-              <w:jc w:val="left"/>
-            </w:pPr>
-            <w:r>
-              <w:t xml:space="preserve">pəlkūttā</w:t>
+              <w:t xml:space="preserve">ܫܒܝܬܐ</w:t>
+            </w:r>
+          </w:p>
+        </w:tc>
+        <w:tc>
+          <w:tcPr/>
+          <w:p>
+            <w:pPr>
+              <w:pStyle w:val="Compact"/>
+              <w:jc w:val="left"/>
+            </w:pPr>
+            <w:r>
+              <w:t xml:space="preserve">šḇītā</w:t>
             </w:r>
           </w:p>
         </w:tc>
@@ -4989,19 +4911,19 @@
               <w:jc w:val="left"/>
             </w:pPr>
             <w:r>
-              <w:t xml:space="preserve">flight, escape</w:t>
-            </w:r>
-          </w:p>
-        </w:tc>
-        <w:tc>
-          <w:tcPr/>
-          <w:p>
-            <w:pPr>
-              <w:pStyle w:val="Compact"/>
-              <w:jc w:val="left"/>
-            </w:pPr>
-            <w:r>
-              <w:t xml:space="preserve">from root p-l-k (to flee)</w:t>
+              <w:t xml:space="preserve">captivity, escape</w:t>
+            </w:r>
+          </w:p>
+        </w:tc>
+        <w:tc>
+          <w:tcPr/>
+          <w:p>
+            <w:pPr>
+              <w:pStyle w:val="Compact"/>
+              <w:jc w:val="left"/>
+            </w:pPr>
+            <w:r>
+              <w:t xml:space="preserve">from root š-b-y (to capture)</w:t>
             </w:r>
           </w:p>
         </w:tc>
@@ -5015,31 +4937,31 @@
               <w:jc w:val="left"/>
             </w:pPr>
             <w:r>
-              <w:t xml:space="preserve">ܩܛܠܘܬܐ</w:t>
-            </w:r>
-          </w:p>
-        </w:tc>
-        <w:tc>
-          <w:tcPr/>
-          <w:p>
-            <w:pPr>
-              <w:pStyle w:val="Compact"/>
-              <w:jc w:val="left"/>
-            </w:pPr>
-            <w:r>
-              <w:t xml:space="preserve">qəṭlūttā</w:t>
-            </w:r>
-          </w:p>
-        </w:tc>
-        <w:tc>
-          <w:tcPr/>
-          <w:p>
-            <w:pPr>
-              <w:pStyle w:val="Compact"/>
-              <w:jc w:val="left"/>
-            </w:pPr>
-            <w:r>
-              <w:t xml:space="preserve">f. noun</w:t>
+              <w:t xml:space="preserve">ܩܛܠܐ</w:t>
+            </w:r>
+          </w:p>
+        </w:tc>
+        <w:tc>
+          <w:tcPr/>
+          <w:p>
+            <w:pPr>
+              <w:pStyle w:val="Compact"/>
+              <w:jc w:val="left"/>
+            </w:pPr>
+            <w:r>
+              <w:t xml:space="preserve">qeṭlā</w:t>
+            </w:r>
+          </w:p>
+        </w:tc>
+        <w:tc>
+          <w:tcPr/>
+          <w:p>
+            <w:pPr>
+              <w:pStyle w:val="Compact"/>
+              <w:jc w:val="left"/>
+            </w:pPr>
+            <w:r>
+              <w:t xml:space="preserve">m. noun</w:t>
             </w:r>
           </w:p>
         </w:tc>
@@ -5139,43 +5061,43 @@
               <w:jc w:val="left"/>
             </w:pPr>
             <w:r>
-              <w:t xml:space="preserve">ܫܒܘܩܘܬܐ</w:t>
-            </w:r>
-          </w:p>
-        </w:tc>
-        <w:tc>
-          <w:tcPr/>
-          <w:p>
-            <w:pPr>
-              <w:pStyle w:val="Compact"/>
-              <w:jc w:val="left"/>
-            </w:pPr>
-            <w:r>
-              <w:t xml:space="preserve">šəbūqūttā</w:t>
-            </w:r>
-          </w:p>
-        </w:tc>
-        <w:tc>
-          <w:tcPr/>
-          <w:p>
-            <w:pPr>
-              <w:pStyle w:val="Compact"/>
-              <w:jc w:val="left"/>
-            </w:pPr>
-            <w:r>
-              <w:t xml:space="preserve">f. noun</w:t>
-            </w:r>
-          </w:p>
-        </w:tc>
-        <w:tc>
-          <w:tcPr/>
-          <w:p>
-            <w:pPr>
-              <w:pStyle w:val="Compact"/>
-              <w:jc w:val="left"/>
-            </w:pPr>
-            <w:r>
-              <w:t xml:space="preserve">abandonment, leaving</w:t>
+              <w:t xml:space="preserve">ܫܘܒܩܢܐ</w:t>
+            </w:r>
+          </w:p>
+        </w:tc>
+        <w:tc>
+          <w:tcPr/>
+          <w:p>
+            <w:pPr>
+              <w:pStyle w:val="Compact"/>
+              <w:jc w:val="left"/>
+            </w:pPr>
+            <w:r>
+              <w:t xml:space="preserve">šubqānā</w:t>
+            </w:r>
+          </w:p>
+        </w:tc>
+        <w:tc>
+          <w:tcPr/>
+          <w:p>
+            <w:pPr>
+              <w:pStyle w:val="Compact"/>
+              <w:jc w:val="left"/>
+            </w:pPr>
+            <w:r>
+              <w:t xml:space="preserve">m. noun</w:t>
+            </w:r>
+          </w:p>
+        </w:tc>
+        <w:tc>
+          <w:tcPr/>
+          <w:p>
+            <w:pPr>
+              <w:pStyle w:val="Compact"/>
+              <w:jc w:val="left"/>
+            </w:pPr>
+            <w:r>
+              <w:t xml:space="preserve">forgiveness, remission</w:t>
             </w:r>
           </w:p>
         </w:tc>
@@ -5201,31 +5123,31 @@
               <w:jc w:val="left"/>
             </w:pPr>
             <w:r>
-              <w:t xml:space="preserve">ܢܦܩܘܬܐ</w:t>
-            </w:r>
-          </w:p>
-        </w:tc>
-        <w:tc>
-          <w:tcPr/>
-          <w:p>
-            <w:pPr>
-              <w:pStyle w:val="Compact"/>
-              <w:jc w:val="left"/>
-            </w:pPr>
-            <w:r>
-              <w:t xml:space="preserve">napəqūttā</w:t>
-            </w:r>
-          </w:p>
-        </w:tc>
-        <w:tc>
-          <w:tcPr/>
-          <w:p>
-            <w:pPr>
-              <w:pStyle w:val="Compact"/>
-              <w:jc w:val="left"/>
-            </w:pPr>
-            <w:r>
-              <w:t xml:space="preserve">f. noun</w:t>
+              <w:t xml:space="preserve">ܡܦܩܢܐ</w:t>
+            </w:r>
+          </w:p>
+        </w:tc>
+        <w:tc>
+          <w:tcPr/>
+          <w:p>
+            <w:pPr>
+              <w:pStyle w:val="Compact"/>
+              <w:jc w:val="left"/>
+            </w:pPr>
+            <w:r>
+              <w:t xml:space="preserve">mappqānā</w:t>
+            </w:r>
+          </w:p>
+        </w:tc>
+        <w:tc>
+          <w:tcPr/>
+          <w:p>
+            <w:pPr>
+              <w:pStyle w:val="Compact"/>
+              <w:jc w:val="left"/>
+            </w:pPr>
+            <w:r>
+              <w:t xml:space="preserve">m. noun</w:t>
             </w:r>
           </w:p>
         </w:tc>
@@ -5263,19 +5185,19 @@
               <w:jc w:val="left"/>
             </w:pPr>
             <w:r>
-              <w:t xml:space="preserve">ܕܡܥܘܬܐ</w:t>
-            </w:r>
-          </w:p>
-        </w:tc>
-        <w:tc>
-          <w:tcPr/>
-          <w:p>
-            <w:pPr>
-              <w:pStyle w:val="Compact"/>
-              <w:jc w:val="left"/>
-            </w:pPr>
-            <w:r>
-              <w:t xml:space="preserve">dəmʿūttā</w:t>
+              <w:t xml:space="preserve">ܕܡܥܬܐ</w:t>
+            </w:r>
+          </w:p>
+        </w:tc>
+        <w:tc>
+          <w:tcPr/>
+          <w:p>
+            <w:pPr>
+              <w:pStyle w:val="Compact"/>
+              <w:jc w:val="left"/>
+            </w:pPr>
+            <w:r>
+              <w:t xml:space="preserve">demʿətā</w:t>
             </w:r>
           </w:p>
         </w:tc>
@@ -5299,7 +5221,7 @@
               <w:jc w:val="left"/>
             </w:pPr>
             <w:r>
-              <w:t xml:space="preserve">weeping, tears</w:t>
+              <w:t xml:space="preserve">tear, weeping</w:t>
             </w:r>
           </w:p>
         </w:tc>
@@ -5325,19 +5247,19 @@
               <w:jc w:val="left"/>
             </w:pPr>
             <w:r>
-              <w:t xml:space="preserve">ܚܡܡܘܬܐ</w:t>
-            </w:r>
-          </w:p>
-        </w:tc>
-        <w:tc>
-          <w:tcPr/>
-          <w:p>
-            <w:pPr>
-              <w:pStyle w:val="Compact"/>
-              <w:jc w:val="left"/>
-            </w:pPr>
-            <w:r>
-              <w:t xml:space="preserve">ḥəmmūttā</w:t>
+              <w:t xml:space="preserve">ܚܡܝܡܘܬܐ</w:t>
+            </w:r>
+          </w:p>
+        </w:tc>
+        <w:tc>
+          <w:tcPr/>
+          <w:p>
+            <w:pPr>
+              <w:pStyle w:val="Compact"/>
+              <w:jc w:val="left"/>
+            </w:pPr>
+            <w:r>
+              <w:t xml:space="preserve">ḥammīmūttā</w:t>
             </w:r>
           </w:p>
         </w:tc>
@@ -5361,7 +5283,7 @@
               <w:jc w:val="left"/>
             </w:pPr>
             <w:r>
-              <w:t xml:space="preserve">heat, fervor</w:t>
+              <w:t xml:space="preserve">heat, warmth</w:t>
             </w:r>
           </w:p>
         </w:tc>
@@ -5387,19 +5309,19 @@
               <w:jc w:val="left"/>
             </w:pPr>
             <w:r>
-              <w:t xml:space="preserve">ܦܓܥܘܬܐ</w:t>
-            </w:r>
-          </w:p>
-        </w:tc>
-        <w:tc>
-          <w:tcPr/>
-          <w:p>
-            <w:pPr>
-              <w:pStyle w:val="Compact"/>
-              <w:jc w:val="left"/>
-            </w:pPr>
-            <w:r>
-              <w:t xml:space="preserve">pəgʿūttā</w:t>
+              <w:t xml:space="preserve">ܡܚܘܬܐ</w:t>
+            </w:r>
+          </w:p>
+        </w:tc>
+        <w:tc>
+          <w:tcPr/>
+          <w:p>
+            <w:pPr>
+              <w:pStyle w:val="Compact"/>
+              <w:jc w:val="left"/>
+            </w:pPr>
+            <w:r>
+              <w:t xml:space="preserve">mḥūtā</w:t>
             </w:r>
           </w:p>
         </w:tc>
@@ -5435,7 +5357,7 @@
               <w:jc w:val="left"/>
             </w:pPr>
             <w:r>
-              <w:t xml:space="preserve">from root p-g-ʿ (to strike)</w:t>
+              <w:t xml:space="preserve">from root m-ḥ-y (to strike)</w:t>
             </w:r>
           </w:p>
         </w:tc>
@@ -5511,31 +5433,31 @@
               <w:jc w:val="left"/>
             </w:pPr>
             <w:r>
-              <w:t xml:space="preserve">ܩܪܒܘܬܐ</w:t>
-            </w:r>
-          </w:p>
-        </w:tc>
-        <w:tc>
-          <w:tcPr/>
-          <w:p>
-            <w:pPr>
-              <w:pStyle w:val="Compact"/>
-              <w:jc w:val="left"/>
-            </w:pPr>
-            <w:r>
-              <w:t xml:space="preserve">qərbūttā</w:t>
-            </w:r>
-          </w:p>
-        </w:tc>
-        <w:tc>
-          <w:tcPr/>
-          <w:p>
-            <w:pPr>
-              <w:pStyle w:val="Compact"/>
-              <w:jc w:val="left"/>
-            </w:pPr>
-            <w:r>
-              <w:t xml:space="preserve">f. noun</w:t>
+              <w:t xml:space="preserve">ܩܘܪܒܐ</w:t>
+            </w:r>
+          </w:p>
+        </w:tc>
+        <w:tc>
+          <w:tcPr/>
+          <w:p>
+            <w:pPr>
+              <w:pStyle w:val="Compact"/>
+              <w:jc w:val="left"/>
+            </w:pPr>
+            <w:r>
+              <w:t xml:space="preserve">qūrbā</w:t>
+            </w:r>
+          </w:p>
+        </w:tc>
+        <w:tc>
+          <w:tcPr/>
+          <w:p>
+            <w:pPr>
+              <w:pStyle w:val="Compact"/>
+              <w:jc w:val="left"/>
+            </w:pPr>
+            <w:r>
+              <w:t xml:space="preserve">m. noun</w:t>
             </w:r>
           </w:p>
         </w:tc>
@@ -5573,43 +5495,43 @@
               <w:jc w:val="left"/>
             </w:pPr>
             <w:r>
-              <w:t xml:space="preserve">ܪܕܦܘܬܐ</w:t>
-            </w:r>
-          </w:p>
-        </w:tc>
-        <w:tc>
-          <w:tcPr/>
-          <w:p>
-            <w:pPr>
-              <w:pStyle w:val="Compact"/>
-              <w:jc w:val="left"/>
-            </w:pPr>
-            <w:r>
-              <w:t xml:space="preserve">rədu̲pūttā</w:t>
-            </w:r>
-          </w:p>
-        </w:tc>
-        <w:tc>
-          <w:tcPr/>
-          <w:p>
-            <w:pPr>
-              <w:pStyle w:val="Compact"/>
-              <w:jc w:val="left"/>
-            </w:pPr>
-            <w:r>
-              <w:t xml:space="preserve">f. noun</w:t>
-            </w:r>
-          </w:p>
-        </w:tc>
-        <w:tc>
-          <w:tcPr/>
-          <w:p>
-            <w:pPr>
-              <w:pStyle w:val="Compact"/>
-              <w:jc w:val="left"/>
-            </w:pPr>
-            <w:r>
-              <w:t xml:space="preserve">pursuit, chasing</w:t>
+              <w:t xml:space="preserve">ܪܕܘܦܝܐ</w:t>
+            </w:r>
+          </w:p>
+        </w:tc>
+        <w:tc>
+          <w:tcPr/>
+          <w:p>
+            <w:pPr>
+              <w:pStyle w:val="Compact"/>
+              <w:jc w:val="left"/>
+            </w:pPr>
+            <w:r>
+              <w:t xml:space="preserve">redūpyā</w:t>
+            </w:r>
+          </w:p>
+        </w:tc>
+        <w:tc>
+          <w:tcPr/>
+          <w:p>
+            <w:pPr>
+              <w:pStyle w:val="Compact"/>
+              <w:jc w:val="left"/>
+            </w:pPr>
+            <w:r>
+              <w:t xml:space="preserve">m. noun</w:t>
+            </w:r>
+          </w:p>
+        </w:tc>
+        <w:tc>
+          <w:tcPr/>
+          <w:p>
+            <w:pPr>
+              <w:pStyle w:val="Compact"/>
+              <w:jc w:val="left"/>
+            </w:pPr>
+            <w:r>
+              <w:t xml:space="preserve">pursuit, persecution</w:t>
             </w:r>
           </w:p>
         </w:tc>
@@ -5635,31 +5557,31 @@
               <w:jc w:val="left"/>
             </w:pPr>
             <w:r>
-              <w:t xml:space="preserve">ܥܠܩܘܬܐ</w:t>
-            </w:r>
-          </w:p>
-        </w:tc>
-        <w:tc>
-          <w:tcPr/>
-          <w:p>
-            <w:pPr>
-              <w:pStyle w:val="Compact"/>
-              <w:jc w:val="left"/>
-            </w:pPr>
-            <w:r>
-              <w:t xml:space="preserve">ʿəlqūttā</w:t>
-            </w:r>
-          </w:p>
-        </w:tc>
-        <w:tc>
-          <w:tcPr/>
-          <w:p>
-            <w:pPr>
-              <w:pStyle w:val="Compact"/>
-              <w:jc w:val="left"/>
-            </w:pPr>
-            <w:r>
-              <w:t xml:space="preserve">f. noun</w:t>
+              <w:t xml:space="preserve">ܡܣܩܢܐ</w:t>
+            </w:r>
+          </w:p>
+        </w:tc>
+        <w:tc>
+          <w:tcPr/>
+          <w:p>
+            <w:pPr>
+              <w:pStyle w:val="Compact"/>
+              <w:jc w:val="left"/>
+            </w:pPr>
+            <w:r>
+              <w:t xml:space="preserve">masqānā</w:t>
+            </w:r>
+          </w:p>
+        </w:tc>
+        <w:tc>
+          <w:tcPr/>
+          <w:p>
+            <w:pPr>
+              <w:pStyle w:val="Compact"/>
+              <w:jc w:val="left"/>
+            </w:pPr>
+            <w:r>
+              <w:t xml:space="preserve">m. noun</w:t>
             </w:r>
           </w:p>
         </w:tc>
@@ -5683,7 +5605,7 @@
               <w:jc w:val="left"/>
             </w:pPr>
             <w:r>
-              <w:t xml:space="preserve">from root ʿ-l-q (to ascend)</w:t>
+              <w:t xml:space="preserve">from root s-l-q (to ascend)</w:t>
             </w:r>
           </w:p>
         </w:tc>
@@ -5759,43 +5681,43 @@
               <w:jc w:val="left"/>
             </w:pPr>
             <w:r>
-              <w:t xml:space="preserve">ܕܪܟܘܬܐ</w:t>
-            </w:r>
-          </w:p>
-        </w:tc>
-        <w:tc>
-          <w:tcPr/>
-          <w:p>
-            <w:pPr>
-              <w:pStyle w:val="Compact"/>
-              <w:jc w:val="left"/>
-            </w:pPr>
-            <w:r>
-              <w:t xml:space="preserve">dərəkūttā</w:t>
-            </w:r>
-          </w:p>
-        </w:tc>
-        <w:tc>
-          <w:tcPr/>
-          <w:p>
-            <w:pPr>
-              <w:pStyle w:val="Compact"/>
-              <w:jc w:val="left"/>
-            </w:pPr>
-            <w:r>
-              <w:t xml:space="preserve">f. noun</w:t>
-            </w:r>
-          </w:p>
-        </w:tc>
-        <w:tc>
-          <w:tcPr/>
-          <w:p>
-            <w:pPr>
-              <w:pStyle w:val="Compact"/>
-              <w:jc w:val="left"/>
-            </w:pPr>
-            <w:r>
-              <w:t xml:space="preserve">treading, passage</w:t>
+              <w:t xml:space="preserve">ܕܘܪܟܐ</w:t>
+            </w:r>
+          </w:p>
+        </w:tc>
+        <w:tc>
+          <w:tcPr/>
+          <w:p>
+            <w:pPr>
+              <w:pStyle w:val="Compact"/>
+              <w:jc w:val="left"/>
+            </w:pPr>
+            <w:r>
+              <w:t xml:space="preserve">dūrkā</w:t>
+            </w:r>
+          </w:p>
+        </w:tc>
+        <w:tc>
+          <w:tcPr/>
+          <w:p>
+            <w:pPr>
+              <w:pStyle w:val="Compact"/>
+              <w:jc w:val="left"/>
+            </w:pPr>
+            <w:r>
+              <w:t xml:space="preserve">m. noun</w:t>
+            </w:r>
+          </w:p>
+        </w:tc>
+        <w:tc>
+          <w:tcPr/>
+          <w:p>
+            <w:pPr>
+              <w:pStyle w:val="Compact"/>
+              <w:jc w:val="left"/>
+            </w:pPr>
+            <w:r>
+              <w:t xml:space="preserve">treading, path</w:t>
             </w:r>
           </w:p>
         </w:tc>
@@ -5879,19 +5801,19 @@
               <w:jc w:val="left"/>
             </w:pPr>
             <w:r>
-              <w:t xml:space="preserve">ܦܪܓܢܐ</w:t>
-            </w:r>
-          </w:p>
-        </w:tc>
-        <w:tc>
-          <w:tcPr/>
-          <w:p>
-            <w:pPr>
-              <w:pStyle w:val="Compact"/>
-              <w:jc w:val="left"/>
-            </w:pPr>
-            <w:r>
-              <w:t xml:space="preserve">pərgānā</w:t>
+              <w:t xml:space="preserve">ܫܠܝܛܐ</w:t>
+            </w:r>
+          </w:p>
+        </w:tc>
+        <w:tc>
+          <w:tcPr/>
+          <w:p>
+            <w:pPr>
+              <w:pStyle w:val="Compact"/>
+              <w:jc w:val="left"/>
+            </w:pPr>
+            <w:r>
+              <w:t xml:space="preserve">šallīṭā</w:t>
             </w:r>
           </w:p>
         </w:tc>
@@ -5924,7 +5846,11 @@
           <w:p>
             <w:pPr>
               <w:pStyle w:val="Compact"/>
-            </w:pPr>
+              <w:jc w:val="left"/>
+            </w:pPr>
+            <w:r>
+              <w:t xml:space="preserve">from root š-l-ṭ (to rule)</w:t>
+            </w:r>
           </w:p>
         </w:tc>
       </w:tr>
@@ -5937,31 +5863,31 @@
               <w:jc w:val="left"/>
             </w:pPr>
             <w:r>
-              <w:t xml:space="preserve">ܪܓܡܘܬܐ</w:t>
-            </w:r>
-          </w:p>
-        </w:tc>
-        <w:tc>
-          <w:tcPr/>
-          <w:p>
-            <w:pPr>
-              <w:pStyle w:val="Compact"/>
-              <w:jc w:val="left"/>
-            </w:pPr>
-            <w:r>
-              <w:t xml:space="preserve">rəgmūttā</w:t>
-            </w:r>
-          </w:p>
-        </w:tc>
-        <w:tc>
-          <w:tcPr/>
-          <w:p>
-            <w:pPr>
-              <w:pStyle w:val="Compact"/>
-              <w:jc w:val="left"/>
-            </w:pPr>
-            <w:r>
-              <w:t xml:space="preserve">f. noun</w:t>
+              <w:t xml:space="preserve">ܪܓܡܐ</w:t>
+            </w:r>
+          </w:p>
+        </w:tc>
+        <w:tc>
+          <w:tcPr/>
+          <w:p>
+            <w:pPr>
+              <w:pStyle w:val="Compact"/>
+              <w:jc w:val="left"/>
+            </w:pPr>
+            <w:r>
+              <w:t xml:space="preserve">regmā</w:t>
+            </w:r>
+          </w:p>
+        </w:tc>
+        <w:tc>
+          <w:tcPr/>
+          <w:p>
+            <w:pPr>
+              <w:pStyle w:val="Compact"/>
+              <w:jc w:val="left"/>
+            </w:pPr>
+            <w:r>
+              <w:t xml:space="preserve">m. noun</w:t>
             </w:r>
           </w:p>
         </w:tc>
@@ -5999,19 +5925,19 @@
               <w:jc w:val="left"/>
             </w:pPr>
             <w:r>
-              <w:t xml:space="preserve">ܫܡܪܘܬܐ</w:t>
-            </w:r>
-          </w:p>
-        </w:tc>
-        <w:tc>
-          <w:tcPr/>
-          <w:p>
-            <w:pPr>
-              <w:pStyle w:val="Compact"/>
-              <w:jc w:val="left"/>
-            </w:pPr>
-            <w:r>
-              <w:t xml:space="preserve">šəmrūttā</w:t>
+              <w:t xml:space="preserve">ܡܛܪܬܐ</w:t>
+            </w:r>
+          </w:p>
+        </w:tc>
+        <w:tc>
+          <w:tcPr/>
+          <w:p>
+            <w:pPr>
+              <w:pStyle w:val="Compact"/>
+              <w:jc w:val="left"/>
+            </w:pPr>
+            <w:r>
+              <w:t xml:space="preserve">maṭartā</w:t>
             </w:r>
           </w:p>
         </w:tc>
@@ -6035,19 +5961,19 @@
               <w:jc w:val="left"/>
             </w:pPr>
             <w:r>
-              <w:t xml:space="preserve">guarding, keeping</w:t>
-            </w:r>
-          </w:p>
-        </w:tc>
-        <w:tc>
-          <w:tcPr/>
-          <w:p>
-            <w:pPr>
-              <w:pStyle w:val="Compact"/>
-              <w:jc w:val="left"/>
-            </w:pPr>
-            <w:r>
-              <w:t xml:space="preserve">from root š-m-r (to guard)</w:t>
+              <w:t xml:space="preserve">guard, watch</w:t>
+            </w:r>
+          </w:p>
+        </w:tc>
+        <w:tc>
+          <w:tcPr/>
+          <w:p>
+            <w:pPr>
+              <w:pStyle w:val="Compact"/>
+              <w:jc w:val="left"/>
+            </w:pPr>
+            <w:r>
+              <w:t xml:space="preserve">from root n-ṭ-r (to watch)</w:t>
             </w:r>
           </w:p>
         </w:tc>
@@ -6061,19 +5987,19 @@
               <w:jc w:val="left"/>
             </w:pPr>
             <w:r>
-              <w:t xml:space="preserve">ܢܛܪܘܬܐ</w:t>
-            </w:r>
-          </w:p>
-        </w:tc>
-        <w:tc>
-          <w:tcPr/>
-          <w:p>
-            <w:pPr>
-              <w:pStyle w:val="Compact"/>
-              <w:jc w:val="left"/>
-            </w:pPr>
-            <w:r>
-              <w:t xml:space="preserve">nəṭrūttā</w:t>
+              <w:t xml:space="preserve">ܢܛܘܪܘܬܐ</w:t>
+            </w:r>
+          </w:p>
+        </w:tc>
+        <w:tc>
+          <w:tcPr/>
+          <w:p>
+            <w:pPr>
+              <w:pStyle w:val="Compact"/>
+              <w:jc w:val="left"/>
+            </w:pPr>
+            <w:r>
+              <w:t xml:space="preserve">nāṭōrūttā</w:t>
             </w:r>
           </w:p>
         </w:tc>
@@ -6123,43 +6049,43 @@
               <w:jc w:val="left"/>
             </w:pPr>
             <w:r>
-              <w:t xml:space="preserve">ܟܘܘܬܐ</w:t>
-            </w:r>
-          </w:p>
-        </w:tc>
-        <w:tc>
-          <w:tcPr/>
-          <w:p>
-            <w:pPr>
-              <w:pStyle w:val="Compact"/>
-              <w:jc w:val="left"/>
-            </w:pPr>
-            <w:r>
-              <w:t xml:space="preserve">kūwūttā</w:t>
-            </w:r>
-          </w:p>
-        </w:tc>
-        <w:tc>
-          <w:tcPr/>
-          <w:p>
-            <w:pPr>
-              <w:pStyle w:val="Compact"/>
-              <w:jc w:val="left"/>
-            </w:pPr>
-            <w:r>
-              <w:t xml:space="preserve">f. noun</w:t>
-            </w:r>
-          </w:p>
-        </w:tc>
-        <w:tc>
-          <w:tcPr/>
-          <w:p>
-            <w:pPr>
-              <w:pStyle w:val="Compact"/>
-              <w:jc w:val="left"/>
-            </w:pPr>
-            <w:r>
-              <w:t xml:space="preserve">substance, being</w:t>
+              <w:t xml:space="preserve">ܟܝܢܐ</w:t>
+            </w:r>
+          </w:p>
+        </w:tc>
+        <w:tc>
+          <w:tcPr/>
+          <w:p>
+            <w:pPr>
+              <w:pStyle w:val="Compact"/>
+              <w:jc w:val="left"/>
+            </w:pPr>
+            <w:r>
+              <w:t xml:space="preserve">kyānā</w:t>
+            </w:r>
+          </w:p>
+        </w:tc>
+        <w:tc>
+          <w:tcPr/>
+          <w:p>
+            <w:pPr>
+              <w:pStyle w:val="Compact"/>
+              <w:jc w:val="left"/>
+            </w:pPr>
+            <w:r>
+              <w:t xml:space="preserve">m. noun</w:t>
+            </w:r>
+          </w:p>
+        </w:tc>
+        <w:tc>
+          <w:tcPr/>
+          <w:p>
+            <w:pPr>
+              <w:pStyle w:val="Compact"/>
+              <w:jc w:val="left"/>
+            </w:pPr>
+            <w:r>
+              <w:t xml:space="preserve">nature, being</w:t>
             </w:r>
           </w:p>
         </w:tc>
@@ -6247,55 +6173,55 @@
               <w:jc w:val="left"/>
             </w:pPr>
             <w:r>
-              <w:t xml:space="preserve">ܓܪܒܘܬܐ</w:t>
-            </w:r>
-          </w:p>
-        </w:tc>
-        <w:tc>
-          <w:tcPr/>
-          <w:p>
-            <w:pPr>
-              <w:pStyle w:val="Compact"/>
-              <w:jc w:val="left"/>
-            </w:pPr>
-            <w:r>
-              <w:t xml:space="preserve">gərbūttā</w:t>
-            </w:r>
-          </w:p>
-        </w:tc>
-        <w:tc>
-          <w:tcPr/>
-          <w:p>
-            <w:pPr>
-              <w:pStyle w:val="Compact"/>
-              <w:jc w:val="left"/>
-            </w:pPr>
-            <w:r>
-              <w:t xml:space="preserve">f. noun</w:t>
-            </w:r>
-          </w:p>
-        </w:tc>
-        <w:tc>
-          <w:tcPr/>
-          <w:p>
-            <w:pPr>
-              <w:pStyle w:val="Compact"/>
-              <w:jc w:val="left"/>
-            </w:pPr>
-            <w:r>
-              <w:t xml:space="preserve">scraping, scratching</w:t>
-            </w:r>
-          </w:p>
-        </w:tc>
-        <w:tc>
-          <w:tcPr/>
-          <w:p>
-            <w:pPr>
-              <w:pStyle w:val="Compact"/>
-              <w:jc w:val="left"/>
-            </w:pPr>
-            <w:r>
-              <w:t xml:space="preserve">from root g-r-b (to scrape)</w:t>
+              <w:t xml:space="preserve">ܓܪܒܐ</w:t>
+            </w:r>
+          </w:p>
+        </w:tc>
+        <w:tc>
+          <w:tcPr/>
+          <w:p>
+            <w:pPr>
+              <w:pStyle w:val="Compact"/>
+              <w:jc w:val="left"/>
+            </w:pPr>
+            <w:r>
+              <w:t xml:space="preserve">garbā</w:t>
+            </w:r>
+          </w:p>
+        </w:tc>
+        <w:tc>
+          <w:tcPr/>
+          <w:p>
+            <w:pPr>
+              <w:pStyle w:val="Compact"/>
+              <w:jc w:val="left"/>
+            </w:pPr>
+            <w:r>
+              <w:t xml:space="preserve">m. noun</w:t>
+            </w:r>
+          </w:p>
+        </w:tc>
+        <w:tc>
+          <w:tcPr/>
+          <w:p>
+            <w:pPr>
+              <w:pStyle w:val="Compact"/>
+              <w:jc w:val="left"/>
+            </w:pPr>
+            <w:r>
+              <w:t xml:space="preserve">scab, leprosy</w:t>
+            </w:r>
+          </w:p>
+        </w:tc>
+        <w:tc>
+          <w:tcPr/>
+          <w:p>
+            <w:pPr>
+              <w:pStyle w:val="Compact"/>
+              <w:jc w:val="left"/>
+            </w:pPr>
+            <w:r>
+              <w:t xml:space="preserve">from root g-r-b</w:t>
             </w:r>
           </w:p>
         </w:tc>
@@ -6309,55 +6235,55 @@
               <w:jc w:val="left"/>
             </w:pPr>
             <w:r>
-              <w:t xml:space="preserve">ܠܓܕܘܬܐ</w:t>
-            </w:r>
-          </w:p>
-        </w:tc>
-        <w:tc>
-          <w:tcPr/>
-          <w:p>
-            <w:pPr>
-              <w:pStyle w:val="Compact"/>
-              <w:jc w:val="left"/>
-            </w:pPr>
-            <w:r>
-              <w:t xml:space="preserve">ləgdūttā</w:t>
-            </w:r>
-          </w:p>
-        </w:tc>
-        <w:tc>
-          <w:tcPr/>
-          <w:p>
-            <w:pPr>
-              <w:pStyle w:val="Compact"/>
-              <w:jc w:val="left"/>
-            </w:pPr>
-            <w:r>
-              <w:t xml:space="preserve">f. noun</w:t>
-            </w:r>
-          </w:p>
-        </w:tc>
-        <w:tc>
-          <w:tcPr/>
-          <w:p>
-            <w:pPr>
-              <w:pStyle w:val="Compact"/>
-              <w:jc w:val="left"/>
-            </w:pPr>
-            <w:r>
-              <w:t xml:space="preserve">seizing, capture</w:t>
-            </w:r>
-          </w:p>
-        </w:tc>
-        <w:tc>
-          <w:tcPr/>
-          <w:p>
-            <w:pPr>
-              <w:pStyle w:val="Compact"/>
-              <w:jc w:val="left"/>
-            </w:pPr>
-            <w:r>
-              <w:t xml:space="preserve">from root l-g-d (to seize)</w:t>
+              <w:t xml:space="preserve">ܫܒܝܐ</w:t>
+            </w:r>
+          </w:p>
+        </w:tc>
+        <w:tc>
+          <w:tcPr/>
+          <w:p>
+            <w:pPr>
+              <w:pStyle w:val="Compact"/>
+              <w:jc w:val="left"/>
+            </w:pPr>
+            <w:r>
+              <w:t xml:space="preserve">šəḇyā</w:t>
+            </w:r>
+          </w:p>
+        </w:tc>
+        <w:tc>
+          <w:tcPr/>
+          <w:p>
+            <w:pPr>
+              <w:pStyle w:val="Compact"/>
+              <w:jc w:val="left"/>
+            </w:pPr>
+            <w:r>
+              <w:t xml:space="preserve">m. noun</w:t>
+            </w:r>
+          </w:p>
+        </w:tc>
+        <w:tc>
+          <w:tcPr/>
+          <w:p>
+            <w:pPr>
+              <w:pStyle w:val="Compact"/>
+              <w:jc w:val="left"/>
+            </w:pPr>
+            <w:r>
+              <w:t xml:space="preserve">captive, prisoner</w:t>
+            </w:r>
+          </w:p>
+        </w:tc>
+        <w:tc>
+          <w:tcPr/>
+          <w:p>
+            <w:pPr>
+              <w:pStyle w:val="Compact"/>
+              <w:jc w:val="left"/>
+            </w:pPr>
+            <w:r>
+              <w:t xml:space="preserve">from root š-b-y (to capture)</w:t>
             </w:r>
           </w:p>
         </w:tc>
@@ -6371,55 +6297,55 @@
               <w:jc w:val="left"/>
             </w:pPr>
             <w:r>
-              <w:t xml:space="preserve">ܫܘܒܩܢܐ</w:t>
-            </w:r>
-          </w:p>
-        </w:tc>
-        <w:tc>
-          <w:tcPr/>
-          <w:p>
-            <w:pPr>
-              <w:pStyle w:val="Compact"/>
-              <w:jc w:val="left"/>
-            </w:pPr>
-            <w:r>
-              <w:t xml:space="preserve">šūbqānā</w:t>
-            </w:r>
-          </w:p>
-        </w:tc>
-        <w:tc>
-          <w:tcPr/>
-          <w:p>
-            <w:pPr>
-              <w:pStyle w:val="Compact"/>
-              <w:jc w:val="left"/>
-            </w:pPr>
-            <w:r>
-              <w:t xml:space="preserve">m. noun</w:t>
-            </w:r>
-          </w:p>
-        </w:tc>
-        <w:tc>
-          <w:tcPr/>
-          <w:p>
-            <w:pPr>
-              <w:pStyle w:val="Compact"/>
-              <w:jc w:val="left"/>
-            </w:pPr>
-            <w:r>
-              <w:t xml:space="preserve">(one) abandoned</w:t>
-            </w:r>
-          </w:p>
-        </w:tc>
-        <w:tc>
-          <w:tcPr/>
-          <w:p>
-            <w:pPr>
-              <w:pStyle w:val="Compact"/>
-              <w:jc w:val="left"/>
-            </w:pPr>
-            <w:r>
-              <w:t xml:space="preserve">from root š-b-q (to leave)</w:t>
+              <w:t xml:space="preserve">ܦܠܚ</w:t>
+            </w:r>
+          </w:p>
+        </w:tc>
+        <w:tc>
+          <w:tcPr/>
+          <w:p>
+            <w:pPr>
+              <w:pStyle w:val="Compact"/>
+              <w:jc w:val="left"/>
+            </w:pPr>
+            <w:r>
+              <w:t xml:space="preserve">pəlaḥ</w:t>
+            </w:r>
+          </w:p>
+        </w:tc>
+        <w:tc>
+          <w:tcPr/>
+          <w:p>
+            <w:pPr>
+              <w:pStyle w:val="Compact"/>
+              <w:jc w:val="left"/>
+            </w:pPr>
+            <w:r>
+              <w:t xml:space="preserve">verb (Peal)</w:t>
+            </w:r>
+          </w:p>
+        </w:tc>
+        <w:tc>
+          <w:tcPr/>
+          <w:p>
+            <w:pPr>
+              <w:pStyle w:val="Compact"/>
+              <w:jc w:val="left"/>
+            </w:pPr>
+            <w:r>
+              <w:t xml:space="preserve">to serve, work</w:t>
+            </w:r>
+          </w:p>
+        </w:tc>
+        <w:tc>
+          <w:tcPr/>
+          <w:p>
+            <w:pPr>
+              <w:pStyle w:val="Compact"/>
+              <w:jc w:val="left"/>
+            </w:pPr>
+            <w:r>
+              <w:t xml:space="preserve">Peal perfect form</w:t>
             </w:r>
           </w:p>
         </w:tc>
@@ -6433,55 +6359,55 @@
               <w:jc w:val="left"/>
             </w:pPr>
             <w:r>
-              <w:t xml:space="preserve">ܐܫܬܓܠ</w:t>
-            </w:r>
-          </w:p>
-        </w:tc>
-        <w:tc>
-          <w:tcPr/>
-          <w:p>
-            <w:pPr>
-              <w:pStyle w:val="Compact"/>
-              <w:jc w:val="left"/>
-            </w:pPr>
-            <w:r>
-              <w:t xml:space="preserve">ʾaštəgal</w:t>
-            </w:r>
-          </w:p>
-        </w:tc>
-        <w:tc>
-          <w:tcPr/>
-          <w:p>
-            <w:pPr>
-              <w:pStyle w:val="Compact"/>
-              <w:jc w:val="left"/>
-            </w:pPr>
-            <w:r>
-              <w:t xml:space="preserve">verb</w:t>
-            </w:r>
-          </w:p>
-        </w:tc>
-        <w:tc>
-          <w:tcPr/>
-          <w:p>
-            <w:pPr>
-              <w:pStyle w:val="Compact"/>
-              <w:jc w:val="left"/>
-            </w:pPr>
-            <w:r>
-              <w:t xml:space="preserve">he was occupied</w:t>
-            </w:r>
-          </w:p>
-        </w:tc>
-        <w:tc>
-          <w:tcPr/>
-          <w:p>
-            <w:pPr>
-              <w:pStyle w:val="Compact"/>
-              <w:jc w:val="left"/>
-            </w:pPr>
-            <w:r>
-              <w:t xml:space="preserve">Pael perfect form</w:t>
+              <w:t xml:space="preserve">ܡܡܠܠܐ</w:t>
+            </w:r>
+          </w:p>
+        </w:tc>
+        <w:tc>
+          <w:tcPr/>
+          <w:p>
+            <w:pPr>
+              <w:pStyle w:val="Compact"/>
+              <w:jc w:val="left"/>
+            </w:pPr>
+            <w:r>
+              <w:t xml:space="preserve">mamlā</w:t>
+            </w:r>
+          </w:p>
+        </w:tc>
+        <w:tc>
+          <w:tcPr/>
+          <w:p>
+            <w:pPr>
+              <w:pStyle w:val="Compact"/>
+              <w:jc w:val="left"/>
+            </w:pPr>
+            <w:r>
+              <w:t xml:space="preserve">m. noun</w:t>
+            </w:r>
+          </w:p>
+        </w:tc>
+        <w:tc>
+          <w:tcPr/>
+          <w:p>
+            <w:pPr>
+              <w:pStyle w:val="Compact"/>
+              <w:jc w:val="left"/>
+            </w:pPr>
+            <w:r>
+              <w:t xml:space="preserve">speech, discourse</w:t>
+            </w:r>
+          </w:p>
+        </w:tc>
+        <w:tc>
+          <w:tcPr/>
+          <w:p>
+            <w:pPr>
+              <w:pStyle w:val="Compact"/>
+              <w:jc w:val="left"/>
+            </w:pPr>
+            <w:r>
+              <w:t xml:space="preserve">from root m-l-l (to speak)</w:t>
             </w:r>
           </w:p>
         </w:tc>
@@ -6495,81 +6421,19 @@
               <w:jc w:val="left"/>
             </w:pPr>
             <w:r>
-              <w:t xml:space="preserve">ܦܘܡܟܢܐ</w:t>
-            </w:r>
-          </w:p>
-        </w:tc>
-        <w:tc>
-          <w:tcPr/>
-          <w:p>
-            <w:pPr>
-              <w:pStyle w:val="Compact"/>
-              <w:jc w:val="left"/>
-            </w:pPr>
-            <w:r>
-              <w:t xml:space="preserve">pūmkānā</w:t>
-            </w:r>
-          </w:p>
-        </w:tc>
-        <w:tc>
-          <w:tcPr/>
-          <w:p>
-            <w:pPr>
-              <w:pStyle w:val="Compact"/>
-              <w:jc w:val="left"/>
-            </w:pPr>
-            <w:r>
-              <w:t xml:space="preserve">m. noun</w:t>
-            </w:r>
-          </w:p>
-        </w:tc>
-        <w:tc>
-          <w:tcPr/>
-          <w:p>
-            <w:pPr>
-              <w:pStyle w:val="Compact"/>
-              <w:jc w:val="left"/>
-            </w:pPr>
-            <w:r>
-              <w:t xml:space="preserve">speaker</w:t>
-            </w:r>
-          </w:p>
-        </w:tc>
-        <w:tc>
-          <w:tcPr/>
-          <w:p>
-            <w:pPr>
-              <w:pStyle w:val="Compact"/>
-              <w:jc w:val="left"/>
-            </w:pPr>
-            <w:r>
-              <w:t xml:space="preserve">from root p-w-m (to open mouth)</w:t>
-            </w:r>
-          </w:p>
-        </w:tc>
-      </w:tr>
-      <w:tr>
-        <w:tc>
-          <w:tcPr/>
-          <w:p>
-            <w:pPr>
-              <w:pStyle w:val="Compact"/>
-              <w:jc w:val="left"/>
-            </w:pPr>
-            <w:r>
-              <w:t xml:space="preserve">ܓܠܕܘܬܐ</w:t>
-            </w:r>
-          </w:p>
-        </w:tc>
-        <w:tc>
-          <w:tcPr/>
-          <w:p>
-            <w:pPr>
-              <w:pStyle w:val="Compact"/>
-              <w:jc w:val="left"/>
-            </w:pPr>
-            <w:r>
-              <w:t xml:space="preserve">gəldūttā</w:t>
+              <w:t xml:space="preserve">ܓܠܝܘܬܐ</w:t>
+            </w:r>
+          </w:p>
+        </w:tc>
+        <w:tc>
+          <w:tcPr/>
+          <w:p>
+            <w:pPr>
+              <w:pStyle w:val="Compact"/>
+              <w:jc w:val="left"/>
+            </w:pPr>
+            <w:r>
+              <w:t xml:space="preserve">gelyūttā</w:t>
             </w:r>
           </w:p>
         </w:tc>
@@ -6593,19 +6457,19 @@
               <w:jc w:val="left"/>
             </w:pPr>
             <w:r>
-              <w:t xml:space="preserve">uncovering, nakedness</w:t>
-            </w:r>
-          </w:p>
-        </w:tc>
-        <w:tc>
-          <w:tcPr/>
-          <w:p>
-            <w:pPr>
-              <w:pStyle w:val="Compact"/>
-              <w:jc w:val="left"/>
-            </w:pPr>
-            <w:r>
-              <w:t xml:space="preserve">from root g-l-d (to strip)</w:t>
+              <w:t xml:space="preserve">revelation, manifestation</w:t>
+            </w:r>
+          </w:p>
+        </w:tc>
+        <w:tc>
+          <w:tcPr/>
+          <w:p>
+            <w:pPr>
+              <w:pStyle w:val="Compact"/>
+              <w:jc w:val="left"/>
+            </w:pPr>
+            <w:r>
+              <w:t xml:space="preserve">from root g-l-y (to reveal)</w:t>
             </w:r>
           </w:p>
         </w:tc>
@@ -6800,7 +6664,11 @@
     <w:bookmarkEnd w:id="30"/>
     <w:bookmarkEnd w:id="31"/>
     <w:bookmarkEnd w:id="32"/>
-    <w:sectPr/>
+    <w:sectPr>
+      <w:footnotePr>
+        <w:numRestart w:val="eachSect"/>
+      </w:footnotePr>
+    </w:sectPr>
   </w:body>
 </w:document>
 </file>
@@ -6838,7 +6706,7 @@
       <w:lvlText w:val=" "/>
       <w:lvlJc w:val="left"/>
       <w:pPr>
-        <w:ind w:left="720" w:hanging="480"/>
+        <w:ind w:left="720" w:hanging="360"/>
       </w:pPr>
     </w:lvl>
     <w:lvl w:ilvl="1">
@@ -6846,7 +6714,7 @@
       <w:lvlText w:val=" "/>
       <w:lvlJc w:val="left"/>
       <w:pPr>
-        <w:ind w:left="1440" w:hanging="480"/>
+        <w:ind w:left="1440" w:hanging="360"/>
       </w:pPr>
     </w:lvl>
     <w:lvl w:ilvl="2">
@@ -6854,7 +6722,7 @@
       <w:lvlText w:val=" "/>
       <w:lvlJc w:val="left"/>
       <w:pPr>
-        <w:ind w:left="2160" w:hanging="480"/>
+        <w:ind w:left="2160" w:hanging="360"/>
       </w:pPr>
     </w:lvl>
     <w:lvl w:ilvl="3">
@@ -6862,7 +6730,7 @@
       <w:lvlText w:val=" "/>
       <w:lvlJc w:val="left"/>
       <w:pPr>
-        <w:ind w:left="2880" w:hanging="480"/>
+        <w:ind w:left="2880" w:hanging="360"/>
       </w:pPr>
     </w:lvl>
     <w:lvl w:ilvl="4">
@@ -6870,7 +6738,7 @@
       <w:lvlText w:val=" "/>
       <w:lvlJc w:val="left"/>
       <w:pPr>
-        <w:ind w:left="3600" w:hanging="480"/>
+        <w:ind w:left="3600" w:hanging="360"/>
       </w:pPr>
     </w:lvl>
     <w:lvl w:ilvl="5">
@@ -6878,7 +6746,7 @@
       <w:lvlText w:val=" "/>
       <w:lvlJc w:val="left"/>
       <w:pPr>
-        <w:ind w:left="4320" w:hanging="480"/>
+        <w:ind w:left="4320" w:hanging="360"/>
       </w:pPr>
     </w:lvl>
     <w:lvl w:ilvl="6">
@@ -6886,7 +6754,7 @@
       <w:lvlText w:val=" "/>
       <w:lvlJc w:val="left"/>
       <w:pPr>
-        <w:ind w:left="5040" w:hanging="480"/>
+        <w:ind w:left="5040" w:hanging="360"/>
       </w:pPr>
     </w:lvl>
     <w:lvl w:ilvl="7">
@@ -6894,7 +6762,7 @@
       <w:lvlText w:val=" "/>
       <w:lvlJc w:val="left"/>
       <w:pPr>
-        <w:ind w:left="5760" w:hanging="480"/>
+        <w:ind w:left="5760" w:hanging="360"/>
       </w:pPr>
     </w:lvl>
     <w:lvl w:ilvl="8">
@@ -6902,7 +6770,7 @@
       <w:lvlText w:val=" "/>
       <w:lvlJc w:val="left"/>
       <w:pPr>
-        <w:ind w:left="6480" w:hanging="480"/>
+        <w:ind w:left="6480" w:hanging="360"/>
       </w:pPr>
     </w:lvl>
   </w:abstractNum>
@@ -6915,7 +6783,7 @@
       <w:lvlText w:val="%1."/>
       <w:lvlJc w:val="left"/>
       <w:pPr>
-        <w:ind w:left="720" w:hanging="480"/>
+        <w:ind w:left="720" w:hanging="360"/>
       </w:pPr>
     </w:lvl>
     <w:lvl w:ilvl="1">
@@ -6924,7 +6792,7 @@
       <w:lvlText w:val="%2."/>
       <w:lvlJc w:val="left"/>
       <w:pPr>
-        <w:ind w:left="1440" w:hanging="480"/>
+        <w:ind w:left="1440" w:hanging="360"/>
       </w:pPr>
     </w:lvl>
     <w:lvl w:ilvl="2">
@@ -6933,7 +6801,7 @@
       <w:lvlText w:val="%3."/>
       <w:lvlJc w:val="left"/>
       <w:pPr>
-        <w:ind w:left="2160" w:hanging="480"/>
+        <w:ind w:left="2160" w:hanging="360"/>
       </w:pPr>
     </w:lvl>
     <w:lvl w:ilvl="3">
@@ -6942,7 +6810,7 @@
       <w:lvlText w:val="%4."/>
       <w:lvlJc w:val="left"/>
       <w:pPr>
-        <w:ind w:left="2880" w:hanging="480"/>
+        <w:ind w:left="2880" w:hanging="360"/>
       </w:pPr>
     </w:lvl>
     <w:lvl w:ilvl="4">
@@ -6951,7 +6819,7 @@
       <w:lvlText w:val="%5."/>
       <w:lvlJc w:val="left"/>
       <w:pPr>
-        <w:ind w:left="3600" w:hanging="480"/>
+        <w:ind w:left="3600" w:hanging="360"/>
       </w:pPr>
     </w:lvl>
     <w:lvl w:ilvl="5">
@@ -6960,7 +6828,7 @@
       <w:lvlText w:val="%6."/>
       <w:lvlJc w:val="left"/>
       <w:pPr>
-        <w:ind w:left="4320" w:hanging="480"/>
+        <w:ind w:left="4320" w:hanging="360"/>
       </w:pPr>
     </w:lvl>
     <w:lvl w:ilvl="6">
@@ -6969,7 +6837,7 @@
       <w:lvlText w:val="%7."/>
       <w:lvlJc w:val="left"/>
       <w:pPr>
-        <w:ind w:left="5040" w:hanging="480"/>
+        <w:ind w:left="5040" w:hanging="360"/>
       </w:pPr>
     </w:lvl>
     <w:lvl w:ilvl="7">
@@ -6978,7 +6846,7 @@
       <w:lvlText w:val="%8."/>
       <w:lvlJc w:val="left"/>
       <w:pPr>
-        <w:ind w:left="5760" w:hanging="480"/>
+        <w:ind w:left="5760" w:hanging="360"/>
       </w:pPr>
     </w:lvl>
     <w:lvl w:ilvl="8">
@@ -6987,7 +6855,7 @@
       <w:lvlText w:val="%9."/>
       <w:lvlJc w:val="left"/>
       <w:pPr>
-        <w:ind w:left="6480" w:hanging="480"/>
+        <w:ind w:left="6480" w:hanging="360"/>
       </w:pPr>
     </w:lvl>
   </w:abstractNum>
@@ -6996,75 +6864,102 @@
     <w:multiLevelType w:val="multilevel"/>
     <w:lvl w:ilvl="0">
       <w:numFmt w:val="bullet"/>
-      <w:lvlText w:val="•"/>
+      <w:lvlText w:val=""/>
       <w:lvlJc w:val="left"/>
       <w:pPr>
-        <w:ind w:left="720" w:hanging="480"/>
-      </w:pPr>
+        <w:ind w:left="720" w:hanging="360"/>
+      </w:pPr>
+      <w:rPr>
+        <w:rFonts w:ascii="Symbol" w:hAnsi="Symbol" w:cs="Symbol" w:hint="default"/>
+      </w:rPr>
     </w:lvl>
     <w:lvl w:ilvl="1">
       <w:numFmt w:val="bullet"/>
-      <w:lvlText w:val="–"/>
+      <w:lvlText w:val="o"/>
       <w:lvlJc w:val="left"/>
       <w:pPr>
-        <w:ind w:left="1440" w:hanging="480"/>
-      </w:pPr>
+        <w:ind w:left="1440" w:hanging="360"/>
+      </w:pPr>
+      <w:rPr>
+        <w:rFonts w:ascii="Courier New" w:hAnsi="Courier New" w:cs="Courier New" w:hint="default"/>
+      </w:rPr>
     </w:lvl>
     <w:lvl w:ilvl="2">
       <w:numFmt w:val="bullet"/>
-      <w:lvlText w:val="•"/>
+      <w:lvlText w:val=""/>
       <w:lvlJc w:val="left"/>
       <w:pPr>
-        <w:ind w:left="2160" w:hanging="480"/>
-      </w:pPr>
+        <w:ind w:left="2160" w:hanging="360"/>
+      </w:pPr>
+      <w:rPr>
+        <w:rFonts w:ascii="Wingdings" w:hAnsi="Wingdings" w:cs="Wingdings" w:hint="default"/>
+      </w:rPr>
     </w:lvl>
     <w:lvl w:ilvl="3">
       <w:numFmt w:val="bullet"/>
-      <w:lvlText w:val="–"/>
+      <w:lvlText w:val=""/>
       <w:lvlJc w:val="left"/>
       <w:pPr>
-        <w:ind w:left="2880" w:hanging="480"/>
-      </w:pPr>
+        <w:ind w:left="2880" w:hanging="360"/>
+      </w:pPr>
+      <w:rPr>
+        <w:rFonts w:ascii="Symbol" w:hAnsi="Symbol" w:cs="Symbol" w:hint="default"/>
+      </w:rPr>
     </w:lvl>
     <w:lvl w:ilvl="4">
       <w:numFmt w:val="bullet"/>
-      <w:lvlText w:val="•"/>
+      <w:lvlText w:val="o"/>
       <w:lvlJc w:val="left"/>
       <w:pPr>
-        <w:ind w:left="3600" w:hanging="480"/>
-      </w:pPr>
+        <w:ind w:left="3600" w:hanging="360"/>
+      </w:pPr>
+      <w:rPr>
+        <w:rFonts w:ascii="Courier New" w:hAnsi="Courier New" w:cs="Courier New" w:hint="default"/>
+      </w:rPr>
     </w:lvl>
     <w:lvl w:ilvl="5">
       <w:numFmt w:val="bullet"/>
-      <w:lvlText w:val="–"/>
+      <w:lvlText w:val=""/>
       <w:lvlJc w:val="left"/>
       <w:pPr>
-        <w:ind w:left="4320" w:hanging="480"/>
-      </w:pPr>
+        <w:ind w:left="4320" w:hanging="360"/>
+      </w:pPr>
+      <w:rPr>
+        <w:rFonts w:ascii="Wingdings" w:hAnsi="Wingdings" w:cs="Wingdings" w:hint="default"/>
+      </w:rPr>
     </w:lvl>
     <w:lvl w:ilvl="6">
       <w:numFmt w:val="bullet"/>
-      <w:lvlText w:val="•"/>
+      <w:lvlText w:val=""/>
       <w:lvlJc w:val="left"/>
       <w:pPr>
-        <w:ind w:left="5040" w:hanging="480"/>
-      </w:pPr>
+        <w:ind w:left="5040" w:hanging="360"/>
+      </w:pPr>
+      <w:rPr>
+        <w:rFonts w:ascii="Symbol" w:hAnsi="Symbol" w:cs="Symbol" w:hint="default"/>
+      </w:rPr>
     </w:lvl>
     <w:lvl w:ilvl="7">
       <w:numFmt w:val="bullet"/>
-      <w:lvlText w:val="–"/>
+      <w:lvlText w:val="o"/>
       <w:lvlJc w:val="left"/>
       <w:pPr>
-        <w:ind w:left="5760" w:hanging="480"/>
-      </w:pPr>
+        <w:ind w:left="5760" w:hanging="360"/>
+      </w:pPr>
+      <w:rPr>
+        <w:rFonts w:ascii="Courier New" w:hAnsi="Courier New" w:cs="Courier New" w:hint="default"/>
+      </w:rPr>
     </w:lvl>
     <w:lvl w:ilvl="8">
       <w:numFmt w:val="bullet"/>
-      <w:lvlText w:val="•"/>
+      <w:lvlText w:val=""/>
       <w:lvlJc w:val="left"/>
       <w:pPr>
-        <w:ind w:left="6480" w:hanging="480"/>
-      </w:pPr>
+        <w:ind w:left="6480" w:hanging="360"/>
+      </w:pPr>
+      <w:rPr>
+        <w:rFonts w:ascii="Wingdings" w:hAnsi="Wingdings" w:cs="Wingdings" w:hint="default"/>
+      </w:rPr>
     </w:lvl>
   </w:abstractNum>
   <w:num w:numId="1000">
@@ -7494,57 +7389,94 @@
     <w:name w:val="Title"/>
     <w:basedOn w:val="Normal"/>
     <w:next w:val="BodyText"/>
+    <w:link w:val="TitleChar"/>
+    <w:uiPriority w:val="10"/>
     <w:qFormat/>
+    <w:rsid w:val="00A10FD9"/>
     <w:pPr>
-      <w:keepNext/>
-      <w:keepLines/>
-      <w:spacing w:after="240" w:before="480"/>
+      <w:spacing w:after="80" w:line="240" w:lineRule="auto"/>
+      <w:contextualSpacing/>
       <w:jc w:val="center"/>
     </w:pPr>
     <w:rPr>
       <w:rFonts w:asciiTheme="majorHAnsi" w:cstheme="majorBidi" w:eastAsiaTheme="majorEastAsia" w:hAnsiTheme="majorHAnsi"/>
-      <w:b/>
-      <w:bCs/>
-      <w:color w:themeColor="accent1" w:themeShade="B5" w:val="345A8A"/>
-      <w:sz w:val="36"/>
-      <w:szCs w:val="36"/>
+      <w:sz w:val="56"/>
+      <w:szCs w:val="56"/>
+    </w:rPr>
+  </w:style>
+  <w:style w:customStyle="1" w:styleId="TitleChar" w:type="character">
+    <w:name w:val="Title Char"/>
+    <w:basedOn w:val="DefaultParagraphFont"/>
+    <w:link w:val="Title"/>
+    <w:uiPriority w:val="10"/>
+    <w:rsid w:val="00A10FD9"/>
+    <w:rPr>
+      <w:rFonts w:asciiTheme="majorHAnsi" w:cstheme="majorBidi" w:eastAsiaTheme="majorEastAsia" w:hAnsiTheme="majorHAnsi"/>
+      <w:sz w:val="56"/>
+      <w:szCs w:val="56"/>
     </w:rPr>
   </w:style>
   <w:style w:styleId="Subtitle" w:type="paragraph">
     <w:name w:val="Subtitle"/>
     <w:basedOn w:val="Title"/>
     <w:next w:val="BodyText"/>
+    <w:link w:val="SubtitleChar"/>
+    <w:uiPriority w:val="11"/>
     <w:qFormat/>
+    <w:rsid w:val="00A10FD9"/>
     <w:pPr>
-      <w:keepNext/>
-      <w:keepLines/>
-      <w:spacing w:after="240" w:before="240"/>
-      <w:jc w:val="center"/>
+      <w:numPr>
+        <w:ilvl w:val="1"/>
+      </w:numPr>
     </w:pPr>
     <w:rPr>
-      <w:sz w:val="30"/>
-      <w:szCs w:val="30"/>
+      <w:rFonts w:cstheme="majorBidi" w:eastAsiaTheme="majorEastAsia"/>
+      <w:spacing w:val="15"/>
+      <w:sz w:val="28"/>
+      <w:szCs w:val="28"/>
+    </w:rPr>
+  </w:style>
+  <w:style w:customStyle="1" w:styleId="SubtitleChar" w:type="character">
+    <w:name w:val="Subtitle Char"/>
+    <w:basedOn w:val="DefaultParagraphFont"/>
+    <w:link w:val="Subtitle"/>
+    <w:uiPriority w:val="11"/>
+    <w:rsid w:val="00A10FD9"/>
+    <w:rPr>
+      <w:rFonts w:cstheme="majorBidi" w:eastAsiaTheme="majorEastAsia"/>
+      <w:color w:themeColor="text1" w:themeTint="A6" w:val="595959"/>
+      <w:spacing w:val="15"/>
+      <w:sz w:val="28"/>
+      <w:szCs w:val="28"/>
     </w:rPr>
   </w:style>
   <w:style w:customStyle="1" w:styleId="Author" w:type="paragraph">
     <w:name w:val="Author"/>
+    <w:basedOn w:val="Title"/>
     <w:next w:val="BodyText"/>
     <w:qFormat/>
     <w:pPr>
       <w:keepNext/>
       <w:keepLines/>
-      <w:jc w:val="center"/>
     </w:pPr>
+    <w:rPr>
+      <w:sz w:val="24"/>
+      <w:szCs w:val="24"/>
+    </w:rPr>
   </w:style>
   <w:style w:styleId="Date" w:type="paragraph">
     <w:name w:val="Date"/>
+    <w:basedOn w:val="Title"/>
     <w:next w:val="BodyText"/>
     <w:qFormat/>
     <w:pPr>
       <w:keepNext/>
       <w:keepLines/>
-      <w:jc w:val="center"/>
     </w:pPr>
+    <w:rPr>
+      <w:sz w:val="24"/>
+      <w:szCs w:val="24"/>
+    </w:rPr>
   </w:style>
   <w:style w:customStyle="1" w:styleId="AbstractTitle" w:type="paragraph">
     <w:name w:val="Abstract Title"/>
@@ -7559,7 +7491,6 @@
     </w:pPr>
     <w:rPr>
       <w:b/>
-      <w:color w:val="345A8A"/>
       <w:sz w:val="20"/>
       <w:szCs w:val="20"/>
     </w:rPr>
@@ -7588,191 +7519,321 @@
     <w:rPr/>
   </w:style>
   <w:style w:styleId="Heading1" w:type="paragraph">
-    <w:name w:val="Heading 1"/>
+    <w:name w:val="heading 1"/>
     <w:basedOn w:val="Normal"/>
     <w:next w:val="BodyText"/>
+    <w:link w:val="Heading1Char"/>
     <w:uiPriority w:val="9"/>
     <w:qFormat/>
+    <w:rsid w:val="00A10FD9"/>
     <w:pPr>
       <w:keepNext/>
       <w:keepLines/>
-      <w:spacing w:after="0" w:before="480"/>
+      <w:spacing w:after="80" w:before="360"/>
       <w:outlineLvl w:val="0"/>
     </w:pPr>
     <w:rPr>
       <w:rFonts w:asciiTheme="majorHAnsi" w:cstheme="majorBidi" w:eastAsiaTheme="majorEastAsia" w:hAnsiTheme="majorHAnsi"/>
-      <w:b/>
-      <w:bCs/>
-      <w:color w:themeColor="accent1" w:val="4F81BD"/>
+      <w:color w:themeColor="accent1" w:themeShade="BF" w:val="0F4761"/>
+      <w:sz w:val="40"/>
+      <w:szCs w:val="40"/>
+    </w:rPr>
+  </w:style>
+  <w:style w:styleId="Heading2" w:type="paragraph">
+    <w:name w:val="heading 2"/>
+    <w:basedOn w:val="Normal"/>
+    <w:next w:val="BodyText"/>
+    <w:link w:val="Heading2Char"/>
+    <w:uiPriority w:val="9"/>
+    <w:semiHidden/>
+    <w:unhideWhenUsed/>
+    <w:qFormat/>
+    <w:rsid w:val="00A10FD9"/>
+    <w:pPr>
+      <w:keepNext/>
+      <w:keepLines/>
+      <w:spacing w:after="80" w:before="160"/>
+      <w:outlineLvl w:val="1"/>
+    </w:pPr>
+    <w:rPr>
+      <w:rFonts w:asciiTheme="majorHAnsi" w:cstheme="majorBidi" w:eastAsiaTheme="majorEastAsia" w:hAnsiTheme="majorHAnsi"/>
+      <w:color w:themeColor="accent1" w:themeShade="BF" w:val="0F4761"/>
       <w:sz w:val="32"/>
       <w:szCs w:val="32"/>
     </w:rPr>
   </w:style>
-  <w:style w:styleId="Heading2" w:type="paragraph">
-    <w:name w:val="Heading 2"/>
+  <w:style w:styleId="Heading3" w:type="paragraph">
+    <w:name w:val="heading 3"/>
     <w:basedOn w:val="Normal"/>
     <w:next w:val="BodyText"/>
+    <w:link w:val="Heading3Char"/>
     <w:uiPriority w:val="9"/>
+    <w:semiHidden/>
     <w:unhideWhenUsed/>
     <w:qFormat/>
+    <w:rsid w:val="00A10FD9"/>
     <w:pPr>
       <w:keepNext/>
       <w:keepLines/>
-      <w:spacing w:after="0" w:before="200"/>
-      <w:outlineLvl w:val="1"/>
+      <w:spacing w:after="80" w:before="160"/>
+      <w:outlineLvl w:val="2"/>
     </w:pPr>
     <w:rPr>
-      <w:rFonts w:asciiTheme="majorHAnsi" w:cstheme="majorBidi" w:eastAsiaTheme="majorEastAsia" w:hAnsiTheme="majorHAnsi"/>
-      <w:b/>
-      <w:bCs/>
-      <w:color w:themeColor="accent1" w:val="4F81BD"/>
+      <w:rFonts w:cstheme="majorBidi" w:eastAsiaTheme="majorEastAsia"/>
+      <w:color w:themeColor="accent1" w:themeShade="BF" w:val="0F4761"/>
       <w:sz w:val="28"/>
       <w:szCs w:val="28"/>
     </w:rPr>
   </w:style>
-  <w:style w:styleId="Heading3" w:type="paragraph">
-    <w:name w:val="Heading 3"/>
+  <w:style w:styleId="Heading4" w:type="paragraph">
+    <w:name w:val="heading 4"/>
     <w:basedOn w:val="Normal"/>
     <w:next w:val="BodyText"/>
+    <w:link w:val="Heading4Char"/>
     <w:uiPriority w:val="9"/>
+    <w:semiHidden/>
     <w:unhideWhenUsed/>
     <w:qFormat/>
+    <w:rsid w:val="00A10FD9"/>
     <w:pPr>
       <w:keepNext/>
       <w:keepLines/>
-      <w:spacing w:after="0" w:before="200"/>
-      <w:outlineLvl w:val="2"/>
+      <w:spacing w:after="40" w:before="80"/>
+      <w:outlineLvl w:val="3"/>
     </w:pPr>
     <w:rPr>
-      <w:rFonts w:asciiTheme="majorHAnsi" w:cstheme="majorBidi" w:eastAsiaTheme="majorEastAsia" w:hAnsiTheme="majorHAnsi"/>
-      <w:b/>
-      <w:bCs/>
-      <w:color w:themeColor="accent1" w:val="4F81BD"/>
-      <w:sz w:val="24"/>
-      <w:szCs w:val="24"/>
+      <w:rFonts w:cstheme="majorBidi" w:eastAsiaTheme="majorEastAsia"/>
+      <w:i/>
+      <w:iCs/>
+      <w:color w:themeColor="accent1" w:themeShade="BF" w:val="0F4761"/>
     </w:rPr>
   </w:style>
-  <w:style w:styleId="Heading4" w:type="paragraph">
-    <w:name w:val="Heading 4"/>
+  <w:style w:styleId="Heading5" w:type="paragraph">
+    <w:name w:val="heading 5"/>
     <w:basedOn w:val="Normal"/>
     <w:next w:val="BodyText"/>
+    <w:link w:val="Heading5Char"/>
     <w:uiPriority w:val="9"/>
+    <w:semiHidden/>
     <w:unhideWhenUsed/>
     <w:qFormat/>
+    <w:rsid w:val="00A10FD9"/>
     <w:pPr>
       <w:keepNext/>
       <w:keepLines/>
-      <w:spacing w:after="0" w:before="200"/>
-      <w:outlineLvl w:val="3"/>
+      <w:spacing w:after="40" w:before="80"/>
+      <w:outlineLvl w:val="4"/>
     </w:pPr>
     <w:rPr>
-      <w:rFonts w:asciiTheme="majorHAnsi" w:cstheme="majorBidi" w:eastAsiaTheme="majorEastAsia" w:hAnsiTheme="majorHAnsi"/>
-      <w:bCs/>
-      <w:i/>
-      <w:color w:themeColor="accent1" w:val="4F81BD"/>
-      <w:sz w:val="24"/>
-      <w:szCs w:val="24"/>
+      <w:rFonts w:cstheme="majorBidi" w:eastAsiaTheme="majorEastAsia"/>
+      <w:color w:themeColor="accent1" w:themeShade="BF" w:val="0F4761"/>
     </w:rPr>
   </w:style>
-  <w:style w:styleId="Heading5" w:type="paragraph">
-    <w:name w:val="Heading 5"/>
+  <w:style w:styleId="Heading6" w:type="paragraph">
+    <w:name w:val="heading 6"/>
     <w:basedOn w:val="Normal"/>
     <w:next w:val="BodyText"/>
+    <w:link w:val="Heading6Char"/>
     <w:uiPriority w:val="9"/>
+    <w:semiHidden/>
     <w:unhideWhenUsed/>
     <w:qFormat/>
+    <w:rsid w:val="00A10FD9"/>
     <w:pPr>
       <w:keepNext/>
       <w:keepLines/>
-      <w:spacing w:after="0" w:before="200"/>
-      <w:outlineLvl w:val="4"/>
+      <w:spacing w:after="0" w:before="40"/>
+      <w:outlineLvl w:val="5"/>
     </w:pPr>
     <w:rPr>
-      <w:rFonts w:asciiTheme="majorHAnsi" w:cstheme="majorBidi" w:eastAsiaTheme="majorEastAsia" w:hAnsiTheme="majorHAnsi"/>
+      <w:rFonts w:cstheme="majorBidi" w:eastAsiaTheme="majorEastAsia"/>
+      <w:i/>
       <w:iCs/>
-      <w:color w:themeColor="accent1" w:val="4F81BD"/>
-      <w:sz w:val="24"/>
-      <w:szCs w:val="24"/>
+      <w:color w:themeColor="text1" w:themeTint="A6" w:val="595959"/>
     </w:rPr>
   </w:style>
-  <w:style w:styleId="Heading6" w:type="paragraph">
-    <w:name w:val="Heading 6"/>
+  <w:style w:styleId="Heading7" w:type="paragraph">
+    <w:name w:val="heading 7"/>
     <w:basedOn w:val="Normal"/>
     <w:next w:val="BodyText"/>
+    <w:link w:val="Heading7Char"/>
     <w:uiPriority w:val="9"/>
+    <w:semiHidden/>
     <w:unhideWhenUsed/>
     <w:qFormat/>
+    <w:rsid w:val="00A10FD9"/>
     <w:pPr>
       <w:keepNext/>
       <w:keepLines/>
-      <w:spacing w:after="0" w:before="200"/>
-      <w:outlineLvl w:val="5"/>
+      <w:spacing w:after="0" w:before="40"/>
+      <w:outlineLvl w:val="6"/>
     </w:pPr>
     <w:rPr>
-      <w:rFonts w:asciiTheme="majorHAnsi" w:cstheme="majorBidi" w:eastAsiaTheme="majorEastAsia" w:hAnsiTheme="majorHAnsi"/>
-      <w:color w:themeColor="accent1" w:val="4F81BD"/>
-      <w:sz w:val="24"/>
-      <w:szCs w:val="24"/>
+      <w:rFonts w:cstheme="majorBidi" w:eastAsiaTheme="majorEastAsia"/>
+      <w:color w:themeColor="text1" w:themeTint="A6" w:val="595959"/>
     </w:rPr>
   </w:style>
-  <w:style w:styleId="Heading7" w:type="paragraph">
-    <w:name w:val="Heading 7"/>
+  <w:style w:styleId="Heading8" w:type="paragraph">
+    <w:name w:val="heading 8"/>
     <w:basedOn w:val="Normal"/>
     <w:next w:val="BodyText"/>
+    <w:link w:val="Heading8Char"/>
     <w:uiPriority w:val="9"/>
+    <w:semiHidden/>
     <w:unhideWhenUsed/>
     <w:qFormat/>
+    <w:rsid w:val="00A10FD9"/>
     <w:pPr>
       <w:keepNext/>
       <w:keepLines/>
-      <w:spacing w:after="0" w:before="200"/>
-      <w:outlineLvl w:val="6"/>
+      <w:spacing w:after="0"/>
+      <w:outlineLvl w:val="7"/>
     </w:pPr>
     <w:rPr>
-      <w:rFonts w:asciiTheme="majorHAnsi" w:cstheme="majorBidi" w:eastAsiaTheme="majorEastAsia" w:hAnsiTheme="majorHAnsi"/>
-      <w:color w:themeColor="accent1" w:val="4F81BD"/>
-      <w:sz w:val="24"/>
-      <w:szCs w:val="24"/>
+      <w:rFonts w:cstheme="majorBidi" w:eastAsiaTheme="majorEastAsia"/>
+      <w:i/>
+      <w:iCs/>
+      <w:color w:themeColor="text1" w:themeTint="D8" w:val="272727"/>
     </w:rPr>
   </w:style>
-  <w:style w:styleId="Heading8" w:type="paragraph">
-    <w:name w:val="Heading 8"/>
+  <w:style w:styleId="Heading9" w:type="paragraph">
+    <w:name w:val="heading 9"/>
     <w:basedOn w:val="Normal"/>
     <w:next w:val="BodyText"/>
+    <w:link w:val="Heading9Char"/>
     <w:uiPriority w:val="9"/>
+    <w:semiHidden/>
     <w:unhideWhenUsed/>
     <w:qFormat/>
+    <w:rsid w:val="00A10FD9"/>
     <w:pPr>
       <w:keepNext/>
       <w:keepLines/>
-      <w:spacing w:after="0" w:before="200"/>
-      <w:outlineLvl w:val="7"/>
-    </w:pPr>
-    <w:rPr>
-      <w:rFonts w:asciiTheme="majorHAnsi" w:cstheme="majorBidi" w:eastAsiaTheme="majorEastAsia" w:hAnsiTheme="majorHAnsi"/>
-      <w:color w:themeColor="accent1" w:val="4F81BD"/>
-      <w:sz w:val="24"/>
-      <w:szCs w:val="24"/>
-    </w:rPr>
-  </w:style>
-  <w:style w:styleId="Heading9" w:type="paragraph">
-    <w:name w:val="Heading 9"/>
-    <w:basedOn w:val="Normal"/>
-    <w:next w:val="BodyText"/>
-    <w:uiPriority w:val="9"/>
-    <w:unhideWhenUsed/>
-    <w:qFormat/>
-    <w:pPr>
-      <w:keepNext/>
-      <w:keepLines/>
-      <w:spacing w:after="0" w:before="200"/>
+      <w:spacing w:after="0"/>
       <w:outlineLvl w:val="8"/>
     </w:pPr>
     <w:rPr>
+      <w:rFonts w:cstheme="majorBidi" w:eastAsiaTheme="majorEastAsia"/>
+      <w:color w:themeColor="text1" w:themeTint="D8" w:val="272727"/>
+    </w:rPr>
+  </w:style>
+  <w:style w:customStyle="1" w:styleId="Heading1Char" w:type="character">
+    <w:name w:val="Heading 1 Char"/>
+    <w:basedOn w:val="DefaultParagraphFont"/>
+    <w:link w:val="Heading1"/>
+    <w:uiPriority w:val="9"/>
+    <w:rsid w:val="00A10FD9"/>
+    <w:rPr>
       <w:rFonts w:asciiTheme="majorHAnsi" w:cstheme="majorBidi" w:eastAsiaTheme="majorEastAsia" w:hAnsiTheme="majorHAnsi"/>
-      <w:color w:themeColor="accent1" w:val="4F81BD"/>
-      <w:sz w:val="24"/>
-      <w:szCs w:val="24"/>
+      <w:color w:themeColor="accent1" w:themeShade="BF" w:val="0F4761"/>
+      <w:sz w:val="40"/>
+      <w:szCs w:val="40"/>
+    </w:rPr>
+  </w:style>
+  <w:style w:customStyle="1" w:styleId="Heading2Char" w:type="character">
+    <w:name w:val="Heading 2 Char"/>
+    <w:basedOn w:val="DefaultParagraphFont"/>
+    <w:link w:val="Heading2"/>
+    <w:uiPriority w:val="9"/>
+    <w:semiHidden/>
+    <w:rsid w:val="00A10FD9"/>
+    <w:rPr>
+      <w:rFonts w:asciiTheme="majorHAnsi" w:cstheme="majorBidi" w:eastAsiaTheme="majorEastAsia" w:hAnsiTheme="majorHAnsi"/>
+      <w:color w:themeColor="accent1" w:themeShade="BF" w:val="0F4761"/>
+      <w:sz w:val="32"/>
+      <w:szCs w:val="32"/>
+    </w:rPr>
+  </w:style>
+  <w:style w:customStyle="1" w:styleId="Heading3Char" w:type="character">
+    <w:name w:val="Heading 3 Char"/>
+    <w:basedOn w:val="DefaultParagraphFont"/>
+    <w:link w:val="Heading3"/>
+    <w:uiPriority w:val="9"/>
+    <w:semiHidden/>
+    <w:rsid w:val="00A10FD9"/>
+    <w:rPr>
+      <w:rFonts w:cstheme="majorBidi" w:eastAsiaTheme="majorEastAsia"/>
+      <w:color w:themeColor="accent1" w:themeShade="BF" w:val="0F4761"/>
+      <w:sz w:val="28"/>
+      <w:szCs w:val="28"/>
+    </w:rPr>
+  </w:style>
+  <w:style w:customStyle="1" w:styleId="Heading4Char" w:type="character">
+    <w:name w:val="Heading 4 Char"/>
+    <w:basedOn w:val="DefaultParagraphFont"/>
+    <w:link w:val="Heading4"/>
+    <w:uiPriority w:val="9"/>
+    <w:semiHidden/>
+    <w:rsid w:val="00A10FD9"/>
+    <w:rPr>
+      <w:rFonts w:cstheme="majorBidi" w:eastAsiaTheme="majorEastAsia"/>
+      <w:i/>
+      <w:iCs/>
+      <w:color w:themeColor="accent1" w:themeShade="BF" w:val="0F4761"/>
+    </w:rPr>
+  </w:style>
+  <w:style w:customStyle="1" w:styleId="Heading5Char" w:type="character">
+    <w:name w:val="Heading 5 Char"/>
+    <w:basedOn w:val="DefaultParagraphFont"/>
+    <w:link w:val="Heading5"/>
+    <w:uiPriority w:val="9"/>
+    <w:semiHidden/>
+    <w:rsid w:val="00A10FD9"/>
+    <w:rPr>
+      <w:rFonts w:cstheme="majorBidi" w:eastAsiaTheme="majorEastAsia"/>
+      <w:color w:themeColor="accent1" w:themeShade="BF" w:val="0F4761"/>
+    </w:rPr>
+  </w:style>
+  <w:style w:customStyle="1" w:styleId="Heading6Char" w:type="character">
+    <w:name w:val="Heading 6 Char"/>
+    <w:basedOn w:val="DefaultParagraphFont"/>
+    <w:link w:val="Heading6"/>
+    <w:uiPriority w:val="9"/>
+    <w:semiHidden/>
+    <w:rsid w:val="00A10FD9"/>
+    <w:rPr>
+      <w:rFonts w:cstheme="majorBidi" w:eastAsiaTheme="majorEastAsia"/>
+      <w:i/>
+      <w:iCs/>
+      <w:color w:themeColor="text1" w:themeTint="A6" w:val="595959"/>
+    </w:rPr>
+  </w:style>
+  <w:style w:customStyle="1" w:styleId="Heading7Char" w:type="character">
+    <w:name w:val="Heading 7 Char"/>
+    <w:basedOn w:val="DefaultParagraphFont"/>
+    <w:link w:val="Heading7"/>
+    <w:uiPriority w:val="9"/>
+    <w:semiHidden/>
+    <w:rsid w:val="00A10FD9"/>
+    <w:rPr>
+      <w:rFonts w:cstheme="majorBidi" w:eastAsiaTheme="majorEastAsia"/>
+      <w:color w:themeColor="text1" w:themeTint="A6" w:val="595959"/>
+    </w:rPr>
+  </w:style>
+  <w:style w:customStyle="1" w:styleId="Heading8Char" w:type="character">
+    <w:name w:val="Heading 8 Char"/>
+    <w:basedOn w:val="DefaultParagraphFont"/>
+    <w:link w:val="Heading8"/>
+    <w:uiPriority w:val="9"/>
+    <w:semiHidden/>
+    <w:rsid w:val="00A10FD9"/>
+    <w:rPr>
+      <w:rFonts w:cstheme="majorBidi" w:eastAsiaTheme="majorEastAsia"/>
+      <w:i/>
+      <w:iCs/>
+      <w:color w:themeColor="text1" w:themeTint="D8" w:val="272727"/>
+    </w:rPr>
+  </w:style>
+  <w:style w:customStyle="1" w:styleId="Heading9Char" w:type="character">
+    <w:name w:val="Heading 9 Char"/>
+    <w:basedOn w:val="DefaultParagraphFont"/>
+    <w:link w:val="Heading9"/>
+    <w:uiPriority w:val="9"/>
+    <w:semiHidden/>
+    <w:rsid w:val="00A10FD9"/>
+    <w:rPr>
+      <w:rFonts w:cstheme="majorBidi" w:eastAsiaTheme="majorEastAsia"/>
+      <w:color w:themeColor="text1" w:themeTint="D8" w:val="272727"/>
     </w:rPr>
   </w:style>
   <w:style w:styleId="BlockText" w:type="paragraph">
@@ -7797,8 +7858,8 @@
   </w:style>
   <w:style w:styleId="FootnoteBlockText" w:type="paragraph">
     <w:name w:val="Footnote Block Text"/>
-    <w:basedOn w:val="Footnote Text"/>
-    <w:next w:val="Footnote Text"/>
+    <w:basedOn w:val="FootnoteText"/>
+    <w:next w:val="FootnoteText"/>
     <w:uiPriority w:val="9"/>
     <w:unhideWhenUsed/>
     <w:qFormat/>
@@ -8190,44 +8251,44 @@
         <a:sysClr val="window" lastClr="FFFFFF"/>
       </a:lt1>
       <a:dk2>
-        <a:srgbClr val="1F497D"/>
+        <a:srgbClr val="0E2841"/>
       </a:dk2>
       <a:lt2>
-        <a:srgbClr val="EEECE1"/>
+        <a:srgbClr val="E8E8E8"/>
       </a:lt2>
       <a:accent1>
-        <a:srgbClr val="4F81BD"/>
+        <a:srgbClr val="156082"/>
       </a:accent1>
       <a:accent2>
-        <a:srgbClr val="C0504D"/>
+        <a:srgbClr val="E97132"/>
       </a:accent2>
       <a:accent3>
-        <a:srgbClr val="9BBB59"/>
+        <a:srgbClr val="196B24"/>
       </a:accent3>
       <a:accent4>
-        <a:srgbClr val="8064A2"/>
+        <a:srgbClr val="0F9ED5"/>
       </a:accent4>
       <a:accent5>
-        <a:srgbClr val="4BACC6"/>
+        <a:srgbClr val="A02B93"/>
       </a:accent5>
       <a:accent6>
-        <a:srgbClr val="F79646"/>
+        <a:srgbClr val="4EA72E"/>
       </a:accent6>
       <a:hlink>
-        <a:srgbClr val="0000FF"/>
+        <a:srgbClr val="467886"/>
       </a:hlink>
       <a:folHlink>
-        <a:srgbClr val="800080"/>
+        <a:srgbClr val="96607D"/>
       </a:folHlink>
     </a:clrScheme>
     <a:fontScheme name="Office">
       <a:majorFont>
-        <a:latin typeface="Calibri"/>
+        <a:latin typeface="Aptos Display" panose="02110004020202020204"/>
         <a:ea typeface=""/>
         <a:cs typeface=""/>
-        <a:font script="Jpan" typeface="ＭＳ ゴシック"/>
+        <a:font script="Jpan" typeface="游ゴシック Light"/>
         <a:font script="Hang" typeface="맑은 고딕"/>
-        <a:font script="Hans" typeface="宋体"/>
+        <a:font script="Hans" typeface="等线 Light"/>
         <a:font script="Hant" typeface="新細明體"/>
         <a:font script="Arab" typeface="Times New Roman"/>
         <a:font script="Hebr" typeface="Times New Roman"/>
@@ -8254,14 +8315,32 @@
         <a:font script="Mong" typeface="Mongolian Baiti"/>
         <a:font script="Viet" typeface="Times New Roman"/>
         <a:font script="Uigh" typeface="Microsoft Uighur"/>
+        <a:font script="Geor" typeface="Sylfaen"/>
+        <a:font script="Armn" typeface="Arial"/>
+        <a:font script="Bugi" typeface="Leelawadee UI"/>
+        <a:font script="Bopo" typeface="Microsoft JhengHei"/>
+        <a:font script="Java" typeface="Javanese Text"/>
+        <a:font script="Lisu" typeface="Segoe UI"/>
+        <a:font script="Mymr" typeface="Myanmar Text"/>
+        <a:font script="Nkoo" typeface="Ebrima"/>
+        <a:font script="Olck" typeface="Nirmala UI"/>
+        <a:font script="Osma" typeface="Ebrima"/>
+        <a:font script="Phag" typeface="Phagspa"/>
+        <a:font script="Syrn" typeface="Estrangelo Edessa"/>
+        <a:font script="Syrj" typeface="Estrangelo Edessa"/>
+        <a:font script="Syre" typeface="Estrangelo Edessa"/>
+        <a:font script="Sora" typeface="Nirmala UI"/>
+        <a:font script="Tale" typeface="Microsoft Tai Le"/>
+        <a:font script="Talu" typeface="Microsoft New Tai Lue"/>
+        <a:font script="Tfng" typeface="Ebrima"/>
       </a:majorFont>
       <a:minorFont>
-        <a:latin typeface="Cambria"/>
+        <a:latin typeface="Aptos" panose="02110004020202020204"/>
         <a:ea typeface=""/>
         <a:cs typeface=""/>
-        <a:font script="Jpan" typeface="ＭＳ 明朝"/>
+        <a:font script="Jpan" typeface="游明朝"/>
         <a:font script="Hang" typeface="맑은 고딕"/>
-        <a:font script="Hans" typeface="宋体"/>
+        <a:font script="Hans" typeface="等线"/>
         <a:font script="Hant" typeface="新細明體"/>
         <a:font script="Arab" typeface="Arial"/>
         <a:font script="Hebr" typeface="Arial"/>
@@ -8288,6 +8367,24 @@
         <a:font script="Mong" typeface="Mongolian Baiti"/>
         <a:font script="Viet" typeface="Arial"/>
         <a:font script="Uigh" typeface="Microsoft Uighur"/>
+        <a:font script="Geor" typeface="Sylfaen"/>
+        <a:font script="Armn" typeface="Arial"/>
+        <a:font script="Bugi" typeface="Leelawadee UI"/>
+        <a:font script="Bopo" typeface="Microsoft JhengHei"/>
+        <a:font script="Java" typeface="Javanese Text"/>
+        <a:font script="Lisu" typeface="Segoe UI"/>
+        <a:font script="Mymr" typeface="Myanmar Text"/>
+        <a:font script="Nkoo" typeface="Ebrima"/>
+        <a:font script="Olck" typeface="Nirmala UI"/>
+        <a:font script="Osma" typeface="Ebrima"/>
+        <a:font script="Phag" typeface="Phagspa"/>
+        <a:font script="Syrn" typeface="Estrangelo Edessa"/>
+        <a:font script="Syrj" typeface="Estrangelo Edessa"/>
+        <a:font script="Syre" typeface="Estrangelo Edessa"/>
+        <a:font script="Sora" typeface="Nirmala UI"/>
+        <a:font script="Tale" typeface="Microsoft Tai Le"/>
+        <a:font script="Talu" typeface="Microsoft New Tai Lue"/>
+        <a:font script="Tfng" typeface="Ebrima"/>
       </a:minorFont>
     </a:fontScheme>
     <a:fmtScheme name="Office">
@@ -8299,200 +8396,141 @@
           <a:gsLst>
             <a:gs pos="0">
               <a:schemeClr val="phClr">
-                <a:tint val="50000"/>
-                <a:satMod val="300000"/>
+                <a:lumMod val="110000"/>
+                <a:satMod val="105000"/>
+                <a:tint val="67000"/>
               </a:schemeClr>
             </a:gs>
-            <a:gs pos="35000">
+            <a:gs pos="50000">
               <a:schemeClr val="phClr">
-                <a:tint val="37000"/>
-                <a:satMod val="300000"/>
+                <a:lumMod val="105000"/>
+                <a:satMod val="103000"/>
+                <a:tint val="73000"/>
               </a:schemeClr>
             </a:gs>
             <a:gs pos="100000">
               <a:schemeClr val="phClr">
-                <a:tint val="15000"/>
-                <a:satMod val="350000"/>
+                <a:lumMod val="105000"/>
+                <a:satMod val="109000"/>
+                <a:tint val="81000"/>
               </a:schemeClr>
             </a:gs>
           </a:gsLst>
-          <a:lin ang="16200000" scaled="1"/>
+          <a:lin ang="5400000" scaled="0"/>
         </a:gradFill>
         <a:gradFill rotWithShape="1">
           <a:gsLst>
             <a:gs pos="0">
               <a:schemeClr val="phClr">
-                <a:tint val="100000"/>
+                <a:satMod val="103000"/>
+                <a:lumMod val="102000"/>
+                <a:tint val="94000"/>
+              </a:schemeClr>
+            </a:gs>
+            <a:gs pos="50000">
+              <a:schemeClr val="phClr">
+                <a:satMod val="110000"/>
+                <a:lumMod val="100000"/>
                 <a:shade val="100000"/>
-                <a:satMod val="130000"/>
               </a:schemeClr>
             </a:gs>
             <a:gs pos="100000">
               <a:schemeClr val="phClr">
-                <a:tint val="50000"/>
-                <a:shade val="100000"/>
-                <a:satMod val="350000"/>
+                <a:lumMod val="99000"/>
+                <a:satMod val="120000"/>
+                <a:shade val="78000"/>
               </a:schemeClr>
             </a:gs>
           </a:gsLst>
-          <a:lin ang="16200000" scaled="0"/>
+          <a:lin ang="5400000" scaled="0"/>
         </a:gradFill>
       </a:fillStyleLst>
       <a:lnStyleLst>
-        <a:ln w="9525" cap="flat" cmpd="sng" algn="ctr">
-          <a:solidFill>
-            <a:schemeClr val="phClr">
-              <a:shade val="95000"/>
-              <a:satMod val="105000"/>
-            </a:schemeClr>
-          </a:solidFill>
-          <a:prstDash val="solid"/>
-        </a:ln>
-        <a:ln w="25400" cap="flat" cmpd="sng" algn="ctr">
+        <a:ln w="6350" cap="flat" cmpd="sng" algn="ctr">
           <a:solidFill>
             <a:schemeClr val="phClr"/>
           </a:solidFill>
           <a:prstDash val="solid"/>
+          <a:miter lim="800000"/>
         </a:ln>
-        <a:ln w="38100" cap="flat" cmpd="sng" algn="ctr">
+        <a:ln w="12700" cap="flat" cmpd="sng" algn="ctr">
           <a:solidFill>
             <a:schemeClr val="phClr"/>
           </a:solidFill>
           <a:prstDash val="solid"/>
+          <a:miter lim="800000"/>
+        </a:ln>
+        <a:ln w="19050" cap="flat" cmpd="sng" algn="ctr">
+          <a:solidFill>
+            <a:schemeClr val="phClr"/>
+          </a:solidFill>
+          <a:prstDash val="solid"/>
+          <a:miter lim="800000"/>
         </a:ln>
       </a:lnStyleLst>
       <a:effectStyleLst>
         <a:effectStyle>
+          <a:effectLst/>
+        </a:effectStyle>
+        <a:effectStyle>
+          <a:effectLst/>
+        </a:effectStyle>
+        <a:effectStyle>
           <a:effectLst>
-            <a:outerShdw blurRad="40000" dist="20000" dir="5400000" rotWithShape="0">
+            <a:outerShdw blurRad="57150" dist="19050" dir="5400000" algn="ctr" rotWithShape="0">
               <a:srgbClr val="000000">
-                <a:alpha val="38000"/>
+                <a:alpha val="63000"/>
               </a:srgbClr>
             </a:outerShdw>
           </a:effectLst>
-        </a:effectStyle>
-        <a:effectStyle>
-          <a:effectLst>
-            <a:outerShdw blurRad="40000" dist="23000" dir="5400000" rotWithShape="0">
-              <a:srgbClr val="000000">
-                <a:alpha val="35000"/>
-              </a:srgbClr>
-            </a:outerShdw>
-          </a:effectLst>
-        </a:effectStyle>
-        <a:effectStyle>
-          <a:effectLst>
-            <a:outerShdw blurRad="40000" dist="23000" dir="5400000" rotWithShape="0">
-              <a:srgbClr val="000000">
-                <a:alpha val="35000"/>
-              </a:srgbClr>
-            </a:outerShdw>
-          </a:effectLst>
-          <a:scene3d>
-            <a:camera prst="orthographicFront">
-              <a:rot lat="0" lon="0" rev="0"/>
-            </a:camera>
-            <a:lightRig rig="threePt" dir="t">
-              <a:rot lat="0" lon="0" rev="1200000"/>
-            </a:lightRig>
-          </a:scene3d>
-          <a:sp3d>
-            <a:bevelT w="63500" h="25400"/>
-          </a:sp3d>
         </a:effectStyle>
       </a:effectStyleLst>
       <a:bgFillStyleLst>
         <a:solidFill>
           <a:schemeClr val="phClr"/>
         </a:solidFill>
+        <a:solidFill>
+          <a:schemeClr val="phClr">
+            <a:tint val="95000"/>
+            <a:satMod val="170000"/>
+          </a:schemeClr>
+        </a:solidFill>
         <a:gradFill rotWithShape="1">
           <a:gsLst>
             <a:gs pos="0">
               <a:schemeClr val="phClr">
-                <a:tint val="40000"/>
-                <a:satMod val="350000"/>
+                <a:tint val="93000"/>
+                <a:satMod val="150000"/>
+                <a:shade val="98000"/>
+                <a:lumMod val="102000"/>
               </a:schemeClr>
             </a:gs>
-            <a:gs pos="40000">
+            <a:gs pos="50000">
               <a:schemeClr val="phClr">
-                <a:tint val="45000"/>
-                <a:shade val="99000"/>
-                <a:satMod val="350000"/>
+                <a:tint val="98000"/>
+                <a:satMod val="130000"/>
+                <a:shade val="90000"/>
+                <a:lumMod val="103000"/>
               </a:schemeClr>
             </a:gs>
             <a:gs pos="100000">
               <a:schemeClr val="phClr">
-                <a:shade val="20000"/>
-                <a:satMod val="255000"/>
+                <a:shade val="63000"/>
+                <a:satMod val="120000"/>
               </a:schemeClr>
             </a:gs>
           </a:gsLst>
-          <a:path path="circle">
-            <a:fillToRect l="50000" t="-80000" r="50000" b="180000"/>
-          </a:path>
-        </a:gradFill>
-        <a:gradFill rotWithShape="1">
-          <a:gsLst>
-            <a:gs pos="0">
-              <a:schemeClr val="phClr">
-                <a:tint val="80000"/>
-                <a:satMod val="300000"/>
-              </a:schemeClr>
-            </a:gs>
-            <a:gs pos="100000">
-              <a:schemeClr val="phClr">
-                <a:shade val="30000"/>
-                <a:satMod val="200000"/>
-              </a:schemeClr>
-            </a:gs>
-          </a:gsLst>
-          <a:path path="circle">
-            <a:fillToRect l="50000" t="50000" r="50000" b="50000"/>
-          </a:path>
+          <a:lin ang="5400000" scaled="0"/>
         </a:gradFill>
       </a:bgFillStyleLst>
     </a:fmtScheme>
   </a:themeElements>
-  <a:objectDefaults>
-    <a:spDef>
-      <a:spPr/>
-      <a:bodyPr/>
-      <a:lstStyle/>
-      <a:style>
-        <a:lnRef idx="1">
-          <a:schemeClr val="accent1"/>
-        </a:lnRef>
-        <a:fillRef idx="3">
-          <a:schemeClr val="accent1"/>
-        </a:fillRef>
-        <a:effectRef idx="2">
-          <a:schemeClr val="accent1"/>
-        </a:effectRef>
-        <a:fontRef idx="minor">
-          <a:schemeClr val="lt1"/>
-        </a:fontRef>
-      </a:style>
-    </a:spDef>
-    <a:lnDef>
-      <a:spPr/>
-      <a:bodyPr/>
-      <a:lstStyle/>
-      <a:style>
-        <a:lnRef idx="2">
-          <a:schemeClr val="accent1"/>
-        </a:lnRef>
-        <a:fillRef idx="0">
-          <a:schemeClr val="accent1"/>
-        </a:fillRef>
-        <a:effectRef idx="1">
-          <a:schemeClr val="accent1"/>
-        </a:effectRef>
-        <a:fontRef idx="minor">
-          <a:schemeClr val="tx1"/>
-        </a:fontRef>
-      </a:style>
-    </a:lnDef>
-  </a:objectDefaults>
+  <a:objectDefaults/>
   <a:extraClrSchemeLst/>
+  <a:extLst>
+    <a:ext uri="{05A4C25C-085E-4340-85A3-A5531E510DB2}">
+      <thm15:themeFamily xmlns:thm15="http://schemas.microsoft.com/office/thememl/2012/main" name="Office Theme" id="{2E142A2C-CD16-42D6-873A-C26D2A0506FA}" vid="{1BDDFF52-6CD6-40A5-AB3C-68EB2F1E4D0A}"/>
+    </a:ext>
+  </a:extLst>
 </a:theme>
 </file>